--- a/docs/ERPNext_Vehicle_Management_System_Documentation.docx
+++ b/docs/ERPNext_Vehicle_Management_System_Documentation.docx
@@ -5587,8 +5587,138 @@
           <w:color w:val="2563EB"/>
           <w:sz w:val="32"/>
         </w:rPr>
-        <w:t>3. Standard Operating Procedures (SOP)</w:t>
-      </w:r>
+        <w:t>3. Order to Cash (O2C) Enterprise Process Flow</w:t>
+      </w:r>
+    </w:p>
+    <w:p>
+      <w:pPr>
+        <w:spacing w:before="40" w:after="80" w:line="276" w:lineRule="auto"/>
+      </w:pPr>
+      <w:r>
+        <w:t xml:space="preserve">The </w:t>
+      </w:r>
+      <w:r>
+        <w:rPr>
+          <w:b/>
+        </w:rPr>
+        <w:t>Order to Cash (O2C)</w:t>
+      </w:r>
+      <w:r>
+        <w:t xml:space="preserve"> process orchestrates all customer-facing transactions across two distinct operational tracks: </w:t>
+      </w:r>
+      <w:r>
+        <w:rPr>
+          <w:b/>
+        </w:rPr>
+        <w:t>Track A: Retail &amp; Walk-in Cash/Card Customers</w:t>
+      </w:r>
+      <w:r>
+        <w:t xml:space="preserve"> (instant counter settlement) and </w:t>
+      </w:r>
+      <w:r>
+        <w:rPr>
+          <w:b/>
+        </w:rPr>
+        <w:t>Track B: Commercial Fleet &amp; Corporate Credit Accounts</w:t>
+      </w:r>
+      <w:r>
+        <w:t xml:space="preserve"> (quotation, sales order, terms, and receivable aging).</w:t>
+      </w:r>
+    </w:p>
+    <w:tbl>
+      <w:tblPr>
+        <w:tblW w:type="auto" w:w="0"/>
+        <w:jc w:val="center"/>
+        <w:tblLook w:firstColumn="1" w:firstRow="1" w:lastColumn="0" w:lastRow="0" w:noHBand="0" w:noVBand="1" w:val="04A0"/>
+      </w:tblPr>
+      <w:tblGrid>
+        <w:gridCol w:w="9360"/>
+      </w:tblGrid>
+      <w:tr>
+        <w:tc>
+          <w:tcPr>
+            <w:tcW w:type="dxa" w:w="9360"/>
+            <w:shd w:fill="F1F5F9"/>
+            <w:tcMar>
+              <w:top w:w="120" w:type="dxa"/>
+              <w:bottom w:w="120" w:type="dxa"/>
+              <w:left w:w="180" w:type="dxa"/>
+              <w:right w:w="180" w:type="dxa"/>
+            </w:tcMar>
+          </w:tcPr>
+          <w:p>
+            <w:pPr>
+              <w:spacing w:before="40" w:after="40" w:line="252" w:lineRule="auto"/>
+            </w:pPr>
+            <w:r>
+              <w:rPr>
+                <w:rFonts w:ascii="Consolas" w:hAnsi="Consolas"/>
+                <w:color w:val="0F172A"/>
+                <w:sz w:val="18"/>
+              </w:rPr>
+              <w:t>graph TD</w:t>
+              <w:br/>
+              <w:t xml:space="preserve">    subgraph "Intake &amp; Identification"</w:t>
+              <w:br/>
+              <w:t xml:space="preserve">        O1["Customer Inquiry / Drive-in"] --&gt; O2["Customer Vehicle Lookup / Registration&lt;br/&gt;(Plate No., Specs, Mileage)"]</w:t>
+              <w:br/>
+              <w:t xml:space="preserve">        O2 --&gt; O3["Intake Inspection &amp; Service Estimation&lt;br/&gt;(Vehicle Inspection &amp; Vehicle Estimate)"]</w:t>
+              <w:br/>
+              <w:t xml:space="preserve">    end</w:t>
+              <w:br/>
+              <w:br/>
+              <w:t xml:space="preserve">    subgraph "Sales Channel Routing"</w:t>
+              <w:br/>
+              <w:t xml:space="preserve">        O3 --&gt;|Retail / Walk-in| O4A["Touchscreen POS Terminal&lt;br/&gt;(/pos-terminal or /desk/vehicle_pos)"]</w:t>
+              <w:br/>
+              <w:t xml:space="preserve">        O3 --&gt;|Fleet / B2B Terms| O4B["Quotation -&gt; Sales Order&lt;br/&gt;(Credit limit &amp; terms verification)"]</w:t>
+              <w:br/>
+              <w:t xml:space="preserve">    end</w:t>
+              <w:br/>
+              <w:br/>
+              <w:t xml:space="preserve">    subgraph "Execution &amp; Bay Service"</w:t>
+              <w:br/>
+              <w:t xml:space="preserve">        O4A --&gt; O5A["Express Tire Bay / Counter Sale"]</w:t>
+              <w:br/>
+              <w:t xml:space="preserve">        O4B --&gt; O5B["Vehicle Job Order Dispatch&lt;br/&gt;(Bay technician assignment &amp; parts requisitions)"]</w:t>
+              <w:br/>
+              <w:t xml:space="preserve">    end</w:t>
+              <w:br/>
+              <w:br/>
+              <w:t xml:space="preserve">    subgraph "Fulfillment &amp; Invoicing"</w:t>
+              <w:br/>
+              <w:t xml:space="preserve">        O5A --&gt; O6A["Vehicle POS Invoice (VMSPOS-...)&lt;br/&gt;+ ERPNext POS Invoice (ACC-PSINV-...)"]</w:t>
+              <w:br/>
+              <w:t xml:space="preserve">        O5B --&gt; O6B["Delivery Note / Standard Sales Invoice&lt;br/&gt;(ACC-SINV-...)"]</w:t>
+              <w:br/>
+              <w:t xml:space="preserve">    end</w:t>
+              <w:br/>
+              <w:br/>
+              <w:t xml:space="preserve">    subgraph "Financial &amp; Ledger Settlement"</w:t>
+              <w:br/>
+              <w:t xml:space="preserve">        O6A --&gt; O7A["Immediate Cash / GCash / Card Settlement&lt;br/&gt;(GL: Cash Dr / Sales Cr / Stock Ledger Decrement)"]</w:t>
+              <w:br/>
+              <w:t xml:space="preserve">        O6B --&gt; O7B["Accounts Receivable Aging (30/60 Days)&lt;br/&gt;(Payment Entry settlement against Fleet account)"]</w:t>
+              <w:br/>
+              <w:t xml:space="preserve">    end</w:t>
+              <w:br/>
+              <w:br/>
+              <w:t xml:space="preserve">    subgraph "Reporting &amp; Analytics"</w:t>
+              <w:br/>
+              <w:t xml:space="preserve">        O7A --&gt; O8["Executive Dashboard &amp; Daily POS Register"]</w:t>
+              <w:br/>
+              <w:t xml:space="preserve">        O7B --&gt; O8</w:t>
+              <w:br/>
+              <w:t xml:space="preserve">    end</w:t>
+            </w:r>
+          </w:p>
+        </w:tc>
+      </w:tr>
+    </w:tbl>
+    <w:p>
+      <w:pPr>
+        <w:spacing w:after="80"/>
+      </w:pPr>
     </w:p>
     <w:p>
       <w:pPr>
@@ -5602,7 +5732,22 @@
           <w:color w:val="0F172A"/>
           <w:sz w:val="26"/>
         </w:rPr>
-        <w:t>SOP-01: Cashier Sign-In &amp; Shift Initiation</w:t>
+        <w:t>Detailed Order to Cash Workflow Steps:</w:t>
+      </w:r>
+    </w:p>
+    <w:p>
+      <w:pPr>
+        <w:pStyle w:val="Heading3"/>
+        <w:spacing w:before="160" w:after="40"/>
+      </w:pPr>
+      <w:r>
+        <w:rPr>
+          <w:rFonts w:ascii="Calibri" w:hAnsi="Calibri"/>
+          <w:b/>
+          <w:color w:val="334155"/>
+          <w:sz w:val="22"/>
+        </w:rPr>
+        <w:t>Step 1: Customer &amp; Vehicle Intake</w:t>
       </w:r>
     </w:p>
     <w:p>
@@ -5612,13 +5757,17 @@
         <w:ind w:left="360"/>
       </w:pPr>
       <w:r>
-        <w:rPr>
-          <w:b/>
-        </w:rPr>
-        <w:t>Access Point</w:t>
-      </w:r>
-      <w:r>
-        <w:t xml:space="preserve">: Open </w:t>
+        <w:t>Customer drives into the branch or calls for inquiry.</w:t>
+      </w:r>
+    </w:p>
+    <w:p>
+      <w:pPr>
+        <w:pStyle w:val="ListNumber"/>
+        <w:spacing w:before="20" w:after="40" w:line="276" w:lineRule="auto"/>
+        <w:ind w:left="360"/>
+      </w:pPr>
+      <w:r>
+        <w:t xml:space="preserve">Cashier/Service Advisor searches for the plate number in </w:t>
       </w:r>
       <w:r>
         <w:rPr>
@@ -5626,10 +5775,55 @@
           <w:color w:val="C2410C"/>
           <w:sz w:val="19"/>
         </w:rPr>
-        <w:t>http://38.247.138.224:10017/pos-terminal</w:t>
-      </w:r>
-      <w:r>
-        <w:t xml:space="preserve"> (or </w:t>
+        <w:t>Customer Vehicle</w:t>
+      </w:r>
+      <w:r>
+        <w:t>.</w:t>
+      </w:r>
+    </w:p>
+    <w:p>
+      <w:pPr>
+        <w:pStyle w:val="ListNumber"/>
+        <w:spacing w:before="20" w:after="40" w:line="276" w:lineRule="auto"/>
+        <w:ind w:left="360"/>
+      </w:pPr>
+      <w:r>
+        <w:t>If new, the vehicle is created with plate number, make, model, year, VIN/chassis number, engine number, and linked customer. Space normalization automatically cleans customer strings.</w:t>
+      </w:r>
+    </w:p>
+    <w:p>
+      <w:pPr>
+        <w:pStyle w:val="ListNumber"/>
+        <w:spacing w:before="20" w:after="40" w:line="276" w:lineRule="auto"/>
+        <w:ind w:left="360"/>
+      </w:pPr>
+      <w:r>
+        <w:t>Odometer reading is recorded to evaluate maintenance milestones.</w:t>
+      </w:r>
+    </w:p>
+    <w:p>
+      <w:pPr>
+        <w:pStyle w:val="Heading3"/>
+        <w:spacing w:before="160" w:after="40"/>
+      </w:pPr>
+      <w:r>
+        <w:rPr>
+          <w:rFonts w:ascii="Calibri" w:hAnsi="Calibri"/>
+          <w:b/>
+          <w:color w:val="334155"/>
+          <w:sz w:val="22"/>
+        </w:rPr>
+        <w:t>Step 2: Intake Inspection &amp; Pre-Service Estimation</w:t>
+      </w:r>
+    </w:p>
+    <w:p>
+      <w:pPr>
+        <w:pStyle w:val="ListNumber"/>
+        <w:spacing w:before="20" w:after="40" w:line="276" w:lineRule="auto"/>
+        <w:ind w:left="360"/>
+      </w:pPr>
+      <w:r>
+        <w:t xml:space="preserve">For mechanical and PMS repairs, Service Advisor executes a </w:t>
       </w:r>
       <w:r>
         <w:rPr>
@@ -5637,10 +5831,10 @@
           <w:color w:val="C2410C"/>
           <w:sz w:val="19"/>
         </w:rPr>
-        <w:t>/desk/vehicle_pos</w:t>
-      </w:r>
-      <w:r>
-        <w:t xml:space="preserve"> inside Desk).</w:t>
+        <w:t>Vehicle Inspection</w:t>
+      </w:r>
+      <w:r>
+        <w:t xml:space="preserve"> based on standard checklist templates.</w:t>
       </w:r>
     </w:p>
     <w:p>
@@ -5650,10 +5844,78 @@
         <w:ind w:left="360"/>
       </w:pPr>
       <w:r>
-        <w:rPr>
+        <w:t xml:space="preserve">An electronic </w:t>
+      </w:r>
+      <w:r>
+        <w:rPr>
+          <w:rFonts w:ascii="Consolas" w:hAnsi="Consolas"/>
+          <w:color w:val="C2410C"/>
+          <w:sz w:val="19"/>
+        </w:rPr>
+        <w:t>Vehicle Estimate</w:t>
+      </w:r>
+      <w:r>
+        <w:t xml:space="preserve"> is drafted containing recommended labor tasks (</w:t>
+      </w:r>
+      <w:r>
+        <w:rPr>
+          <w:rFonts w:ascii="Consolas" w:hAnsi="Consolas"/>
+          <w:color w:val="C2410C"/>
+          <w:sz w:val="19"/>
+        </w:rPr>
+        <w:t>Job Order Service Item</w:t>
+      </w:r>
+      <w:r>
+        <w:t>) and required parts (</w:t>
+      </w:r>
+      <w:r>
+        <w:rPr>
+          <w:rFonts w:ascii="Consolas" w:hAnsi="Consolas"/>
+          <w:color w:val="C2410C"/>
+          <w:sz w:val="19"/>
+        </w:rPr>
+        <w:t>Job Order Part Item</w:t>
+      </w:r>
+      <w:r>
+        <w:t>).</w:t>
+      </w:r>
+    </w:p>
+    <w:p>
+      <w:pPr>
+        <w:pStyle w:val="ListNumber"/>
+        <w:spacing w:before="20" w:after="40" w:line="276" w:lineRule="auto"/>
+        <w:ind w:left="360"/>
+      </w:pPr>
+      <w:r>
+        <w:t>Customer receives estimate via SMS/Email or printed sheet for formal approval.</w:t>
+      </w:r>
+    </w:p>
+    <w:p>
+      <w:pPr>
+        <w:pStyle w:val="Heading3"/>
+        <w:spacing w:before="160" w:after="40"/>
+      </w:pPr>
+      <w:r>
+        <w:rPr>
+          <w:rFonts w:ascii="Calibri" w:hAnsi="Calibri"/>
           <w:b/>
-        </w:rPr>
-        <w:t>Authentication Options</w:t>
+          <w:color w:val="334155"/>
+          <w:sz w:val="22"/>
+        </w:rPr>
+        <w:t>Step 3: Sales Channel Execution</w:t>
+      </w:r>
+    </w:p>
+    <w:p>
+      <w:pPr>
+        <w:pStyle w:val="ListBullet"/>
+        <w:spacing w:before="20" w:after="40" w:line="276" w:lineRule="auto"/>
+        <w:ind w:left="360"/>
+      </w:pPr>
+      <w:r>
+        <w:rPr>
+          <w:b/>
+        </w:rPr>
+        <w:t>Track A (Retail Walk-in &amp; Express Tire/Battery Counter)</w:t>
       </w:r>
       <w:r>
         <w:t>:</w:t>
@@ -5666,13 +5928,7 @@
         <w:ind w:left="720"/>
       </w:pPr>
       <w:r>
-        <w:rPr>
-          <w:b/>
-        </w:rPr>
-        <w:t>2D Barcode Gun</w:t>
-      </w:r>
-      <w:r>
-        <w:t>: Scan physical laminated QR employee badge.</w:t>
+        <w:t>Customer orders tires, batteries, lubricants, or express tire mounting/balancing.</w:t>
       </w:r>
     </w:p>
     <w:p>
@@ -5682,22 +5938,27 @@
         <w:ind w:left="720"/>
       </w:pPr>
       <w:r>
+        <w:t xml:space="preserve">Cashier pulls up vehicle plate in the </w:t>
+      </w:r>
+      <w:r>
         <w:rPr>
           <w:b/>
         </w:rPr>
-        <w:t>Webcam / Mobile Camera</w:t>
-      </w:r>
-      <w:r>
-        <w:t xml:space="preserve">: Click </w:t>
-      </w:r>
-      <w:r>
-        <w:rPr>
-          <w:b/>
-        </w:rPr>
-        <w:t>📷 Scan QR Code / Camera</w:t>
-      </w:r>
-      <w:r>
-        <w:t>, allow camera permissions, and present ID badge to lens.</w:t>
+        <w:t>POS Terminal</w:t>
+      </w:r>
+      <w:r>
+        <w:t xml:space="preserve"> (</w:t>
+      </w:r>
+      <w:r>
+        <w:rPr>
+          <w:rFonts w:ascii="Consolas" w:hAnsi="Consolas"/>
+          <w:color w:val="C2410C"/>
+          <w:sz w:val="19"/>
+        </w:rPr>
+        <w:t>/pos-terminal</w:t>
+      </w:r>
+      <w:r>
+        <w:t>).</w:t>
       </w:r>
     </w:p>
     <w:p>
@@ -5707,13 +5968,109 @@
         <w:ind w:left="720"/>
       </w:pPr>
       <w:r>
+        <w:t xml:space="preserve">Toggles </w:t>
+      </w:r>
+      <w:r>
         <w:rPr>
           <w:b/>
         </w:rPr>
-        <w:t>Credentials / PIN</w:t>
-      </w:r>
-      <w:r>
-        <w:t>: Enter system username/email and password.</w:t>
+        <w:t>In Stock: ON</w:t>
+      </w:r>
+      <w:r>
+        <w:t xml:space="preserve"> to verify immediate warehouse on-hand stock for the branch.</w:t>
+      </w:r>
+    </w:p>
+    <w:p>
+      <w:pPr>
+        <w:pStyle w:val="ListBullet"/>
+        <w:spacing w:before="20" w:after="40" w:line="276" w:lineRule="auto"/>
+        <w:ind w:left="720"/>
+      </w:pPr>
+      <w:r>
+        <w:t>Cashier selects items, applies valid bundle discounts, and reviews bill summary.</w:t>
+      </w:r>
+    </w:p>
+    <w:p>
+      <w:pPr>
+        <w:pStyle w:val="ListBullet"/>
+        <w:spacing w:before="20" w:after="40" w:line="276" w:lineRule="auto"/>
+        <w:ind w:left="360"/>
+      </w:pPr>
+      <w:r>
+        <w:rPr>
+          <w:b/>
+        </w:rPr>
+        <w:t>Track B (Corporate Fleet &amp; B2B Commercial Accounts)</w:t>
+      </w:r>
+      <w:r>
+        <w:t>:</w:t>
+      </w:r>
+    </w:p>
+    <w:p>
+      <w:pPr>
+        <w:pStyle w:val="ListBullet"/>
+        <w:spacing w:before="20" w:after="40" w:line="276" w:lineRule="auto"/>
+        <w:ind w:left="720"/>
+      </w:pPr>
+      <w:r>
+        <w:t xml:space="preserve">Formal </w:t>
+      </w:r>
+      <w:r>
+        <w:rPr>
+          <w:rFonts w:ascii="Consolas" w:hAnsi="Consolas"/>
+          <w:color w:val="C2410C"/>
+          <w:sz w:val="19"/>
+        </w:rPr>
+        <w:t>Quotation</w:t>
+      </w:r>
+      <w:r>
+        <w:t xml:space="preserve"> is issued and approved by fleet customer.</w:t>
+      </w:r>
+    </w:p>
+    <w:p>
+      <w:pPr>
+        <w:pStyle w:val="ListBullet"/>
+        <w:spacing w:before="20" w:after="40" w:line="276" w:lineRule="auto"/>
+        <w:ind w:left="720"/>
+      </w:pPr>
+      <w:r>
+        <w:t xml:space="preserve">Converted into a confirmed </w:t>
+      </w:r>
+      <w:r>
+        <w:rPr>
+          <w:rFonts w:ascii="Consolas" w:hAnsi="Consolas"/>
+          <w:color w:val="C2410C"/>
+          <w:sz w:val="19"/>
+        </w:rPr>
+        <w:t>Sales Order</w:t>
+      </w:r>
+      <w:r>
+        <w:t>. The system checks the customer's credit limit and outstanding balance before booking.</w:t>
+      </w:r>
+    </w:p>
+    <w:p>
+      <w:pPr>
+        <w:pStyle w:val="ListBullet"/>
+        <w:spacing w:before="20" w:after="40" w:line="276" w:lineRule="auto"/>
+        <w:ind w:left="720"/>
+      </w:pPr>
+      <w:r>
+        <w:t>Stock is allocated and reserved in warehouse inventory.</w:t>
+      </w:r>
+    </w:p>
+    <w:p>
+      <w:pPr>
+        <w:pStyle w:val="Heading3"/>
+        <w:spacing w:before="160" w:after="40"/>
+      </w:pPr>
+      <w:r>
+        <w:rPr>
+          <w:rFonts w:ascii="Calibri" w:hAnsi="Calibri"/>
+          <w:b/>
+          <w:color w:val="334155"/>
+          <w:sz w:val="22"/>
+        </w:rPr>
+        <w:t>Step 4: Workshop Bay Execution &amp; Parts Consumption</w:t>
       </w:r>
     </w:p>
     <w:p>
@@ -5723,13 +6080,7 @@
         <w:ind w:left="360"/>
       </w:pPr>
       <w:r>
-        <w:rPr>
-          <w:b/>
-        </w:rPr>
-        <w:t>Shift Validation</w:t>
-      </w:r>
-      <w:r>
-        <w:t xml:space="preserve">: The system verifies if an open </w:t>
+        <w:t xml:space="preserve">For work requiring bay time, a </w:t>
       </w:r>
       <w:r>
         <w:rPr>
@@ -5737,10 +6088,21 @@
           <w:color w:val="C2410C"/>
           <w:sz w:val="19"/>
         </w:rPr>
-        <w:t>POS Opening Entry</w:t>
-      </w:r>
-      <w:r>
-        <w:t xml:space="preserve"> exists. If not, one is generated automatically for the active branch.</w:t>
+        <w:t>Vehicle Job Order</w:t>
+      </w:r>
+      <w:r>
+        <w:t xml:space="preserve"> is generated in status </w:t>
+      </w:r>
+      <w:r>
+        <w:rPr>
+          <w:rFonts w:ascii="Consolas" w:hAnsi="Consolas"/>
+          <w:color w:val="C2410C"/>
+          <w:sz w:val="19"/>
+        </w:rPr>
+        <w:t>In Progress</w:t>
+      </w:r>
+      <w:r>
+        <w:t>.</w:t>
       </w:r>
     </w:p>
     <w:p>
@@ -5750,23 +6112,390 @@
         <w:ind w:left="360"/>
       </w:pPr>
       <w:r>
-        <w:rPr>
+        <w:t>Assigned technician draws required tires, motor oils, and filters from branch warehouse stores.</w:t>
+      </w:r>
+    </w:p>
+    <w:p>
+      <w:pPr>
+        <w:pStyle w:val="ListNumber"/>
+        <w:spacing w:before="20" w:after="40" w:line="276" w:lineRule="auto"/>
+        <w:ind w:left="360"/>
+      </w:pPr>
+      <w:r>
+        <w:t xml:space="preserve">If parts are missing, status moves to </w:t>
+      </w:r>
+      <w:r>
+        <w:rPr>
+          <w:rFonts w:ascii="Consolas" w:hAnsi="Consolas"/>
+          <w:color w:val="C2410C"/>
+          <w:sz w:val="19"/>
+        </w:rPr>
+        <w:t>Pending Parts</w:t>
+      </w:r>
+      <w:r>
+        <w:t xml:space="preserve"> until warehouse replenishment arrives.</w:t>
+      </w:r>
+    </w:p>
+    <w:p>
+      <w:pPr>
+        <w:pStyle w:val="ListNumber"/>
+        <w:spacing w:before="20" w:after="40" w:line="276" w:lineRule="auto"/>
+        <w:ind w:left="360"/>
+      </w:pPr>
+      <w:r>
+        <w:t xml:space="preserve">Upon mechanical completion and test run, status updates to </w:t>
+      </w:r>
+      <w:r>
+        <w:rPr>
+          <w:rFonts w:ascii="Consolas" w:hAnsi="Consolas"/>
+          <w:color w:val="C2410C"/>
+          <w:sz w:val="19"/>
+        </w:rPr>
+        <w:t>Completed</w:t>
+      </w:r>
+      <w:r>
+        <w:t>.</w:t>
+      </w:r>
+    </w:p>
+    <w:p>
+      <w:pPr>
+        <w:pStyle w:val="Heading3"/>
+        <w:spacing w:before="160" w:after="40"/>
+      </w:pPr>
+      <w:r>
+        <w:rPr>
+          <w:rFonts w:ascii="Calibri" w:hAnsi="Calibri"/>
           <w:b/>
-        </w:rPr>
-        <w:t>Digital Badge Generation</w:t>
-      </w:r>
-      <w:r>
-        <w:t xml:space="preserve">: Cashiers can visit the </w:t>
-      </w:r>
+          <w:color w:val="334155"/>
+          <w:sz w:val="22"/>
+        </w:rPr>
+        <w:t>Step 5: Dual-Ledger Invoicing</w:t>
+      </w:r>
+    </w:p>
+    <w:p>
+      <w:pPr>
+        <w:pStyle w:val="ListBullet"/>
+        <w:spacing w:before="20" w:after="40" w:line="276" w:lineRule="auto"/>
+        <w:ind w:left="360"/>
+      </w:pPr>
       <w:r>
         <w:rPr>
           <w:b/>
         </w:rPr>
-        <w:t>👤 Cashier Profile</w:t>
-      </w:r>
-      <w:r>
-        <w:t xml:space="preserve"> tab to view their official badge with photo, employee ID, and SVG QR code, with direct options to print or download SVG.</w:t>
-      </w:r>
+        <w:t>Counter POS</w:t>
+      </w:r>
+      <w:r>
+        <w:t>:</w:t>
+      </w:r>
+    </w:p>
+    <w:p>
+      <w:pPr>
+        <w:pStyle w:val="ListBullet"/>
+        <w:spacing w:before="20" w:after="40" w:line="276" w:lineRule="auto"/>
+        <w:ind w:left="720"/>
+      </w:pPr>
+      <w:r>
+        <w:t xml:space="preserve">Cashier clicks </w:t>
+      </w:r>
+      <w:r>
+        <w:rPr>
+          <w:b/>
+        </w:rPr>
+        <w:t>Complete Sale</w:t>
+      </w:r>
+      <w:r>
+        <w:t xml:space="preserve"> with payment tender (Cash, Card, GCash, Bank).</w:t>
+      </w:r>
+    </w:p>
+    <w:p>
+      <w:pPr>
+        <w:pStyle w:val="ListBullet"/>
+        <w:spacing w:before="20" w:after="40" w:line="276" w:lineRule="auto"/>
+        <w:ind w:left="720"/>
+      </w:pPr>
+      <w:r>
+        <w:t xml:space="preserve">System concurrently creates </w:t>
+      </w:r>
+      <w:r>
+        <w:rPr>
+          <w:rFonts w:ascii="Consolas" w:hAnsi="Consolas"/>
+          <w:color w:val="C2410C"/>
+          <w:sz w:val="19"/>
+        </w:rPr>
+        <w:t>Vehicle POS Invoice</w:t>
+      </w:r>
+      <w:r>
+        <w:t xml:space="preserve"> and auto-submits official ERPNext </w:t>
+      </w:r>
+      <w:r>
+        <w:rPr>
+          <w:rFonts w:ascii="Consolas" w:hAnsi="Consolas"/>
+          <w:color w:val="C2410C"/>
+          <w:sz w:val="19"/>
+        </w:rPr>
+        <w:t>POS Invoice</w:t>
+      </w:r>
+      <w:r>
+        <w:t>.</w:t>
+      </w:r>
+    </w:p>
+    <w:p>
+      <w:pPr>
+        <w:pStyle w:val="ListBullet"/>
+        <w:spacing w:before="20" w:after="40" w:line="276" w:lineRule="auto"/>
+        <w:ind w:left="720"/>
+      </w:pPr>
+      <w:r>
+        <w:t xml:space="preserve">Warehouse inventory is decremented immediately from </w:t>
+      </w:r>
+      <w:r>
+        <w:rPr>
+          <w:rFonts w:ascii="Consolas" w:hAnsi="Consolas"/>
+          <w:color w:val="C2410C"/>
+          <w:sz w:val="19"/>
+        </w:rPr>
+        <w:t>tabBin</w:t>
+      </w:r>
+      <w:r>
+        <w:t>.</w:t>
+      </w:r>
+    </w:p>
+    <w:p>
+      <w:pPr>
+        <w:pStyle w:val="ListBullet"/>
+        <w:spacing w:before="20" w:after="40" w:line="276" w:lineRule="auto"/>
+        <w:ind w:left="360"/>
+      </w:pPr>
+      <w:r>
+        <w:rPr>
+          <w:b/>
+        </w:rPr>
+        <w:t>Fleet Billing</w:t>
+      </w:r>
+      <w:r>
+        <w:t>:</w:t>
+      </w:r>
+    </w:p>
+    <w:p>
+      <w:pPr>
+        <w:pStyle w:val="ListBullet"/>
+        <w:spacing w:before="20" w:after="40" w:line="276" w:lineRule="auto"/>
+        <w:ind w:left="720"/>
+      </w:pPr>
+      <w:r>
+        <w:t xml:space="preserve">Service Advisor marks Job Order </w:t>
+      </w:r>
+      <w:r>
+        <w:rPr>
+          <w:rFonts w:ascii="Consolas" w:hAnsi="Consolas"/>
+          <w:color w:val="C2410C"/>
+          <w:sz w:val="19"/>
+        </w:rPr>
+        <w:t>Released</w:t>
+      </w:r>
+      <w:r>
+        <w:t>.</w:t>
+      </w:r>
+    </w:p>
+    <w:p>
+      <w:pPr>
+        <w:pStyle w:val="ListBullet"/>
+        <w:spacing w:before="20" w:after="40" w:line="276" w:lineRule="auto"/>
+        <w:ind w:left="720"/>
+      </w:pPr>
+      <w:r>
+        <w:t xml:space="preserve">Generates standard </w:t>
+      </w:r>
+      <w:r>
+        <w:rPr>
+          <w:rFonts w:ascii="Consolas" w:hAnsi="Consolas"/>
+          <w:color w:val="C2410C"/>
+          <w:sz w:val="19"/>
+        </w:rPr>
+        <w:t>Sales Invoice</w:t>
+      </w:r>
+      <w:r>
+        <w:t xml:space="preserve"> with 30-day payment term.</w:t>
+      </w:r>
+    </w:p>
+    <w:p>
+      <w:pPr>
+        <w:pStyle w:val="Heading3"/>
+        <w:spacing w:before="160" w:after="40"/>
+      </w:pPr>
+      <w:r>
+        <w:rPr>
+          <w:rFonts w:ascii="Calibri" w:hAnsi="Calibri"/>
+          <w:b/>
+          <w:color w:val="334155"/>
+          <w:sz w:val="22"/>
+        </w:rPr>
+        <w:t>Step 6: Payment Collection &amp; Ledger Posting</w:t>
+      </w:r>
+    </w:p>
+    <w:p>
+      <w:pPr>
+        <w:pStyle w:val="ListNumber"/>
+        <w:spacing w:before="20" w:after="40" w:line="276" w:lineRule="auto"/>
+        <w:ind w:left="360"/>
+      </w:pPr>
+      <w:r>
+        <w:t>Immediate tender generates payment entries into Cash/Bank accounts.</w:t>
+      </w:r>
+    </w:p>
+    <w:p>
+      <w:pPr>
+        <w:pStyle w:val="ListNumber"/>
+        <w:spacing w:before="20" w:after="40" w:line="276" w:lineRule="auto"/>
+        <w:ind w:left="360"/>
+      </w:pPr>
+      <w:r>
+        <w:t>Fleet receivables are tracked under Accounts Receivable aging.</w:t>
+      </w:r>
+    </w:p>
+    <w:p>
+      <w:pPr>
+        <w:pStyle w:val="ListNumber"/>
+        <w:spacing w:before="20" w:after="40" w:line="276" w:lineRule="auto"/>
+        <w:ind w:left="360"/>
+      </w:pPr>
+      <w:r>
+        <w:t xml:space="preserve">Collection is booked via </w:t>
+      </w:r>
+      <w:r>
+        <w:rPr>
+          <w:rFonts w:ascii="Consolas" w:hAnsi="Consolas"/>
+          <w:color w:val="C2410C"/>
+          <w:sz w:val="19"/>
+        </w:rPr>
+        <w:t>Payment Entry</w:t>
+      </w:r>
+      <w:r>
+        <w:t>, reconciling outstanding invoices and clearing customer ledger.</w:t>
+      </w:r>
+    </w:p>
+    <w:p>
+      <w:pPr>
+        <w:pStyle w:val="Heading1"/>
+        <w:spacing w:before="360" w:after="120"/>
+      </w:pPr>
+      <w:r>
+        <w:rPr>
+          <w:rFonts w:ascii="Calibri" w:hAnsi="Calibri"/>
+          <w:b/>
+          <w:color w:val="2563EB"/>
+          <w:sz w:val="32"/>
+        </w:rPr>
+        <w:t>4. Purchase to Pay (P2P) Enterprise Process Flow</w:t>
+      </w:r>
+    </w:p>
+    <w:p>
+      <w:pPr>
+        <w:spacing w:before="40" w:after="80" w:line="276" w:lineRule="auto"/>
+      </w:pPr>
+      <w:r>
+        <w:t xml:space="preserve">The </w:t>
+      </w:r>
+      <w:r>
+        <w:rPr>
+          <w:b/>
+        </w:rPr>
+        <w:t>Purchase to Pay (P2P)</w:t>
+      </w:r>
+      <w:r>
+        <w:t xml:space="preserve"> process manages the procurement lifecycle for tires (Michelin, Yokohama), automotive spare parts, bulk lubricants, and workshop consumables.</w:t>
+      </w:r>
+    </w:p>
+    <w:tbl>
+      <w:tblPr>
+        <w:tblW w:type="auto" w:w="0"/>
+        <w:jc w:val="center"/>
+        <w:tblLook w:firstColumn="1" w:firstRow="1" w:lastColumn="0" w:lastRow="0" w:noHBand="0" w:noVBand="1" w:val="04A0"/>
+      </w:tblPr>
+      <w:tblGrid>
+        <w:gridCol w:w="9360"/>
+      </w:tblGrid>
+      <w:tr>
+        <w:tc>
+          <w:tcPr>
+            <w:tcW w:type="dxa" w:w="9360"/>
+            <w:shd w:fill="F1F5F9"/>
+            <w:tcMar>
+              <w:top w:w="120" w:type="dxa"/>
+              <w:bottom w:w="120" w:type="dxa"/>
+              <w:left w:w="180" w:type="dxa"/>
+              <w:right w:w="180" w:type="dxa"/>
+            </w:tcMar>
+          </w:tcPr>
+          <w:p>
+            <w:pPr>
+              <w:spacing w:before="40" w:after="40" w:line="252" w:lineRule="auto"/>
+            </w:pPr>
+            <w:r>
+              <w:rPr>
+                <w:rFonts w:ascii="Consolas" w:hAnsi="Consolas"/>
+                <w:color w:val="0F172A"/>
+                <w:sz w:val="18"/>
+              </w:rPr>
+              <w:t>graph TD</w:t>
+              <w:br/>
+              <w:t xml:space="preserve">    subgraph "1. Requisition &amp; Need Identification"</w:t>
+              <w:br/>
+              <w:t xml:space="preserve">        P1["Low Stock Auto-Reorder / Bay Requisition"] --&gt; P2["Material Request (Purchase / Transfer)&lt;br/&gt;(Pending approval)"]</w:t>
+              <w:br/>
+              <w:t xml:space="preserve">    end</w:t>
+              <w:br/>
+              <w:br/>
+              <w:t xml:space="preserve">    subgraph "2. Sourcing &amp; Supplier Evaluation"</w:t>
+              <w:br/>
+              <w:t xml:space="preserve">        P2 --&gt; P3["Request for Quotation (RFQ)"]</w:t>
+              <w:br/>
+              <w:t xml:space="preserve">        P3 --&gt; P4["Supplier Quotation Analysis&lt;br/&gt;(Price, lead time, payment terms)"]</w:t>
+              <w:br/>
+              <w:t xml:space="preserve">    end</w:t>
+              <w:br/>
+              <w:br/>
+              <w:t xml:space="preserve">    subgraph "3. Purchase Ordering &amp; Governance"</w:t>
+              <w:br/>
+              <w:t xml:space="preserve">        P4 --&gt; P5["Purchase Order (PUR-ORD-...)"]</w:t>
+              <w:br/>
+              <w:t xml:space="preserve">        P5 --&gt; P6["Executive Dashboard Approval Workflow&lt;br/&gt;(PO threshold approval)"]</w:t>
+              <w:br/>
+              <w:t xml:space="preserve">    end</w:t>
+              <w:br/>
+              <w:br/>
+              <w:t xml:space="preserve">    subgraph "4. Inward Receiving &amp; Quality Check"</w:t>
+              <w:br/>
+              <w:t xml:space="preserve">        P6 --&gt; P7["Physical Delivery at Warehouse Dau / Branch"]</w:t>
+              <w:br/>
+              <w:t xml:space="preserve">        P7 --&gt; P8["Purchase Receipt / Goods Receipt Note (GRN)&lt;br/&gt;(Technical inspection, barcode labeling &amp; bin slotting)"]</w:t>
+              <w:br/>
+              <w:t xml:space="preserve">    end</w:t>
+              <w:br/>
+              <w:br/>
+              <w:t xml:space="preserve">    subgraph "5. Invoice Verification (3-Way Match)"</w:t>
+              <w:br/>
+              <w:t xml:space="preserve">        P8 --&gt; P9["Supplier Purchase Invoice (PUR-INV-...)&lt;br/&gt;(3-Way Match: PO vs Receipt vs Supplier Bill)"]</w:t>
+              <w:br/>
+              <w:t xml:space="preserve">    end</w:t>
+              <w:br/>
+              <w:br/>
+              <w:t xml:space="preserve">    subgraph "6. Disbursement &amp; Accounting"</w:t>
+              <w:br/>
+              <w:t xml:space="preserve">        P9 --&gt; P10["Payment Entry&lt;br/&gt;(Check, Bank Wire, Corporate ACH)"]</w:t>
+              <w:br/>
+              <w:t xml:space="preserve">        P10 --&gt; P11["General Ledger &amp; Stock Ledger Settlement&lt;br/&gt;(AP cleared, Landed Cost posted to Inventory)"]</w:t>
+              <w:br/>
+              <w:t xml:space="preserve">    end</w:t>
+            </w:r>
+          </w:p>
+        </w:tc>
+      </w:tr>
+    </w:tbl>
+    <w:p>
+      <w:pPr>
+        <w:spacing w:after="80"/>
+      </w:pPr>
     </w:p>
     <w:p>
       <w:pPr>
@@ -5780,7 +6509,22 @@
           <w:color w:val="0F172A"/>
           <w:sz w:val="26"/>
         </w:rPr>
-        <w:t>SOP-02: Counter Checkout &amp; Vehicle Service Linking</w:t>
+        <w:t>Detailed Purchase to Pay Workflow Steps:</w:t>
+      </w:r>
+    </w:p>
+    <w:p>
+      <w:pPr>
+        <w:pStyle w:val="Heading3"/>
+        <w:spacing w:before="160" w:after="40"/>
+      </w:pPr>
+      <w:r>
+        <w:rPr>
+          <w:rFonts w:ascii="Calibri" w:hAnsi="Calibri"/>
+          <w:b/>
+          <w:color w:val="334155"/>
+          <w:sz w:val="22"/>
+        </w:rPr>
+        <w:t>Step 1: Demand Sourcing &amp; Material Requests</w:t>
       </w:r>
     </w:p>
     <w:p>
@@ -5793,7 +6537,198 @@
         <w:rPr>
           <w:b/>
         </w:rPr>
-        <w:t>Vehicle Identification</w:t>
+        <w:t>Automated Re-order</w:t>
+      </w:r>
+      <w:r>
+        <w:t>: When actual stock in central warehouses (</w:t>
+      </w:r>
+      <w:r>
+        <w:rPr>
+          <w:rFonts w:ascii="Consolas" w:hAnsi="Consolas"/>
+          <w:color w:val="C2410C"/>
+          <w:sz w:val="19"/>
+        </w:rPr>
+        <w:t>Warehouse Dau</w:t>
+      </w:r>
+      <w:r>
+        <w:t xml:space="preserve">, </w:t>
+      </w:r>
+      <w:r>
+        <w:rPr>
+          <w:rFonts w:ascii="Consolas" w:hAnsi="Consolas"/>
+          <w:color w:val="C2410C"/>
+          <w:sz w:val="19"/>
+        </w:rPr>
+        <w:t>San Fernando Warehouse</w:t>
+      </w:r>
+      <w:r>
+        <w:t xml:space="preserve">, </w:t>
+      </w:r>
+      <w:r>
+        <w:rPr>
+          <w:rFonts w:ascii="Consolas" w:hAnsi="Consolas"/>
+          <w:color w:val="C2410C"/>
+          <w:sz w:val="19"/>
+        </w:rPr>
+        <w:t>Mexico Warehouse</w:t>
+      </w:r>
+      <w:r>
+        <w:t xml:space="preserve">) or branch stores falls below safety thresholds, ERPNext automatically drafts </w:t>
+      </w:r>
+      <w:r>
+        <w:rPr>
+          <w:rFonts w:ascii="Consolas" w:hAnsi="Consolas"/>
+          <w:color w:val="C2410C"/>
+          <w:sz w:val="19"/>
+        </w:rPr>
+        <w:t>Material Request</w:t>
+      </w:r>
+      <w:r>
+        <w:t xml:space="preserve"> records.</w:t>
+      </w:r>
+    </w:p>
+    <w:p>
+      <w:pPr>
+        <w:pStyle w:val="ListNumber"/>
+        <w:spacing w:before="20" w:after="40" w:line="276" w:lineRule="auto"/>
+        <w:ind w:left="360"/>
+      </w:pPr>
+      <w:r>
+        <w:rPr>
+          <w:b/>
+        </w:rPr>
+        <w:t>Workshop Bay Requisition</w:t>
+      </w:r>
+      <w:r>
+        <w:t xml:space="preserve">: When technicians require non-stock parts for a specific vehicle repair, a </w:t>
+      </w:r>
+      <w:r>
+        <w:rPr>
+          <w:rFonts w:ascii="Consolas" w:hAnsi="Consolas"/>
+          <w:color w:val="C2410C"/>
+          <w:sz w:val="19"/>
+        </w:rPr>
+        <w:t>Material Request</w:t>
+      </w:r>
+      <w:r>
+        <w:t xml:space="preserve"> linked to the Job Order is submitted.</w:t>
+      </w:r>
+    </w:p>
+    <w:p>
+      <w:pPr>
+        <w:pStyle w:val="Heading3"/>
+        <w:spacing w:before="160" w:after="40"/>
+      </w:pPr>
+      <w:r>
+        <w:rPr>
+          <w:rFonts w:ascii="Calibri" w:hAnsi="Calibri"/>
+          <w:b/>
+          <w:color w:val="334155"/>
+          <w:sz w:val="22"/>
+        </w:rPr>
+        <w:t>Step 2: Supplier Sourcing &amp; RFQ</w:t>
+      </w:r>
+    </w:p>
+    <w:p>
+      <w:pPr>
+        <w:pStyle w:val="ListNumber"/>
+        <w:spacing w:before="20" w:after="40" w:line="276" w:lineRule="auto"/>
+        <w:ind w:left="360"/>
+      </w:pPr>
+      <w:r>
+        <w:t xml:space="preserve">For bulk procurements or new product introductions, a </w:t>
+      </w:r>
+      <w:r>
+        <w:rPr>
+          <w:rFonts w:ascii="Consolas" w:hAnsi="Consolas"/>
+          <w:color w:val="C2410C"/>
+          <w:sz w:val="19"/>
+        </w:rPr>
+        <w:t>Request for Quotation (RFQ)</w:t>
+      </w:r>
+      <w:r>
+        <w:t xml:space="preserve"> is sent to authorized distributors.</w:t>
+      </w:r>
+    </w:p>
+    <w:p>
+      <w:pPr>
+        <w:pStyle w:val="ListNumber"/>
+        <w:spacing w:before="20" w:after="40" w:line="276" w:lineRule="auto"/>
+        <w:ind w:left="360"/>
+      </w:pPr>
+      <w:r>
+        <w:t xml:space="preserve">Submitted vendor bids are entered into </w:t>
+      </w:r>
+      <w:r>
+        <w:rPr>
+          <w:rFonts w:ascii="Consolas" w:hAnsi="Consolas"/>
+          <w:color w:val="C2410C"/>
+          <w:sz w:val="19"/>
+        </w:rPr>
+        <w:t>Supplier Quotation</w:t>
+      </w:r>
+      <w:r>
+        <w:t xml:space="preserve"> records for price and delivery lead-time comparison.</w:t>
+      </w:r>
+    </w:p>
+    <w:p>
+      <w:pPr>
+        <w:pStyle w:val="Heading3"/>
+        <w:spacing w:before="160" w:after="40"/>
+      </w:pPr>
+      <w:r>
+        <w:rPr>
+          <w:rFonts w:ascii="Calibri" w:hAnsi="Calibri"/>
+          <w:b/>
+          <w:color w:val="334155"/>
+          <w:sz w:val="22"/>
+        </w:rPr>
+        <w:t>Step 3: Purchase Order Execution &amp; Approval Hierarchy</w:t>
+      </w:r>
+    </w:p>
+    <w:p>
+      <w:pPr>
+        <w:pStyle w:val="ListNumber"/>
+        <w:spacing w:before="20" w:after="40" w:line="276" w:lineRule="auto"/>
+        <w:ind w:left="360"/>
+      </w:pPr>
+      <w:r>
+        <w:t xml:space="preserve">A formal </w:t>
+      </w:r>
+      <w:r>
+        <w:rPr>
+          <w:rFonts w:ascii="Consolas" w:hAnsi="Consolas"/>
+          <w:color w:val="C2410C"/>
+          <w:sz w:val="19"/>
+        </w:rPr>
+        <w:t>Purchase Order</w:t>
+      </w:r>
+      <w:r>
+        <w:t xml:space="preserve"> (</w:t>
+      </w:r>
+      <w:r>
+        <w:rPr>
+          <w:rFonts w:ascii="Consolas" w:hAnsi="Consolas"/>
+          <w:color w:val="C2410C"/>
+          <w:sz w:val="19"/>
+        </w:rPr>
+        <w:t>PUR-ORD-YYYY-#####</w:t>
+      </w:r>
+      <w:r>
+        <w:t>) is drafted specifying items, negotiated rates, delivery warehouse, and credit terms.</w:t>
+      </w:r>
+    </w:p>
+    <w:p>
+      <w:pPr>
+        <w:pStyle w:val="ListNumber"/>
+        <w:spacing w:before="20" w:after="40" w:line="276" w:lineRule="auto"/>
+        <w:ind w:left="360"/>
+      </w:pPr>
+      <w:r>
+        <w:rPr>
+          <w:b/>
+        </w:rPr>
+        <w:t>Approval Hierarchy</w:t>
       </w:r>
       <w:r>
         <w:t>:</w:t>
@@ -5806,7 +6741,45 @@
         <w:ind w:left="720"/>
       </w:pPr>
       <w:r>
-        <w:t xml:space="preserve">Type plate number into the vehicle search input (e.g. </w:t>
+        <w:t>POs under ₱50,000 are approved by Branch / Warehouse Managers.</w:t>
+      </w:r>
+    </w:p>
+    <w:p>
+      <w:pPr>
+        <w:pStyle w:val="ListBullet"/>
+        <w:spacing w:before="20" w:after="40" w:line="276" w:lineRule="auto"/>
+        <w:ind w:left="720"/>
+      </w:pPr>
+      <w:r>
+        <w:t xml:space="preserve">POs exceeding ₱50,000 enter the </w:t>
+      </w:r>
+      <w:r>
+        <w:rPr>
+          <w:b/>
+        </w:rPr>
+        <w:t>Executive Approvals Workflow</w:t>
+      </w:r>
+      <w:r>
+        <w:t xml:space="preserve"> and appear under the </w:t>
+      </w:r>
+      <w:r>
+        <w:rPr>
+          <w:b/>
+        </w:rPr>
+        <w:t>Approvals</w:t>
+      </w:r>
+      <w:r>
+        <w:t xml:space="preserve"> tab of the Executive Dashboard.</w:t>
+      </w:r>
+    </w:p>
+    <w:p>
+      <w:pPr>
+        <w:pStyle w:val="ListBullet"/>
+        <w:spacing w:before="20" w:after="40" w:line="276" w:lineRule="auto"/>
+        <w:ind w:left="720"/>
+      </w:pPr>
+      <w:r>
+        <w:t>Authorized executives review pending drafts directly via canonical desk links (</w:t>
       </w:r>
       <w:r>
         <w:rPr>
@@ -5814,10 +6787,45 @@
           <w:color w:val="C2410C"/>
           <w:sz w:val="19"/>
         </w:rPr>
-        <w:t>CAZ4232</w:t>
-      </w:r>
-      <w:r>
-        <w:t xml:space="preserve"> or </w:t>
+        <w:t>/desk/purchase-order?company=...</w:t>
+      </w:r>
+      <w:r>
+        <w:t>).</w:t>
+      </w:r>
+    </w:p>
+    <w:p>
+      <w:pPr>
+        <w:pStyle w:val="Heading3"/>
+        <w:spacing w:before="160" w:after="40"/>
+      </w:pPr>
+      <w:r>
+        <w:rPr>
+          <w:rFonts w:ascii="Calibri" w:hAnsi="Calibri"/>
+          <w:b/>
+          <w:color w:val="334155"/>
+          <w:sz w:val="22"/>
+        </w:rPr>
+        <w:t>Step 4: Physical Receiving, QC Inspection &amp; Bin Slotting</w:t>
+      </w:r>
+    </w:p>
+    <w:p>
+      <w:pPr>
+        <w:pStyle w:val="ListNumber"/>
+        <w:spacing w:before="20" w:after="40" w:line="276" w:lineRule="auto"/>
+        <w:ind w:left="360"/>
+      </w:pPr>
+      <w:r>
+        <w:t>Shipments arrive at the receiving dock.</w:t>
+      </w:r>
+    </w:p>
+    <w:p>
+      <w:pPr>
+        <w:pStyle w:val="ListNumber"/>
+        <w:spacing w:before="20" w:after="40" w:line="276" w:lineRule="auto"/>
+        <w:ind w:left="360"/>
+      </w:pPr>
+      <w:r>
+        <w:t xml:space="preserve">Storekeepers execute a </w:t>
       </w:r>
       <w:r>
         <w:rPr>
@@ -5825,10 +6833,10 @@
           <w:color w:val="C2410C"/>
           <w:sz w:val="19"/>
         </w:rPr>
-        <w:t>0301 650263</w:t>
-      </w:r>
-      <w:r>
-        <w:t>).</w:t>
+        <w:t>Purchase Receipt</w:t>
+      </w:r>
+      <w:r>
+        <w:t xml:space="preserve"> (Goods Receipt Note):</w:t>
       </w:r>
     </w:p>
     <w:p>
@@ -5838,7 +6846,27 @@
         <w:ind w:left="720"/>
       </w:pPr>
       <w:r>
-        <w:t>Matching vehicle specs (Make, Model, Year, Owner Name) populate automatically.</w:t>
+        <w:t>Inspect tire manufacturing date (DOT codes), tread condition, and specs.</w:t>
+      </w:r>
+    </w:p>
+    <w:p>
+      <w:pPr>
+        <w:pStyle w:val="ListBullet"/>
+        <w:spacing w:before="20" w:after="40" w:line="276" w:lineRule="auto"/>
+        <w:ind w:left="720"/>
+      </w:pPr>
+      <w:r>
+        <w:t>Validate lubricant seal integrity and viscosity ratings.</w:t>
+      </w:r>
+    </w:p>
+    <w:p>
+      <w:pPr>
+        <w:pStyle w:val="ListBullet"/>
+        <w:spacing w:before="20" w:after="40" w:line="276" w:lineRule="auto"/>
+        <w:ind w:left="720"/>
+      </w:pPr>
+      <w:r>
+        <w:t>Count and verify physical packages against supplier delivery receipts.</w:t>
       </w:r>
     </w:p>
     <w:p>
@@ -5848,10 +6876,109 @@
         <w:ind w:left="360"/>
       </w:pPr>
       <w:r>
-        <w:rPr>
+        <w:t xml:space="preserve">System automatically slots items into specific warehouse </w:t>
+      </w:r>
+      <w:r>
+        <w:rPr>
+          <w:rFonts w:ascii="Consolas" w:hAnsi="Consolas"/>
+          <w:color w:val="C2410C"/>
+          <w:sz w:val="19"/>
+        </w:rPr>
+        <w:t>Bin Location</w:t>
+      </w:r>
+      <w:r>
+        <w:t xml:space="preserve"> records (e.g. Aisle 02, Rack 04, Shelf 01, Bin B-03).</w:t>
+      </w:r>
+    </w:p>
+    <w:p>
+      <w:pPr>
+        <w:pStyle w:val="ListNumber"/>
+        <w:spacing w:before="20" w:after="40" w:line="276" w:lineRule="auto"/>
+        <w:ind w:left="360"/>
+      </w:pPr>
+      <w:r>
+        <w:t xml:space="preserve">Physical quantity is credited into </w:t>
+      </w:r>
+      <w:r>
+        <w:rPr>
+          <w:rFonts w:ascii="Consolas" w:hAnsi="Consolas"/>
+          <w:color w:val="C2410C"/>
+          <w:sz w:val="19"/>
+        </w:rPr>
+        <w:t>tabBin.actual_qty</w:t>
+      </w:r>
+      <w:r>
+        <w:t>.</w:t>
+      </w:r>
+    </w:p>
+    <w:p>
+      <w:pPr>
+        <w:pStyle w:val="Heading3"/>
+        <w:spacing w:before="160" w:after="40"/>
+      </w:pPr>
+      <w:r>
+        <w:rPr>
+          <w:rFonts w:ascii="Calibri" w:hAnsi="Calibri"/>
           <w:b/>
-        </w:rPr>
-        <w:t>Item Selection &amp; Stock Check</w:t>
+          <w:color w:val="334155"/>
+          <w:sz w:val="22"/>
+        </w:rPr>
+        <w:t>Step 5: Three-Way Matching &amp; Purchase Invoice</w:t>
+      </w:r>
+    </w:p>
+    <w:p>
+      <w:pPr>
+        <w:pStyle w:val="ListNumber"/>
+        <w:spacing w:before="20" w:after="40" w:line="276" w:lineRule="auto"/>
+        <w:ind w:left="360"/>
+      </w:pPr>
+      <w:r>
+        <w:t>Accounting receives the supplier's commercial sales invoice.</w:t>
+      </w:r>
+    </w:p>
+    <w:p>
+      <w:pPr>
+        <w:pStyle w:val="ListNumber"/>
+        <w:spacing w:before="20" w:after="40" w:line="276" w:lineRule="auto"/>
+        <w:ind w:left="360"/>
+      </w:pPr>
+      <w:r>
+        <w:t xml:space="preserve">Creates a </w:t>
+      </w:r>
+      <w:r>
+        <w:rPr>
+          <w:rFonts w:ascii="Consolas" w:hAnsi="Consolas"/>
+          <w:color w:val="C2410C"/>
+          <w:sz w:val="19"/>
+        </w:rPr>
+        <w:t>Purchase Invoice</w:t>
+      </w:r>
+      <w:r>
+        <w:t xml:space="preserve"> (</w:t>
+      </w:r>
+      <w:r>
+        <w:rPr>
+          <w:rFonts w:ascii="Consolas" w:hAnsi="Consolas"/>
+          <w:color w:val="C2410C"/>
+          <w:sz w:val="19"/>
+        </w:rPr>
+        <w:t>PUR-INV-YYYY-#####</w:t>
+      </w:r>
+      <w:r>
+        <w:t>).</w:t>
+      </w:r>
+    </w:p>
+    <w:p>
+      <w:pPr>
+        <w:pStyle w:val="ListNumber"/>
+        <w:spacing w:before="20" w:after="40" w:line="276" w:lineRule="auto"/>
+        <w:ind w:left="360"/>
+      </w:pPr>
+      <w:r>
+        <w:rPr>
+          <w:b/>
+        </w:rPr>
+        <w:t>Three-Way Match Verification</w:t>
       </w:r>
       <w:r>
         <w:t>:</w:t>
@@ -5864,7 +6991,62 @@
         <w:ind w:left="720"/>
       </w:pPr>
       <w:r>
-        <w:t xml:space="preserve">Browse by category tabs: </w:t>
+        <w:t>Quantities on Purchase Invoice must match Purchase Receipt.</w:t>
+      </w:r>
+    </w:p>
+    <w:p>
+      <w:pPr>
+        <w:pStyle w:val="ListBullet"/>
+        <w:spacing w:before="20" w:after="40" w:line="276" w:lineRule="auto"/>
+        <w:ind w:left="720"/>
+      </w:pPr>
+      <w:r>
+        <w:t>Pricing and terms must match original approved Purchase Order.</w:t>
+      </w:r>
+    </w:p>
+    <w:p>
+      <w:pPr>
+        <w:pStyle w:val="ListNumber"/>
+        <w:spacing w:before="20" w:after="40" w:line="276" w:lineRule="auto"/>
+        <w:ind w:left="360"/>
+      </w:pPr>
+      <w:r>
+        <w:t>System posts provisional liabilities to Accounts Payable and credits Goods Received But Not Billed (GRIR) accrual.</w:t>
+      </w:r>
+    </w:p>
+    <w:p>
+      <w:pPr>
+        <w:pStyle w:val="Heading3"/>
+        <w:spacing w:before="160" w:after="40"/>
+      </w:pPr>
+      <w:r>
+        <w:rPr>
+          <w:rFonts w:ascii="Calibri" w:hAnsi="Calibri"/>
+          <w:b/>
+          <w:color w:val="334155"/>
+          <w:sz w:val="22"/>
+        </w:rPr>
+        <w:t>Step 6: Supplier Disbursement &amp; GL Clearance</w:t>
+      </w:r>
+    </w:p>
+    <w:p>
+      <w:pPr>
+        <w:pStyle w:val="ListNumber"/>
+        <w:spacing w:before="20" w:after="40" w:line="276" w:lineRule="auto"/>
+        <w:ind w:left="360"/>
+      </w:pPr>
+      <w:r>
+        <w:t>On payment due date, Finance issues payment via check, bank wire, or online corporate transfer.</w:t>
+      </w:r>
+    </w:p>
+    <w:p>
+      <w:pPr>
+        <w:pStyle w:val="ListNumber"/>
+        <w:spacing w:before="20" w:after="40" w:line="276" w:lineRule="auto"/>
+        <w:ind w:left="360"/>
+      </w:pPr>
+      <w:r>
+        <w:t xml:space="preserve">A </w:t>
       </w:r>
       <w:r>
         <w:rPr>
@@ -5872,225 +7054,33 @@
           <w:color w:val="C2410C"/>
           <w:sz w:val="19"/>
         </w:rPr>
-        <w:t>All</w:t>
-      </w:r>
-      <w:r>
-        <w:t xml:space="preserve">, </w:t>
-      </w:r>
-      <w:r>
-        <w:rPr>
-          <w:rFonts w:ascii="Consolas" w:hAnsi="Consolas"/>
-          <w:color w:val="C2410C"/>
-          <w:sz w:val="19"/>
-        </w:rPr>
-        <w:t>Tires</w:t>
-      </w:r>
-      <w:r>
-        <w:t xml:space="preserve">, </w:t>
-      </w:r>
-      <w:r>
-        <w:rPr>
-          <w:rFonts w:ascii="Consolas" w:hAnsi="Consolas"/>
-          <w:color w:val="C2410C"/>
-          <w:sz w:val="19"/>
-        </w:rPr>
-        <w:t>Wheels</w:t>
-      </w:r>
-      <w:r>
-        <w:t xml:space="preserve">, </w:t>
-      </w:r>
-      <w:r>
-        <w:rPr>
-          <w:rFonts w:ascii="Consolas" w:hAnsi="Consolas"/>
-          <w:color w:val="C2410C"/>
-          <w:sz w:val="19"/>
-        </w:rPr>
-        <w:t>Lubricants</w:t>
-      </w:r>
-      <w:r>
-        <w:t xml:space="preserve">, </w:t>
-      </w:r>
-      <w:r>
-        <w:rPr>
-          <w:rFonts w:ascii="Consolas" w:hAnsi="Consolas"/>
-          <w:color w:val="C2410C"/>
-          <w:sz w:val="19"/>
-        </w:rPr>
-        <w:t>Services</w:t>
-      </w:r>
-      <w:r>
-        <w:t xml:space="preserve">, </w:t>
-      </w:r>
-      <w:r>
-        <w:rPr>
-          <w:rFonts w:ascii="Consolas" w:hAnsi="Consolas"/>
-          <w:color w:val="C2410C"/>
-          <w:sz w:val="19"/>
-        </w:rPr>
-        <w:t>Batteries</w:t>
-      </w:r>
-      <w:r>
-        <w:t>.</w:t>
-      </w:r>
-    </w:p>
-    <w:p>
-      <w:pPr>
-        <w:pStyle w:val="ListBullet"/>
-        <w:spacing w:before="20" w:after="40" w:line="276" w:lineRule="auto"/>
-        <w:ind w:left="720"/>
-      </w:pPr>
-      <w:r>
-        <w:t xml:space="preserve">Activate </w:t>
-      </w:r>
-      <w:r>
-        <w:rPr>
+        <w:t>Payment Entry</w:t>
+      </w:r>
+      <w:r>
+        <w:t xml:space="preserve"> is posted against the Purchase Invoice, clearing the vendor's Accounts Payable balance.</w:t>
+      </w:r>
+    </w:p>
+    <w:p>
+      <w:pPr>
+        <w:pStyle w:val="Heading1"/>
+        <w:spacing w:before="360" w:after="120"/>
+      </w:pPr>
+      <w:r>
+        <w:rPr>
+          <w:rFonts w:ascii="Calibri" w:hAnsi="Calibri"/>
           <w:b/>
-        </w:rPr>
-        <w:t>In Stock: ON</w:t>
-      </w:r>
-      <w:r>
-        <w:t xml:space="preserve"> to display only items with physical quantity on-hand in the branch warehouse.</w:t>
-      </w:r>
-    </w:p>
-    <w:p>
-      <w:pPr>
-        <w:pStyle w:val="ListBullet"/>
-        <w:spacing w:before="20" w:after="40" w:line="276" w:lineRule="auto"/>
-        <w:ind w:left="720"/>
-      </w:pPr>
-      <w:r>
-        <w:t>Add items, adjust quantity, or apply discounts.</w:t>
-      </w:r>
-    </w:p>
-    <w:p>
-      <w:pPr>
-        <w:pStyle w:val="ListNumber"/>
-        <w:spacing w:before="20" w:after="40" w:line="276" w:lineRule="auto"/>
-        <w:ind w:left="360"/>
-      </w:pPr>
-      <w:r>
-        <w:rPr>
-          <w:b/>
-        </w:rPr>
-        <w:t>Payment &amp; Receipt</w:t>
-      </w:r>
-      <w:r>
-        <w:t>:</w:t>
-      </w:r>
-    </w:p>
-    <w:p>
-      <w:pPr>
-        <w:pStyle w:val="ListBullet"/>
-        <w:spacing w:before="20" w:after="40" w:line="276" w:lineRule="auto"/>
-        <w:ind w:left="720"/>
-      </w:pPr>
-      <w:r>
-        <w:t xml:space="preserve">Choose payment method: </w:t>
-      </w:r>
-      <w:r>
-        <w:rPr>
-          <w:rFonts w:ascii="Consolas" w:hAnsi="Consolas"/>
-          <w:color w:val="C2410C"/>
-          <w:sz w:val="19"/>
-        </w:rPr>
-        <w:t>Cash</w:t>
-      </w:r>
-      <w:r>
-        <w:t xml:space="preserve">, </w:t>
-      </w:r>
-      <w:r>
-        <w:rPr>
-          <w:rFonts w:ascii="Consolas" w:hAnsi="Consolas"/>
-          <w:color w:val="C2410C"/>
-          <w:sz w:val="19"/>
-        </w:rPr>
-        <w:t>Card</w:t>
-      </w:r>
-      <w:r>
-        <w:t xml:space="preserve">, </w:t>
-      </w:r>
-      <w:r>
-        <w:rPr>
-          <w:rFonts w:ascii="Consolas" w:hAnsi="Consolas"/>
-          <w:color w:val="C2410C"/>
-          <w:sz w:val="19"/>
-        </w:rPr>
-        <w:t>GCash</w:t>
-      </w:r>
-      <w:r>
-        <w:t xml:space="preserve">, or </w:t>
-      </w:r>
-      <w:r>
-        <w:rPr>
-          <w:rFonts w:ascii="Consolas" w:hAnsi="Consolas"/>
-          <w:color w:val="C2410C"/>
-          <w:sz w:val="19"/>
-        </w:rPr>
-        <w:t>Bank Transfer</w:t>
-      </w:r>
-      <w:r>
-        <w:t>.</w:t>
-      </w:r>
-    </w:p>
-    <w:p>
-      <w:pPr>
-        <w:pStyle w:val="ListBullet"/>
-        <w:spacing w:before="20" w:after="40" w:line="276" w:lineRule="auto"/>
-        <w:ind w:left="720"/>
-      </w:pPr>
-      <w:r>
-        <w:t xml:space="preserve">Click </w:t>
-      </w:r>
-      <w:r>
-        <w:rPr>
-          <w:b/>
-        </w:rPr>
-        <w:t>Complete Sale</w:t>
-      </w:r>
-      <w:r>
-        <w:t>.</w:t>
-      </w:r>
-    </w:p>
-    <w:p>
-      <w:pPr>
-        <w:pStyle w:val="ListBullet"/>
-        <w:spacing w:before="20" w:after="40" w:line="276" w:lineRule="auto"/>
-        <w:ind w:left="720"/>
-      </w:pPr>
-      <w:r>
-        <w:t xml:space="preserve">System concurrently generates a </w:t>
-      </w:r>
-      <w:r>
-        <w:rPr>
-          <w:rFonts w:ascii="Consolas" w:hAnsi="Consolas"/>
-          <w:color w:val="C2410C"/>
-          <w:sz w:val="19"/>
-        </w:rPr>
-        <w:t>Vehicle POS Invoice</w:t>
-      </w:r>
-      <w:r>
-        <w:t xml:space="preserve"> and an official submitted </w:t>
-      </w:r>
-      <w:r>
-        <w:rPr>
-          <w:rFonts w:ascii="Consolas" w:hAnsi="Consolas"/>
-          <w:color w:val="C2410C"/>
-          <w:sz w:val="19"/>
-        </w:rPr>
-        <w:t>POS Invoice</w:t>
-      </w:r>
-      <w:r>
-        <w:t xml:space="preserve"> with full stock and financial ledger entries.</w:t>
-      </w:r>
-    </w:p>
-    <w:p>
-      <w:pPr>
-        <w:pStyle w:val="ListBullet"/>
-        <w:spacing w:before="20" w:after="40" w:line="276" w:lineRule="auto"/>
-        <w:ind w:left="720"/>
-      </w:pPr>
-      <w:r>
-        <w:t>Instant receipt displays both internal transaction ID and accounting document reference.</w:t>
+          <w:color w:val="2563EB"/>
+          <w:sz w:val="32"/>
+        </w:rPr>
+        <w:t>5. Financial &amp; Accounting Operational Engine</w:t>
+      </w:r>
+    </w:p>
+    <w:p>
+      <w:pPr>
+        <w:spacing w:before="40" w:after="80" w:line="276" w:lineRule="auto"/>
+      </w:pPr>
+      <w:r>
+        <w:t>ERPNext acts as the centralized accounting backbone for all 12 corporate entities, providing multi-company financial consolidation, cost center segregation, and tax compliance.</w:t>
       </w:r>
     </w:p>
     <w:p>
@@ -6105,272 +7095,901 @@
           <w:color w:val="0F172A"/>
           <w:sz w:val="26"/>
         </w:rPr>
-        <w:t>SOP-03: Workshop Job Order Dispatch &amp; Execution</w:t>
-      </w:r>
-    </w:p>
-    <w:p>
-      <w:pPr>
-        <w:pStyle w:val="ListNumber"/>
-        <w:spacing w:before="20" w:after="40" w:line="276" w:lineRule="auto"/>
-        <w:ind w:left="360"/>
-      </w:pPr>
-      <w:r>
-        <w:rPr>
-          <w:b/>
-        </w:rPr>
-        <w:t>Intake &amp; Multi-Point Inspection</w:t>
-      </w:r>
-      <w:r>
-        <w:t>:</w:t>
-      </w:r>
-    </w:p>
-    <w:p>
-      <w:pPr>
-        <w:pStyle w:val="ListBullet"/>
-        <w:spacing w:before="20" w:after="40" w:line="276" w:lineRule="auto"/>
-        <w:ind w:left="720"/>
-      </w:pPr>
-      <w:r>
-        <w:t xml:space="preserve">Service Advisor creates a new </w:t>
-      </w:r>
-      <w:r>
-        <w:rPr>
-          <w:rFonts w:ascii="Consolas" w:hAnsi="Consolas"/>
-          <w:color w:val="C2410C"/>
-          <w:sz w:val="19"/>
-        </w:rPr>
-        <w:t>Vehicle Inspection</w:t>
-      </w:r>
-      <w:r>
-        <w:t xml:space="preserve"> from </w:t>
-      </w:r>
-      <w:r>
-        <w:rPr>
-          <w:rFonts w:ascii="Consolas" w:hAnsi="Consolas"/>
-          <w:color w:val="C2410C"/>
-          <w:sz w:val="19"/>
-        </w:rPr>
-        <w:t>/desk/vehicle-inspection</w:t>
-      </w:r>
-      <w:r>
-        <w:t>.</w:t>
-      </w:r>
-    </w:p>
-    <w:p>
-      <w:pPr>
-        <w:pStyle w:val="ListBullet"/>
-        <w:spacing w:before="20" w:after="40" w:line="276" w:lineRule="auto"/>
-        <w:ind w:left="720"/>
-      </w:pPr>
-      <w:r>
-        <w:t>Complete checklist items (Tire Tread Depth, Brake Pads, Battery Voltage, Fluid Levels).</w:t>
-      </w:r>
-    </w:p>
-    <w:p>
-      <w:pPr>
-        <w:pStyle w:val="ListBullet"/>
-        <w:spacing w:before="20" w:after="40" w:line="276" w:lineRule="auto"/>
-        <w:ind w:left="720"/>
-      </w:pPr>
-      <w:r>
-        <w:t>Take intake photos of vehicle exterior and attach to the record.</w:t>
-      </w:r>
-    </w:p>
-    <w:p>
-      <w:pPr>
-        <w:pStyle w:val="ListNumber"/>
-        <w:spacing w:before="20" w:after="40" w:line="276" w:lineRule="auto"/>
-        <w:ind w:left="360"/>
-      </w:pPr>
-      <w:r>
-        <w:rPr>
-          <w:b/>
-        </w:rPr>
-        <w:t>Job Order Creation</w:t>
-      </w:r>
-      <w:r>
-        <w:t>:</w:t>
-      </w:r>
-    </w:p>
-    <w:p>
-      <w:pPr>
-        <w:pStyle w:val="ListBullet"/>
-        <w:spacing w:before="20" w:after="40" w:line="276" w:lineRule="auto"/>
-        <w:ind w:left="720"/>
-      </w:pPr>
-      <w:r>
-        <w:t xml:space="preserve">Open </w:t>
-      </w:r>
-      <w:r>
-        <w:rPr>
-          <w:rFonts w:ascii="Consolas" w:hAnsi="Consolas"/>
-          <w:color w:val="C2410C"/>
-          <w:sz w:val="19"/>
-        </w:rPr>
-        <w:t>Vehicle Job Order</w:t>
-      </w:r>
-      <w:r>
-        <w:t xml:space="preserve"> from </w:t>
-      </w:r>
-      <w:r>
-        <w:rPr>
-          <w:rFonts w:ascii="Consolas" w:hAnsi="Consolas"/>
-          <w:color w:val="C2410C"/>
-          <w:sz w:val="19"/>
-        </w:rPr>
-        <w:t>/desk/vehicle-job-order</w:t>
-      </w:r>
-      <w:r>
-        <w:t xml:space="preserve"> or from the Workspace.</w:t>
-      </w:r>
-    </w:p>
-    <w:p>
-      <w:pPr>
-        <w:pStyle w:val="ListBullet"/>
-        <w:spacing w:before="20" w:after="40" w:line="276" w:lineRule="auto"/>
-        <w:ind w:left="720"/>
-      </w:pPr>
-      <w:r>
-        <w:t>Select customer vehicle and assign lead mechanic/technician.</w:t>
-      </w:r>
-    </w:p>
-    <w:p>
-      <w:pPr>
-        <w:pStyle w:val="ListBullet"/>
-        <w:spacing w:before="20" w:after="40" w:line="276" w:lineRule="auto"/>
-        <w:ind w:left="720"/>
-      </w:pPr>
-      <w:r>
-        <w:t xml:space="preserve">Add labor tasks under </w:t>
-      </w:r>
-      <w:r>
-        <w:rPr>
-          <w:rFonts w:ascii="Consolas" w:hAnsi="Consolas"/>
-          <w:color w:val="C2410C"/>
-          <w:sz w:val="19"/>
-        </w:rPr>
-        <w:t>Job Order Service Item</w:t>
-      </w:r>
-      <w:r>
-        <w:t xml:space="preserve"> (e.g. *Periodic Maintenance Service*, *4-Wheel Computerized Alignment*).</w:t>
-      </w:r>
-    </w:p>
-    <w:p>
-      <w:pPr>
-        <w:pStyle w:val="ListBullet"/>
-        <w:spacing w:before="20" w:after="40" w:line="276" w:lineRule="auto"/>
-        <w:ind w:left="720"/>
-      </w:pPr>
-      <w:r>
-        <w:t xml:space="preserve">Add parts and lubricants under </w:t>
-      </w:r>
-      <w:r>
-        <w:rPr>
-          <w:rFonts w:ascii="Consolas" w:hAnsi="Consolas"/>
-          <w:color w:val="C2410C"/>
-          <w:sz w:val="19"/>
-        </w:rPr>
-        <w:t>Job Order Part Item</w:t>
-      </w:r>
-      <w:r>
-        <w:t>.</w:t>
-      </w:r>
-    </w:p>
-    <w:p>
-      <w:pPr>
-        <w:pStyle w:val="ListNumber"/>
-        <w:spacing w:before="20" w:after="40" w:line="276" w:lineRule="auto"/>
-        <w:ind w:left="360"/>
-      </w:pPr>
-      <w:r>
-        <w:rPr>
-          <w:b/>
-        </w:rPr>
-        <w:t>Status Workflow Progression</w:t>
-      </w:r>
-      <w:r>
-        <w:t>:</w:t>
-      </w:r>
-    </w:p>
-    <w:p>
-      <w:pPr>
-        <w:pStyle w:val="ListBullet"/>
-        <w:spacing w:before="20" w:after="40" w:line="276" w:lineRule="auto"/>
-        <w:ind w:left="720"/>
-      </w:pPr>
-      <w:r>
-        <w:rPr>
-          <w:b/>
-        </w:rPr>
-        <w:t>Draft</w:t>
-      </w:r>
-      <w:r>
-        <w:t>: Estimate prepared and approved by client.</w:t>
-      </w:r>
-    </w:p>
-    <w:p>
-      <w:pPr>
-        <w:pStyle w:val="ListBullet"/>
-        <w:spacing w:before="20" w:after="40" w:line="276" w:lineRule="auto"/>
-        <w:ind w:left="720"/>
-      </w:pPr>
-      <w:r>
-        <w:rPr>
-          <w:b/>
-        </w:rPr>
-        <w:t>In Progress</w:t>
-      </w:r>
-      <w:r>
-        <w:t>: Work underway on service bay.</w:t>
-      </w:r>
-    </w:p>
-    <w:p>
-      <w:pPr>
-        <w:pStyle w:val="ListBullet"/>
-        <w:spacing w:before="20" w:after="40" w:line="276" w:lineRule="auto"/>
-        <w:ind w:left="720"/>
-      </w:pPr>
-      <w:r>
-        <w:rPr>
-          <w:b/>
-        </w:rPr>
-        <w:t>Pending Parts</w:t>
-      </w:r>
-      <w:r>
-        <w:t>: Bay waiting on requisition from warehouse.</w:t>
-      </w:r>
-    </w:p>
-    <w:p>
-      <w:pPr>
-        <w:pStyle w:val="ListBullet"/>
-        <w:spacing w:before="20" w:after="40" w:line="276" w:lineRule="auto"/>
-        <w:ind w:left="720"/>
-      </w:pPr>
-      <w:r>
-        <w:rPr>
-          <w:b/>
-        </w:rPr>
-        <w:t>Completed</w:t>
-      </w:r>
-      <w:r>
-        <w:t>: Mechanical work and quality inspection passed.</w:t>
-      </w:r>
-    </w:p>
-    <w:p>
-      <w:pPr>
-        <w:pStyle w:val="ListBullet"/>
-        <w:spacing w:before="20" w:after="40" w:line="276" w:lineRule="auto"/>
-        <w:ind w:left="720"/>
-      </w:pPr>
-      <w:r>
-        <w:rPr>
-          <w:b/>
-        </w:rPr>
-        <w:t>Released</w:t>
-      </w:r>
-      <w:r>
-        <w:t>: Vehicle handed over to customer and settled at cashier.</w:t>
-      </w:r>
+        <w:t>A. General Ledger (GL) Accounting Matrix</w:t>
+      </w:r>
+    </w:p>
+    <w:p>
+      <w:pPr>
+        <w:spacing w:before="40" w:after="80" w:line="276" w:lineRule="auto"/>
+      </w:pPr>
+      <w:r>
+        <w:t>The table below specifies the automated debit and credit entries generated across key operational events:</w:t>
+      </w:r>
+    </w:p>
+    <w:tbl>
+      <w:tblPr>
+        <w:tblW w:type="auto" w:w="0"/>
+        <w:jc w:val="center"/>
+        <w:tblLook w:firstColumn="1" w:firstRow="1" w:lastColumn="0" w:lastRow="0" w:noHBand="0" w:noVBand="1" w:val="04A0"/>
+      </w:tblPr>
+      <w:tblGrid>
+        <w:gridCol w:w="2340"/>
+        <w:gridCol w:w="2340"/>
+        <w:gridCol w:w="2340"/>
+        <w:gridCol w:w="2340"/>
+      </w:tblGrid>
+      <w:tr>
+        <w:tc>
+          <w:tcPr>
+            <w:tcW w:type="dxa" w:w="2340"/>
+            <w:shd w:fill="1E3A8A"/>
+            <w:tcMar>
+              <w:top w:w="140" w:type="dxa"/>
+              <w:bottom w:w="140" w:type="dxa"/>
+              <w:left w:w="160" w:type="dxa"/>
+              <w:right w:w="160" w:type="dxa"/>
+            </w:tcMar>
+          </w:tcPr>
+          <w:p>
+            <w:pPr>
+              <w:spacing w:before="40" w:after="40"/>
+            </w:pPr>
+            <w:r>
+              <w:rPr>
+                <w:b/>
+                <w:color w:val="FFFFFF"/>
+                <w:sz w:val="20"/>
+              </w:rPr>
+              <w:t>Business Event</w:t>
+            </w:r>
+          </w:p>
+        </w:tc>
+        <w:tc>
+          <w:tcPr>
+            <w:tcW w:type="dxa" w:w="2340"/>
+            <w:shd w:fill="1E3A8A"/>
+            <w:tcMar>
+              <w:top w:w="140" w:type="dxa"/>
+              <w:bottom w:w="140" w:type="dxa"/>
+              <w:left w:w="160" w:type="dxa"/>
+              <w:right w:w="160" w:type="dxa"/>
+            </w:tcMar>
+          </w:tcPr>
+          <w:p>
+            <w:pPr>
+              <w:spacing w:before="40" w:after="40"/>
+            </w:pPr>
+            <w:r>
+              <w:rPr>
+                <w:b/>
+                <w:color w:val="FFFFFF"/>
+                <w:sz w:val="20"/>
+              </w:rPr>
+              <w:t>Debited Account (Dr)</w:t>
+            </w:r>
+          </w:p>
+        </w:tc>
+        <w:tc>
+          <w:tcPr>
+            <w:tcW w:type="dxa" w:w="2340"/>
+            <w:shd w:fill="1E3A8A"/>
+            <w:tcMar>
+              <w:top w:w="140" w:type="dxa"/>
+              <w:bottom w:w="140" w:type="dxa"/>
+              <w:left w:w="160" w:type="dxa"/>
+              <w:right w:w="160" w:type="dxa"/>
+            </w:tcMar>
+          </w:tcPr>
+          <w:p>
+            <w:pPr>
+              <w:spacing w:before="40" w:after="40"/>
+            </w:pPr>
+            <w:r>
+              <w:rPr>
+                <w:b/>
+                <w:color w:val="FFFFFF"/>
+                <w:sz w:val="20"/>
+              </w:rPr>
+              <w:t>Credited Account (Cr)</w:t>
+            </w:r>
+          </w:p>
+        </w:tc>
+        <w:tc>
+          <w:tcPr>
+            <w:tcW w:type="dxa" w:w="2340"/>
+            <w:shd w:fill="1E3A8A"/>
+            <w:tcMar>
+              <w:top w:w="140" w:type="dxa"/>
+              <w:bottom w:w="140" w:type="dxa"/>
+              <w:left w:w="160" w:type="dxa"/>
+              <w:right w:w="160" w:type="dxa"/>
+            </w:tcMar>
+          </w:tcPr>
+          <w:p>
+            <w:pPr>
+              <w:spacing w:before="40" w:after="40"/>
+            </w:pPr>
+            <w:r>
+              <w:rPr>
+                <w:b/>
+                <w:color w:val="FFFFFF"/>
+                <w:sz w:val="20"/>
+              </w:rPr>
+              <w:t>Financial Impact</w:t>
+            </w:r>
+          </w:p>
+        </w:tc>
+      </w:tr>
+      <w:tr>
+        <w:tc>
+          <w:tcPr>
+            <w:tcW w:type="dxa" w:w="2340"/>
+            <w:shd w:fill="FFFFFF"/>
+            <w:tcMar>
+              <w:top w:w="100" w:type="dxa"/>
+              <w:bottom w:w="100" w:type="dxa"/>
+              <w:left w:w="150" w:type="dxa"/>
+              <w:right w:w="150" w:type="dxa"/>
+            </w:tcMar>
+          </w:tcPr>
+          <w:p>
+            <w:pPr>
+              <w:spacing w:before="20" w:after="20"/>
+            </w:pPr>
+            <w:r>
+              <w:rPr>
+                <w:b/>
+              </w:rPr>
+              <w:t>Retail POS Counter Sale (Cash)</w:t>
+            </w:r>
+          </w:p>
+        </w:tc>
+        <w:tc>
+          <w:tcPr>
+            <w:tcW w:type="dxa" w:w="2340"/>
+            <w:shd w:fill="FFFFFF"/>
+            <w:tcMar>
+              <w:top w:w="100" w:type="dxa"/>
+              <w:bottom w:w="100" w:type="dxa"/>
+              <w:left w:w="150" w:type="dxa"/>
+              <w:right w:w="150" w:type="dxa"/>
+            </w:tcMar>
+          </w:tcPr>
+          <w:p>
+            <w:pPr>
+              <w:spacing w:before="20" w:after="20"/>
+            </w:pPr>
+            <w:r>
+              <w:t>Cash in Hand / Cash Drawer</w:t>
+            </w:r>
+          </w:p>
+        </w:tc>
+        <w:tc>
+          <w:tcPr>
+            <w:tcW w:type="dxa" w:w="2340"/>
+            <w:shd w:fill="FFFFFF"/>
+            <w:tcMar>
+              <w:top w:w="100" w:type="dxa"/>
+              <w:bottom w:w="100" w:type="dxa"/>
+              <w:left w:w="150" w:type="dxa"/>
+              <w:right w:w="150" w:type="dxa"/>
+            </w:tcMar>
+          </w:tcPr>
+          <w:p>
+            <w:pPr>
+              <w:spacing w:before="20" w:after="20"/>
+            </w:pPr>
+            <w:r>
+              <w:t>Sales Income (Tires/Parts)&lt;br/&gt;Output VAT (12%)</w:t>
+            </w:r>
+          </w:p>
+        </w:tc>
+        <w:tc>
+          <w:tcPr>
+            <w:tcW w:type="dxa" w:w="2340"/>
+            <w:shd w:fill="FFFFFF"/>
+            <w:tcMar>
+              <w:top w:w="100" w:type="dxa"/>
+              <w:bottom w:w="100" w:type="dxa"/>
+              <w:left w:w="150" w:type="dxa"/>
+              <w:right w:w="150" w:type="dxa"/>
+            </w:tcMar>
+          </w:tcPr>
+          <w:p>
+            <w:pPr>
+              <w:spacing w:before="20" w:after="20"/>
+            </w:pPr>
+            <w:r>
+              <w:t>Increases liquid cash, records revenue and tax liability</w:t>
+            </w:r>
+          </w:p>
+        </w:tc>
+      </w:tr>
+      <w:tr>
+        <w:tc>
+          <w:tcPr>
+            <w:tcW w:type="dxa" w:w="2340"/>
+            <w:shd w:fill="F8FAFC"/>
+            <w:tcMar>
+              <w:top w:w="100" w:type="dxa"/>
+              <w:bottom w:w="100" w:type="dxa"/>
+              <w:left w:w="150" w:type="dxa"/>
+              <w:right w:w="150" w:type="dxa"/>
+            </w:tcMar>
+          </w:tcPr>
+          <w:p>
+            <w:pPr>
+              <w:spacing w:before="20" w:after="20"/>
+            </w:pPr>
+            <w:r>
+              <w:rPr>
+                <w:b/>
+              </w:rPr>
+              <w:t>Retail POS Counter Sale (Digital/Card)</w:t>
+            </w:r>
+          </w:p>
+        </w:tc>
+        <w:tc>
+          <w:tcPr>
+            <w:tcW w:type="dxa" w:w="2340"/>
+            <w:shd w:fill="F8FAFC"/>
+            <w:tcMar>
+              <w:top w:w="100" w:type="dxa"/>
+              <w:bottom w:w="100" w:type="dxa"/>
+              <w:left w:w="150" w:type="dxa"/>
+              <w:right w:w="150" w:type="dxa"/>
+            </w:tcMar>
+          </w:tcPr>
+          <w:p>
+            <w:pPr>
+              <w:spacing w:before="20" w:after="20"/>
+            </w:pPr>
+            <w:r>
+              <w:t>Bank Clearing / Merchant E-Wallet</w:t>
+            </w:r>
+          </w:p>
+        </w:tc>
+        <w:tc>
+          <w:tcPr>
+            <w:tcW w:type="dxa" w:w="2340"/>
+            <w:shd w:fill="F8FAFC"/>
+            <w:tcMar>
+              <w:top w:w="100" w:type="dxa"/>
+              <w:bottom w:w="100" w:type="dxa"/>
+              <w:left w:w="150" w:type="dxa"/>
+              <w:right w:w="150" w:type="dxa"/>
+            </w:tcMar>
+          </w:tcPr>
+          <w:p>
+            <w:pPr>
+              <w:spacing w:before="20" w:after="20"/>
+            </w:pPr>
+            <w:r>
+              <w:t>Sales Income&lt;br/&gt;Output VAT (12%)</w:t>
+            </w:r>
+          </w:p>
+        </w:tc>
+        <w:tc>
+          <w:tcPr>
+            <w:tcW w:type="dxa" w:w="2340"/>
+            <w:shd w:fill="F8FAFC"/>
+            <w:tcMar>
+              <w:top w:w="100" w:type="dxa"/>
+              <w:bottom w:w="100" w:type="dxa"/>
+              <w:left w:w="150" w:type="dxa"/>
+              <w:right w:w="150" w:type="dxa"/>
+            </w:tcMar>
+          </w:tcPr>
+          <w:p>
+            <w:pPr>
+              <w:spacing w:before="20" w:after="20"/>
+            </w:pPr>
+            <w:r>
+              <w:t>Increases bank clearing assets, records revenue</w:t>
+            </w:r>
+          </w:p>
+        </w:tc>
+      </w:tr>
+      <w:tr>
+        <w:tc>
+          <w:tcPr>
+            <w:tcW w:type="dxa" w:w="2340"/>
+            <w:shd w:fill="FFFFFF"/>
+            <w:tcMar>
+              <w:top w:w="100" w:type="dxa"/>
+              <w:bottom w:w="100" w:type="dxa"/>
+              <w:left w:w="150" w:type="dxa"/>
+              <w:right w:w="150" w:type="dxa"/>
+            </w:tcMar>
+          </w:tcPr>
+          <w:p>
+            <w:pPr>
+              <w:spacing w:before="20" w:after="20"/>
+            </w:pPr>
+            <w:r>
+              <w:rPr>
+                <w:b/>
+              </w:rPr>
+              <w:t>COGS Recognition on Sale</w:t>
+            </w:r>
+          </w:p>
+        </w:tc>
+        <w:tc>
+          <w:tcPr>
+            <w:tcW w:type="dxa" w:w="2340"/>
+            <w:shd w:fill="FFFFFF"/>
+            <w:tcMar>
+              <w:top w:w="100" w:type="dxa"/>
+              <w:bottom w:w="100" w:type="dxa"/>
+              <w:left w:w="150" w:type="dxa"/>
+              <w:right w:w="150" w:type="dxa"/>
+            </w:tcMar>
+          </w:tcPr>
+          <w:p>
+            <w:pPr>
+              <w:spacing w:before="20" w:after="20"/>
+            </w:pPr>
+            <w:r>
+              <w:t>Cost of Goods Sold (COGS)</w:t>
+            </w:r>
+          </w:p>
+        </w:tc>
+        <w:tc>
+          <w:tcPr>
+            <w:tcW w:type="dxa" w:w="2340"/>
+            <w:shd w:fill="FFFFFF"/>
+            <w:tcMar>
+              <w:top w:w="100" w:type="dxa"/>
+              <w:bottom w:w="100" w:type="dxa"/>
+              <w:left w:w="150" w:type="dxa"/>
+              <w:right w:w="150" w:type="dxa"/>
+            </w:tcMar>
+          </w:tcPr>
+          <w:p>
+            <w:pPr>
+              <w:spacing w:before="20" w:after="20"/>
+            </w:pPr>
+            <w:r>
+              <w:t>Stock in Hand (Asset)</w:t>
+            </w:r>
+          </w:p>
+        </w:tc>
+        <w:tc>
+          <w:tcPr>
+            <w:tcW w:type="dxa" w:w="2340"/>
+            <w:shd w:fill="FFFFFF"/>
+            <w:tcMar>
+              <w:top w:w="100" w:type="dxa"/>
+              <w:bottom w:w="100" w:type="dxa"/>
+              <w:left w:w="150" w:type="dxa"/>
+              <w:right w:w="150" w:type="dxa"/>
+            </w:tcMar>
+          </w:tcPr>
+          <w:p>
+            <w:pPr>
+              <w:spacing w:before="20" w:after="20"/>
+            </w:pPr>
+            <w:r>
+              <w:t>Decrements inventory asset, books direct operational cost</w:t>
+            </w:r>
+          </w:p>
+        </w:tc>
+      </w:tr>
+      <w:tr>
+        <w:tc>
+          <w:tcPr>
+            <w:tcW w:type="dxa" w:w="2340"/>
+            <w:shd w:fill="F8FAFC"/>
+            <w:tcMar>
+              <w:top w:w="100" w:type="dxa"/>
+              <w:bottom w:w="100" w:type="dxa"/>
+              <w:left w:w="150" w:type="dxa"/>
+              <w:right w:w="150" w:type="dxa"/>
+            </w:tcMar>
+          </w:tcPr>
+          <w:p>
+            <w:pPr>
+              <w:spacing w:before="20" w:after="20"/>
+            </w:pPr>
+            <w:r>
+              <w:rPr>
+                <w:b/>
+              </w:rPr>
+              <w:t>Fleet B2B Service Sale (On Terms)</w:t>
+            </w:r>
+          </w:p>
+        </w:tc>
+        <w:tc>
+          <w:tcPr>
+            <w:tcW w:type="dxa" w:w="2340"/>
+            <w:shd w:fill="F8FAFC"/>
+            <w:tcMar>
+              <w:top w:w="100" w:type="dxa"/>
+              <w:bottom w:w="100" w:type="dxa"/>
+              <w:left w:w="150" w:type="dxa"/>
+              <w:right w:w="150" w:type="dxa"/>
+            </w:tcMar>
+          </w:tcPr>
+          <w:p>
+            <w:pPr>
+              <w:spacing w:before="20" w:after="20"/>
+            </w:pPr>
+            <w:r>
+              <w:t>Accounts Receivable (Customer)</w:t>
+            </w:r>
+          </w:p>
+        </w:tc>
+        <w:tc>
+          <w:tcPr>
+            <w:tcW w:type="dxa" w:w="2340"/>
+            <w:shd w:fill="F8FAFC"/>
+            <w:tcMar>
+              <w:top w:w="100" w:type="dxa"/>
+              <w:bottom w:w="100" w:type="dxa"/>
+              <w:left w:w="150" w:type="dxa"/>
+              <w:right w:w="150" w:type="dxa"/>
+            </w:tcMar>
+          </w:tcPr>
+          <w:p>
+            <w:pPr>
+              <w:spacing w:before="20" w:after="20"/>
+            </w:pPr>
+            <w:r>
+              <w:t>Sales Income (Parts/Labor)&lt;br/&gt;Output VAT (12%)</w:t>
+            </w:r>
+          </w:p>
+        </w:tc>
+        <w:tc>
+          <w:tcPr>
+            <w:tcW w:type="dxa" w:w="2340"/>
+            <w:shd w:fill="F8FAFC"/>
+            <w:tcMar>
+              <w:top w:w="100" w:type="dxa"/>
+              <w:bottom w:w="100" w:type="dxa"/>
+              <w:left w:w="150" w:type="dxa"/>
+              <w:right w:w="150" w:type="dxa"/>
+            </w:tcMar>
+          </w:tcPr>
+          <w:p>
+            <w:pPr>
+              <w:spacing w:before="20" w:after="20"/>
+            </w:pPr>
+            <w:r>
+              <w:t>Increases trade receivables, records revenue</w:t>
+            </w:r>
+          </w:p>
+        </w:tc>
+      </w:tr>
+      <w:tr>
+        <w:tc>
+          <w:tcPr>
+            <w:tcW w:type="dxa" w:w="2340"/>
+            <w:shd w:fill="FFFFFF"/>
+            <w:tcMar>
+              <w:top w:w="100" w:type="dxa"/>
+              <w:bottom w:w="100" w:type="dxa"/>
+              <w:left w:w="150" w:type="dxa"/>
+              <w:right w:w="150" w:type="dxa"/>
+            </w:tcMar>
+          </w:tcPr>
+          <w:p>
+            <w:pPr>
+              <w:spacing w:before="20" w:after="20"/>
+            </w:pPr>
+            <w:r>
+              <w:rPr>
+                <w:b/>
+              </w:rPr>
+              <w:t>Purchase Receipt (GRN Inward)</w:t>
+            </w:r>
+          </w:p>
+        </w:tc>
+        <w:tc>
+          <w:tcPr>
+            <w:tcW w:type="dxa" w:w="2340"/>
+            <w:shd w:fill="FFFFFF"/>
+            <w:tcMar>
+              <w:top w:w="100" w:type="dxa"/>
+              <w:bottom w:w="100" w:type="dxa"/>
+              <w:left w:w="150" w:type="dxa"/>
+              <w:right w:w="150" w:type="dxa"/>
+            </w:tcMar>
+          </w:tcPr>
+          <w:p>
+            <w:pPr>
+              <w:spacing w:before="20" w:after="20"/>
+            </w:pPr>
+            <w:r>
+              <w:t>Stock in Hand (Inventory Asset)</w:t>
+            </w:r>
+          </w:p>
+        </w:tc>
+        <w:tc>
+          <w:tcPr>
+            <w:tcW w:type="dxa" w:w="2340"/>
+            <w:shd w:fill="FFFFFF"/>
+            <w:tcMar>
+              <w:top w:w="100" w:type="dxa"/>
+              <w:bottom w:w="100" w:type="dxa"/>
+              <w:left w:w="150" w:type="dxa"/>
+              <w:right w:w="150" w:type="dxa"/>
+            </w:tcMar>
+          </w:tcPr>
+          <w:p>
+            <w:pPr>
+              <w:spacing w:before="20" w:after="20"/>
+            </w:pPr>
+            <w:r>
+              <w:t>Stock Received But Not Billed (GRIR)</w:t>
+            </w:r>
+          </w:p>
+        </w:tc>
+        <w:tc>
+          <w:tcPr>
+            <w:tcW w:type="dxa" w:w="2340"/>
+            <w:shd w:fill="FFFFFF"/>
+            <w:tcMar>
+              <w:top w:w="100" w:type="dxa"/>
+              <w:bottom w:w="100" w:type="dxa"/>
+              <w:left w:w="150" w:type="dxa"/>
+              <w:right w:w="150" w:type="dxa"/>
+            </w:tcMar>
+          </w:tcPr>
+          <w:p>
+            <w:pPr>
+              <w:spacing w:before="20" w:after="20"/>
+            </w:pPr>
+            <w:r>
+              <w:t>Capitalizes physical stock into inventory valuation</w:t>
+            </w:r>
+          </w:p>
+        </w:tc>
+      </w:tr>
+      <w:tr>
+        <w:tc>
+          <w:tcPr>
+            <w:tcW w:type="dxa" w:w="2340"/>
+            <w:shd w:fill="F8FAFC"/>
+            <w:tcMar>
+              <w:top w:w="100" w:type="dxa"/>
+              <w:bottom w:w="100" w:type="dxa"/>
+              <w:left w:w="150" w:type="dxa"/>
+              <w:right w:w="150" w:type="dxa"/>
+            </w:tcMar>
+          </w:tcPr>
+          <w:p>
+            <w:pPr>
+              <w:spacing w:before="20" w:after="20"/>
+            </w:pPr>
+            <w:r>
+              <w:rPr>
+                <w:b/>
+              </w:rPr>
+              <w:t>Purchase Invoice Booking</w:t>
+            </w:r>
+          </w:p>
+        </w:tc>
+        <w:tc>
+          <w:tcPr>
+            <w:tcW w:type="dxa" w:w="2340"/>
+            <w:shd w:fill="F8FAFC"/>
+            <w:tcMar>
+              <w:top w:w="100" w:type="dxa"/>
+              <w:bottom w:w="100" w:type="dxa"/>
+              <w:left w:w="150" w:type="dxa"/>
+              <w:right w:w="150" w:type="dxa"/>
+            </w:tcMar>
+          </w:tcPr>
+          <w:p>
+            <w:pPr>
+              <w:spacing w:before="20" w:after="20"/>
+            </w:pPr>
+            <w:r>
+              <w:t>Stock Received But Not Billed (GRIR)&lt;br/&gt;Input VAT (12%)</w:t>
+            </w:r>
+          </w:p>
+        </w:tc>
+        <w:tc>
+          <w:tcPr>
+            <w:tcW w:type="dxa" w:w="2340"/>
+            <w:shd w:fill="F8FAFC"/>
+            <w:tcMar>
+              <w:top w:w="100" w:type="dxa"/>
+              <w:bottom w:w="100" w:type="dxa"/>
+              <w:left w:w="150" w:type="dxa"/>
+              <w:right w:w="150" w:type="dxa"/>
+            </w:tcMar>
+          </w:tcPr>
+          <w:p>
+            <w:pPr>
+              <w:spacing w:before="20" w:after="20"/>
+            </w:pPr>
+            <w:r>
+              <w:t>Accounts Payable (Supplier)</w:t>
+            </w:r>
+          </w:p>
+        </w:tc>
+        <w:tc>
+          <w:tcPr>
+            <w:tcW w:type="dxa" w:w="2340"/>
+            <w:shd w:fill="F8FAFC"/>
+            <w:tcMar>
+              <w:top w:w="100" w:type="dxa"/>
+              <w:bottom w:w="100" w:type="dxa"/>
+              <w:left w:w="150" w:type="dxa"/>
+              <w:right w:w="150" w:type="dxa"/>
+            </w:tcMar>
+          </w:tcPr>
+          <w:p>
+            <w:pPr>
+              <w:spacing w:before="20" w:after="20"/>
+            </w:pPr>
+            <w:r>
+              <w:t>Clears temporary inventory accrual, establishes vendor liability</w:t>
+            </w:r>
+          </w:p>
+        </w:tc>
+      </w:tr>
+      <w:tr>
+        <w:tc>
+          <w:tcPr>
+            <w:tcW w:type="dxa" w:w="2340"/>
+            <w:shd w:fill="FFFFFF"/>
+            <w:tcMar>
+              <w:top w:w="100" w:type="dxa"/>
+              <w:bottom w:w="100" w:type="dxa"/>
+              <w:left w:w="150" w:type="dxa"/>
+              <w:right w:w="150" w:type="dxa"/>
+            </w:tcMar>
+          </w:tcPr>
+          <w:p>
+            <w:pPr>
+              <w:spacing w:before="20" w:after="20"/>
+            </w:pPr>
+            <w:r>
+              <w:rPr>
+                <w:b/>
+              </w:rPr>
+              <w:t>Supplier Payment Disbursement</w:t>
+            </w:r>
+          </w:p>
+        </w:tc>
+        <w:tc>
+          <w:tcPr>
+            <w:tcW w:type="dxa" w:w="2340"/>
+            <w:shd w:fill="FFFFFF"/>
+            <w:tcMar>
+              <w:top w:w="100" w:type="dxa"/>
+              <w:bottom w:w="100" w:type="dxa"/>
+              <w:left w:w="150" w:type="dxa"/>
+              <w:right w:w="150" w:type="dxa"/>
+            </w:tcMar>
+          </w:tcPr>
+          <w:p>
+            <w:pPr>
+              <w:spacing w:before="20" w:after="20"/>
+            </w:pPr>
+            <w:r>
+              <w:t>Accounts Payable (Supplier)</w:t>
+            </w:r>
+          </w:p>
+        </w:tc>
+        <w:tc>
+          <w:tcPr>
+            <w:tcW w:type="dxa" w:w="2340"/>
+            <w:shd w:fill="FFFFFF"/>
+            <w:tcMar>
+              <w:top w:w="100" w:type="dxa"/>
+              <w:bottom w:w="100" w:type="dxa"/>
+              <w:left w:w="150" w:type="dxa"/>
+              <w:right w:w="150" w:type="dxa"/>
+            </w:tcMar>
+          </w:tcPr>
+          <w:p>
+            <w:pPr>
+              <w:spacing w:before="20" w:after="20"/>
+            </w:pPr>
+            <w:r>
+              <w:t>Bank Account / Operating Cash</w:t>
+            </w:r>
+          </w:p>
+        </w:tc>
+        <w:tc>
+          <w:tcPr>
+            <w:tcW w:type="dxa" w:w="2340"/>
+            <w:shd w:fill="FFFFFF"/>
+            <w:tcMar>
+              <w:top w:w="100" w:type="dxa"/>
+              <w:bottom w:w="100" w:type="dxa"/>
+              <w:left w:w="150" w:type="dxa"/>
+              <w:right w:w="150" w:type="dxa"/>
+            </w:tcMar>
+          </w:tcPr>
+          <w:p>
+            <w:pPr>
+              <w:spacing w:before="20" w:after="20"/>
+            </w:pPr>
+            <w:r>
+              <w:t>Liquidates vendor payable, reduces cash/bank balance</w:t>
+            </w:r>
+          </w:p>
+        </w:tc>
+      </w:tr>
+      <w:tr>
+        <w:tc>
+          <w:tcPr>
+            <w:tcW w:type="dxa" w:w="2340"/>
+            <w:shd w:fill="F8FAFC"/>
+            <w:tcMar>
+              <w:top w:w="100" w:type="dxa"/>
+              <w:bottom w:w="100" w:type="dxa"/>
+              <w:left w:w="150" w:type="dxa"/>
+              <w:right w:w="150" w:type="dxa"/>
+            </w:tcMar>
+          </w:tcPr>
+          <w:p>
+            <w:pPr>
+              <w:spacing w:before="20" w:after="20"/>
+            </w:pPr>
+            <w:r>
+              <w:rPr>
+                <w:b/>
+              </w:rPr>
+              <w:t>Monthly Fixed Asset Depreciation</w:t>
+            </w:r>
+          </w:p>
+        </w:tc>
+        <w:tc>
+          <w:tcPr>
+            <w:tcW w:type="dxa" w:w="2340"/>
+            <w:shd w:fill="F8FAFC"/>
+            <w:tcMar>
+              <w:top w:w="100" w:type="dxa"/>
+              <w:bottom w:w="100" w:type="dxa"/>
+              <w:left w:w="150" w:type="dxa"/>
+              <w:right w:w="150" w:type="dxa"/>
+            </w:tcMar>
+          </w:tcPr>
+          <w:p>
+            <w:pPr>
+              <w:spacing w:before="20" w:after="20"/>
+            </w:pPr>
+            <w:r>
+              <w:t>Depreciation Expense (Operating Exp)</w:t>
+            </w:r>
+          </w:p>
+        </w:tc>
+        <w:tc>
+          <w:tcPr>
+            <w:tcW w:type="dxa" w:w="2340"/>
+            <w:shd w:fill="F8FAFC"/>
+            <w:tcMar>
+              <w:top w:w="100" w:type="dxa"/>
+              <w:bottom w:w="100" w:type="dxa"/>
+              <w:left w:w="150" w:type="dxa"/>
+              <w:right w:w="150" w:type="dxa"/>
+            </w:tcMar>
+          </w:tcPr>
+          <w:p>
+            <w:pPr>
+              <w:spacing w:before="20" w:after="20"/>
+            </w:pPr>
+            <w:r>
+              <w:t>Accumulated Depreciation (Contra Asset)</w:t>
+            </w:r>
+          </w:p>
+        </w:tc>
+        <w:tc>
+          <w:tcPr>
+            <w:tcW w:type="dxa" w:w="2340"/>
+            <w:shd w:fill="F8FAFC"/>
+            <w:tcMar>
+              <w:top w:w="100" w:type="dxa"/>
+              <w:bottom w:w="100" w:type="dxa"/>
+              <w:left w:w="150" w:type="dxa"/>
+              <w:right w:w="150" w:type="dxa"/>
+            </w:tcMar>
+          </w:tcPr>
+          <w:p>
+            <w:pPr>
+              <w:spacing w:before="20" w:after="20"/>
+            </w:pPr>
+            <w:r>
+              <w:t>Recognizes monthly asset wear and tear under IAS 16</w:t>
+            </w:r>
+          </w:p>
+        </w:tc>
+      </w:tr>
+      <w:tr>
+        <w:tc>
+          <w:tcPr>
+            <w:tcW w:type="dxa" w:w="2340"/>
+            <w:shd w:fill="FFFFFF"/>
+            <w:tcMar>
+              <w:top w:w="100" w:type="dxa"/>
+              <w:bottom w:w="100" w:type="dxa"/>
+              <w:left w:w="150" w:type="dxa"/>
+              <w:right w:w="150" w:type="dxa"/>
+            </w:tcMar>
+          </w:tcPr>
+          <w:p>
+            <w:pPr>
+              <w:spacing w:before="20" w:after="20"/>
+            </w:pPr>
+            <w:r>
+              <w:rPr>
+                <w:b/>
+              </w:rPr>
+              <w:t>Stock Shrinkage / Write-off</w:t>
+            </w:r>
+          </w:p>
+        </w:tc>
+        <w:tc>
+          <w:tcPr>
+            <w:tcW w:type="dxa" w:w="2340"/>
+            <w:shd w:fill="FFFFFF"/>
+            <w:tcMar>
+              <w:top w:w="100" w:type="dxa"/>
+              <w:bottom w:w="100" w:type="dxa"/>
+              <w:left w:w="150" w:type="dxa"/>
+              <w:right w:w="150" w:type="dxa"/>
+            </w:tcMar>
+          </w:tcPr>
+          <w:p>
+            <w:pPr>
+              <w:spacing w:before="20" w:after="20"/>
+            </w:pPr>
+            <w:r>
+              <w:t>Stock Adjustment / Loss Expense</w:t>
+            </w:r>
+          </w:p>
+        </w:tc>
+        <w:tc>
+          <w:tcPr>
+            <w:tcW w:type="dxa" w:w="2340"/>
+            <w:shd w:fill="FFFFFF"/>
+            <w:tcMar>
+              <w:top w:w="100" w:type="dxa"/>
+              <w:bottom w:w="100" w:type="dxa"/>
+              <w:left w:w="150" w:type="dxa"/>
+              <w:right w:w="150" w:type="dxa"/>
+            </w:tcMar>
+          </w:tcPr>
+          <w:p>
+            <w:pPr>
+              <w:spacing w:before="20" w:after="20"/>
+            </w:pPr>
+            <w:r>
+              <w:t>Stock in Hand (Inventory Asset)</w:t>
+            </w:r>
+          </w:p>
+        </w:tc>
+        <w:tc>
+          <w:tcPr>
+            <w:tcW w:type="dxa" w:w="2340"/>
+            <w:shd w:fill="FFFFFF"/>
+            <w:tcMar>
+              <w:top w:w="100" w:type="dxa"/>
+              <w:bottom w:w="100" w:type="dxa"/>
+              <w:left w:w="150" w:type="dxa"/>
+              <w:right w:w="150" w:type="dxa"/>
+            </w:tcMar>
+          </w:tcPr>
+          <w:p>
+            <w:pPr>
+              <w:spacing w:before="20" w:after="20"/>
+            </w:pPr>
+            <w:r>
+              <w:t>Recognizes physical inventory loss</w:t>
+            </w:r>
+          </w:p>
+        </w:tc>
+      </w:tr>
+    </w:tbl>
+    <w:p>
+      <w:pPr>
+        <w:spacing w:after="120"/>
+      </w:pPr>
     </w:p>
     <w:p>
       <w:pPr>
@@ -6384,7 +8003,7 @@
           <w:color w:val="0F172A"/>
           <w:sz w:val="26"/>
         </w:rPr>
-        <w:t>SOP-04: Material Issue / Handover Safety Check</w:t>
+        <w:t>B. Multi-Branch Cost Center Segregation</w:t>
       </w:r>
     </w:p>
     <w:p>
@@ -6392,7 +8011,2797 @@
         <w:spacing w:before="40" w:after="80" w:line="276" w:lineRule="auto"/>
       </w:pPr>
       <w:r>
-        <w:t>To eliminate unauthorized stock withdrawals from warehouse stores:</w:t>
+        <w:t>To calculate profitability per workshop location, every transaction is automatically tagged with its branch Cost Center:</w:t>
+      </w:r>
+    </w:p>
+    <w:p>
+      <w:pPr>
+        <w:pStyle w:val="ListBullet"/>
+        <w:spacing w:before="20" w:after="40" w:line="276" w:lineRule="auto"/>
+        <w:ind w:left="360"/>
+      </w:pPr>
+      <w:r>
+        <w:rPr>
+          <w:rFonts w:ascii="Consolas" w:hAnsi="Consolas"/>
+          <w:color w:val="C2410C"/>
+          <w:sz w:val="19"/>
+        </w:rPr>
+        <w:t>Ultra MRF Dau Main - UMDM</w:t>
+      </w:r>
+    </w:p>
+    <w:p>
+      <w:pPr>
+        <w:pStyle w:val="ListBullet"/>
+        <w:spacing w:before="20" w:after="40" w:line="276" w:lineRule="auto"/>
+        <w:ind w:left="360"/>
+      </w:pPr>
+      <w:r>
+        <w:rPr>
+          <w:rFonts w:ascii="Consolas" w:hAnsi="Consolas"/>
+          <w:color w:val="C2410C"/>
+          <w:sz w:val="19"/>
+        </w:rPr>
+        <w:t>Ultra MRF Dau Annex - UMDA</w:t>
+      </w:r>
+    </w:p>
+    <w:p>
+      <w:pPr>
+        <w:pStyle w:val="ListBullet"/>
+        <w:spacing w:before="20" w:after="40" w:line="276" w:lineRule="auto"/>
+        <w:ind w:left="360"/>
+      </w:pPr>
+      <w:r>
+        <w:rPr>
+          <w:rFonts w:ascii="Consolas" w:hAnsi="Consolas"/>
+          <w:color w:val="C2410C"/>
+          <w:sz w:val="19"/>
+        </w:rPr>
+        <w:t>Ultra MRF San Fernando - UMSF</w:t>
+      </w:r>
+    </w:p>
+    <w:p>
+      <w:pPr>
+        <w:pStyle w:val="ListBullet"/>
+        <w:spacing w:before="20" w:after="40" w:line="276" w:lineRule="auto"/>
+        <w:ind w:left="360"/>
+      </w:pPr>
+      <w:r>
+        <w:rPr>
+          <w:rFonts w:ascii="Consolas" w:hAnsi="Consolas"/>
+          <w:color w:val="C2410C"/>
+          <w:sz w:val="19"/>
+        </w:rPr>
+        <w:t>Wheel Core - WC</w:t>
+      </w:r>
+    </w:p>
+    <w:p>
+      <w:pPr>
+        <w:pStyle w:val="ListBullet"/>
+        <w:spacing w:before="20" w:after="40" w:line="276" w:lineRule="auto"/>
+        <w:ind w:left="360"/>
+      </w:pPr>
+      <w:r>
+        <w:rPr>
+          <w:rFonts w:ascii="Consolas" w:hAnsi="Consolas"/>
+          <w:color w:val="C2410C"/>
+          <w:sz w:val="19"/>
+        </w:rPr>
+        <w:t>Automan Car Care Center - ACCC</w:t>
+      </w:r>
+    </w:p>
+    <w:p>
+      <w:pPr>
+        <w:pStyle w:val="ListBullet"/>
+        <w:spacing w:before="20" w:after="40" w:line="276" w:lineRule="auto"/>
+        <w:ind w:left="360"/>
+      </w:pPr>
+      <w:r>
+        <w:rPr>
+          <w:rFonts w:ascii="Consolas" w:hAnsi="Consolas"/>
+          <w:color w:val="C2410C"/>
+          <w:sz w:val="19"/>
+        </w:rPr>
+        <w:t>The Wheelhub - TWH</w:t>
+      </w:r>
+    </w:p>
+    <w:p>
+      <w:pPr>
+        <w:pStyle w:val="ListBullet"/>
+        <w:spacing w:before="20" w:after="40" w:line="276" w:lineRule="auto"/>
+        <w:ind w:left="360"/>
+      </w:pPr>
+      <w:r>
+        <w:rPr>
+          <w:rFonts w:ascii="Consolas" w:hAnsi="Consolas"/>
+          <w:color w:val="C2410C"/>
+          <w:sz w:val="19"/>
+        </w:rPr>
+        <w:t>Ultra MRF Telebastagan - UMT</w:t>
+      </w:r>
+    </w:p>
+    <w:p>
+      <w:pPr>
+        <w:pStyle w:val="ListBullet"/>
+        <w:spacing w:before="20" w:after="40" w:line="276" w:lineRule="auto"/>
+        <w:ind w:left="360"/>
+      </w:pPr>
+      <w:r>
+        <w:rPr>
+          <w:rFonts w:ascii="Consolas" w:hAnsi="Consolas"/>
+          <w:color w:val="C2410C"/>
+          <w:sz w:val="19"/>
+        </w:rPr>
+        <w:t>Corporate Overhead - ULTRA MRF</w:t>
+      </w:r>
+    </w:p>
+    <w:p>
+      <w:pPr>
+        <w:pStyle w:val="Heading2"/>
+        <w:spacing w:before="240" w:after="80"/>
+      </w:pPr>
+      <w:r>
+        <w:rPr>
+          <w:rFonts w:ascii="Calibri" w:hAnsi="Calibri"/>
+          <w:b/>
+          <w:color w:val="0F172A"/>
+          <w:sz w:val="26"/>
+        </w:rPr>
+        <w:t>C. Taxation &amp; Compliance</w:t>
+      </w:r>
+    </w:p>
+    <w:p>
+      <w:pPr>
+        <w:pStyle w:val="ListBullet"/>
+        <w:spacing w:before="20" w:after="40" w:line="276" w:lineRule="auto"/>
+        <w:ind w:left="360"/>
+      </w:pPr>
+      <w:r>
+        <w:rPr>
+          <w:b/>
+        </w:rPr>
+        <w:t>Value Added Tax (VAT)</w:t>
+      </w:r>
+      <w:r>
+        <w:t>: 12% Output VAT automatically calculated on all retail taxable sales; 12% Input VAT tracked on purchase receipts for tax credit computation.</w:t>
+      </w:r>
+    </w:p>
+    <w:p>
+      <w:pPr>
+        <w:pStyle w:val="ListBullet"/>
+        <w:spacing w:before="20" w:after="40" w:line="276" w:lineRule="auto"/>
+        <w:ind w:left="360"/>
+      </w:pPr>
+      <w:r>
+        <w:rPr>
+          <w:b/>
+        </w:rPr>
+        <w:t>Withholding Tax</w:t>
+      </w:r>
+      <w:r>
+        <w:t>: Supports Expanded Withholding Tax (EWT / BIR Form 2307) on rental, subcontracted machine shop services, and corporate fleet billing.</w:t>
+      </w:r>
+    </w:p>
+    <w:p>
+      <w:pPr>
+        <w:pStyle w:val="Heading2"/>
+        <w:spacing w:before="240" w:after="80"/>
+      </w:pPr>
+      <w:r>
+        <w:rPr>
+          <w:rFonts w:ascii="Calibri" w:hAnsi="Calibri"/>
+          <w:b/>
+          <w:color w:val="0F172A"/>
+          <w:sz w:val="26"/>
+        </w:rPr>
+        <w:t>D. Bank &amp; Payment Reconciliation</w:t>
+      </w:r>
+    </w:p>
+    <w:p>
+      <w:pPr>
+        <w:pStyle w:val="ListBullet"/>
+        <w:spacing w:before="20" w:after="40" w:line="276" w:lineRule="auto"/>
+        <w:ind w:left="360"/>
+      </w:pPr>
+      <w:r>
+        <w:t>Integrated payment clearing for cash registers, credit card terminal batches, GCash merchant wallets, and online bank transfers.</w:t>
+      </w:r>
+    </w:p>
+    <w:p>
+      <w:pPr>
+        <w:pStyle w:val="ListBullet"/>
+        <w:spacing w:before="20" w:after="40" w:line="276" w:lineRule="auto"/>
+        <w:ind w:left="360"/>
+      </w:pPr>
+      <w:r>
+        <w:t>Bank Reconciliation Tool (</w:t>
+      </w:r>
+      <w:r>
+        <w:rPr>
+          <w:rFonts w:ascii="Consolas" w:hAnsi="Consolas"/>
+          <w:color w:val="C2410C"/>
+          <w:sz w:val="19"/>
+        </w:rPr>
+        <w:t>/desk/bank-reconciliation-tool</w:t>
+      </w:r>
+      <w:r>
+        <w:t>) matches bank statement lines against internal payment entries.</w:t>
+      </w:r>
+    </w:p>
+    <w:p>
+      <w:pPr>
+        <w:pStyle w:val="Heading1"/>
+        <w:spacing w:before="360" w:after="120"/>
+      </w:pPr>
+      <w:r>
+        <w:rPr>
+          <w:rFonts w:ascii="Calibri" w:hAnsi="Calibri"/>
+          <w:b/>
+          <w:color w:val="2563EB"/>
+          <w:sz w:val="32"/>
+        </w:rPr>
+        <w:t>6. Inventory &amp; Multi-Warehouse Operations Engine</w:t>
+      </w:r>
+    </w:p>
+    <w:p>
+      <w:pPr>
+        <w:pStyle w:val="Heading2"/>
+        <w:spacing w:before="240" w:after="80"/>
+      </w:pPr>
+      <w:r>
+        <w:rPr>
+          <w:rFonts w:ascii="Calibri" w:hAnsi="Calibri"/>
+          <w:b/>
+          <w:color w:val="0F172A"/>
+          <w:sz w:val="26"/>
+        </w:rPr>
+        <w:t>A. Multi-Tier Warehouse Network</w:t>
+      </w:r>
+    </w:p>
+    <w:tbl>
+      <w:tblPr>
+        <w:tblW w:type="auto" w:w="0"/>
+        <w:jc w:val="center"/>
+        <w:tblLook w:firstColumn="1" w:firstRow="1" w:lastColumn="0" w:lastRow="0" w:noHBand="0" w:noVBand="1" w:val="04A0"/>
+      </w:tblPr>
+      <w:tblGrid>
+        <w:gridCol w:w="9360"/>
+      </w:tblGrid>
+      <w:tr>
+        <w:tc>
+          <w:tcPr>
+            <w:tcW w:type="dxa" w:w="9360"/>
+            <w:shd w:fill="F1F5F9"/>
+            <w:tcMar>
+              <w:top w:w="120" w:type="dxa"/>
+              <w:bottom w:w="120" w:type="dxa"/>
+              <w:left w:w="180" w:type="dxa"/>
+              <w:right w:w="180" w:type="dxa"/>
+            </w:tcMar>
+          </w:tcPr>
+          <w:p>
+            <w:pPr>
+              <w:spacing w:before="40" w:after="40" w:line="252" w:lineRule="auto"/>
+            </w:pPr>
+            <w:r>
+              <w:rPr>
+                <w:rFonts w:ascii="Consolas" w:hAnsi="Consolas"/>
+                <w:color w:val="0F172A"/>
+                <w:sz w:val="18"/>
+              </w:rPr>
+              <w:t>graph TD</w:t>
+              <w:br/>
+              <w:t xml:space="preserve">    Hub["Central Logistics Hubs&lt;br/&gt;(Warehouse Dau / SF / Mexico)"]</w:t>
+              <w:br/>
+              <w:br/>
+              <w:t xml:space="preserve">    subgraph "Frontline Branch Workshop Stores"</w:t>
+              <w:br/>
+              <w:t xml:space="preserve">        S1["Stores - UM (Ultra MRF)"]</w:t>
+              <w:br/>
+              <w:t xml:space="preserve">        S2["Stores - UMDM (Dau Main)"]</w:t>
+              <w:br/>
+              <w:t xml:space="preserve">        S3["Stores - UMDA (Dau Annex)"]</w:t>
+              <w:br/>
+              <w:t xml:space="preserve">        S4["Stores - UMSF (San Fernando)"]</w:t>
+              <w:br/>
+              <w:t xml:space="preserve">        S5["Stores - ACCC (Automan)"]</w:t>
+              <w:br/>
+              <w:t xml:space="preserve">        S6["Stores - UMT (Telebastagan)"]</w:t>
+              <w:br/>
+              <w:t xml:space="preserve">    end</w:t>
+              <w:br/>
+              <w:br/>
+              <w:t xml:space="preserve">    subgraph "Workshop Bays &amp; Quarantine"</w:t>
+              <w:br/>
+              <w:t xml:space="preserve">        B1["Bay Fast-Moving Tire Rack"]</w:t>
+              <w:br/>
+              <w:t xml:space="preserve">        B2["Lubricant Dispensing Station"]</w:t>
+              <w:br/>
+              <w:t xml:space="preserve">        Q1["Damaged Cores &amp; Warranty Quarantine"]</w:t>
+              <w:br/>
+              <w:t xml:space="preserve">    end</w:t>
+              <w:br/>
+              <w:br/>
+              <w:t xml:space="preserve">    Hub --&gt;|Material Transfer| S1</w:t>
+              <w:br/>
+              <w:t xml:space="preserve">    Hub --&gt;|Material Transfer| S2</w:t>
+              <w:br/>
+              <w:t xml:space="preserve">    Hub --&gt;|Material Transfer| S3</w:t>
+              <w:br/>
+              <w:t xml:space="preserve">    Hub --&gt;|Material Transfer| S4</w:t>
+              <w:br/>
+              <w:t xml:space="preserve">    Hub --&gt;|Material Transfer| S5</w:t>
+              <w:br/>
+              <w:t xml:space="preserve">    Hub --&gt;|Material Transfer| S6</w:t>
+              <w:br/>
+              <w:br/>
+              <w:t xml:space="preserve">    S2 --&gt; B1</w:t>
+              <w:br/>
+              <w:t xml:space="preserve">    S2 --&gt; B2</w:t>
+              <w:br/>
+              <w:t xml:space="preserve">    S2 --&gt; Q1</w:t>
+            </w:r>
+          </w:p>
+        </w:tc>
+      </w:tr>
+    </w:tbl>
+    <w:p>
+      <w:pPr>
+        <w:spacing w:after="80"/>
+      </w:pPr>
+    </w:p>
+    <w:p>
+      <w:pPr>
+        <w:pStyle w:val="Heading2"/>
+        <w:spacing w:before="240" w:after="80"/>
+      </w:pPr>
+      <w:r>
+        <w:rPr>
+          <w:rFonts w:ascii="Calibri" w:hAnsi="Calibri"/>
+          <w:b/>
+          <w:color w:val="0F172A"/>
+          <w:sz w:val="26"/>
+        </w:rPr>
+        <w:t>B. Bin Location Slotting (570 Locations)</w:t>
+      </w:r>
+    </w:p>
+    <w:p>
+      <w:pPr>
+        <w:spacing w:before="40" w:after="80" w:line="276" w:lineRule="auto"/>
+      </w:pPr>
+      <w:r>
+        <w:t xml:space="preserve">Every physical storage rack across warehouses is tracked in </w:t>
+      </w:r>
+      <w:r>
+        <w:rPr>
+          <w:rFonts w:ascii="Consolas" w:hAnsi="Consolas"/>
+          <w:color w:val="C2410C"/>
+          <w:sz w:val="19"/>
+        </w:rPr>
+        <w:t>Bin Location</w:t>
+      </w:r>
+      <w:r>
+        <w:t>:</w:t>
+      </w:r>
+    </w:p>
+    <w:p>
+      <w:pPr>
+        <w:pStyle w:val="ListBullet"/>
+        <w:spacing w:before="20" w:after="40" w:line="276" w:lineRule="auto"/>
+        <w:ind w:left="360"/>
+      </w:pPr>
+      <w:r>
+        <w:rPr>
+          <w:b/>
+        </w:rPr>
+        <w:t>Aisle</w:t>
+      </w:r>
+      <w:r>
+        <w:t xml:space="preserve">: Physical warehouse corridor (e.g. </w:t>
+      </w:r>
+      <w:r>
+        <w:rPr>
+          <w:rFonts w:ascii="Consolas" w:hAnsi="Consolas"/>
+          <w:color w:val="C2410C"/>
+          <w:sz w:val="19"/>
+        </w:rPr>
+        <w:t>Aisle 01</w:t>
+      </w:r>
+      <w:r>
+        <w:t xml:space="preserve">, </w:t>
+      </w:r>
+      <w:r>
+        <w:rPr>
+          <w:rFonts w:ascii="Consolas" w:hAnsi="Consolas"/>
+          <w:color w:val="C2410C"/>
+          <w:sz w:val="19"/>
+        </w:rPr>
+        <w:t>Aisle 02</w:t>
+      </w:r>
+      <w:r>
+        <w:t>).</w:t>
+      </w:r>
+    </w:p>
+    <w:p>
+      <w:pPr>
+        <w:pStyle w:val="ListBullet"/>
+        <w:spacing w:before="20" w:after="40" w:line="276" w:lineRule="auto"/>
+        <w:ind w:left="360"/>
+      </w:pPr>
+      <w:r>
+        <w:rPr>
+          <w:b/>
+        </w:rPr>
+        <w:t>Rack</w:t>
+      </w:r>
+      <w:r>
+        <w:t>: Vertical storage shelving system.</w:t>
+      </w:r>
+    </w:p>
+    <w:p>
+      <w:pPr>
+        <w:pStyle w:val="ListBullet"/>
+        <w:spacing w:before="20" w:after="40" w:line="276" w:lineRule="auto"/>
+        <w:ind w:left="360"/>
+      </w:pPr>
+      <w:r>
+        <w:rPr>
+          <w:b/>
+        </w:rPr>
+        <w:t>Shelf</w:t>
+      </w:r>
+      <w:r>
+        <w:t xml:space="preserve">: Height tier (e.g. </w:t>
+      </w:r>
+      <w:r>
+        <w:rPr>
+          <w:rFonts w:ascii="Consolas" w:hAnsi="Consolas"/>
+          <w:color w:val="C2410C"/>
+          <w:sz w:val="19"/>
+        </w:rPr>
+        <w:t>Tier 1 - Ground Heavy Tires</w:t>
+      </w:r>
+      <w:r>
+        <w:t xml:space="preserve">, </w:t>
+      </w:r>
+      <w:r>
+        <w:rPr>
+          <w:rFonts w:ascii="Consolas" w:hAnsi="Consolas"/>
+          <w:color w:val="C2410C"/>
+          <w:sz w:val="19"/>
+        </w:rPr>
+        <w:t>Tier 4 - Light Filters</w:t>
+      </w:r>
+      <w:r>
+        <w:t>).</w:t>
+      </w:r>
+    </w:p>
+    <w:p>
+      <w:pPr>
+        <w:pStyle w:val="ListBullet"/>
+        <w:spacing w:before="20" w:after="40" w:line="276" w:lineRule="auto"/>
+        <w:ind w:left="360"/>
+      </w:pPr>
+      <w:r>
+        <w:rPr>
+          <w:b/>
+        </w:rPr>
+        <w:t>Bin</w:t>
+      </w:r>
+      <w:r>
+        <w:t>: Designated slot holding specific SKUs.</w:t>
+      </w:r>
+    </w:p>
+    <w:p>
+      <w:pPr>
+        <w:pStyle w:val="Heading2"/>
+        <w:spacing w:before="240" w:after="80"/>
+      </w:pPr>
+      <w:r>
+        <w:rPr>
+          <w:rFonts w:ascii="Calibri" w:hAnsi="Calibri"/>
+          <w:b/>
+          <w:color w:val="0F172A"/>
+          <w:sz w:val="26"/>
+        </w:rPr>
+        <w:t>C. Stock Valuation &amp; Perpetual Inventory</w:t>
+      </w:r>
+    </w:p>
+    <w:p>
+      <w:pPr>
+        <w:pStyle w:val="ListBullet"/>
+        <w:spacing w:before="20" w:after="40" w:line="276" w:lineRule="auto"/>
+        <w:ind w:left="360"/>
+      </w:pPr>
+      <w:r>
+        <w:rPr>
+          <w:b/>
+        </w:rPr>
+        <w:t>Perpetual Inventory</w:t>
+      </w:r>
+      <w:r>
+        <w:t>: Every stock movement immediately updates the financial balance sheet. No manual year-end inventory valuation journal entries required.</w:t>
+      </w:r>
+    </w:p>
+    <w:p>
+      <w:pPr>
+        <w:pStyle w:val="ListBullet"/>
+        <w:spacing w:before="20" w:after="40" w:line="276" w:lineRule="auto"/>
+        <w:ind w:left="360"/>
+      </w:pPr>
+      <w:r>
+        <w:rPr>
+          <w:b/>
+        </w:rPr>
+        <w:t>Moving Average Valuation</w:t>
+      </w:r>
+      <w:r>
+        <w:t>: Real-time landed cost dynamically accounts for purchase price fluctuations, freight, import duties, and handling charges.</w:t>
+      </w:r>
+    </w:p>
+    <w:p>
+      <w:pPr>
+        <w:pStyle w:val="Heading2"/>
+        <w:spacing w:before="240" w:after="80"/>
+      </w:pPr>
+      <w:r>
+        <w:rPr>
+          <w:rFonts w:ascii="Calibri" w:hAnsi="Calibri"/>
+          <w:b/>
+          <w:color w:val="0F172A"/>
+          <w:sz w:val="26"/>
+        </w:rPr>
+        <w:t>D. Physical Inventory Counting &amp; Reconciliation</w:t>
+      </w:r>
+    </w:p>
+    <w:p>
+      <w:pPr>
+        <w:pStyle w:val="ListBullet"/>
+        <w:spacing w:before="20" w:after="40" w:line="276" w:lineRule="auto"/>
+        <w:ind w:left="360"/>
+      </w:pPr>
+      <w:r>
+        <w:rPr>
+          <w:b/>
+        </w:rPr>
+        <w:t>Cycle Counting</w:t>
+      </w:r>
+      <w:r>
+        <w:t>: Periodic partial counts scheduled per item group (e.g. daily tire counts, weekly lubricant barrel soundings).</w:t>
+      </w:r>
+    </w:p>
+    <w:p>
+      <w:pPr>
+        <w:pStyle w:val="ListBullet"/>
+        <w:spacing w:before="20" w:after="40" w:line="276" w:lineRule="auto"/>
+        <w:ind w:left="360"/>
+      </w:pPr>
+      <w:r>
+        <w:rPr>
+          <w:b/>
+        </w:rPr>
+        <w:t>Stock Reconciliation Tool</w:t>
+      </w:r>
+      <w:r>
+        <w:t xml:space="preserve"> (</w:t>
+      </w:r>
+      <w:r>
+        <w:rPr>
+          <w:rFonts w:ascii="Consolas" w:hAnsi="Consolas"/>
+          <w:color w:val="C2410C"/>
+          <w:sz w:val="19"/>
+        </w:rPr>
+        <w:t>/desk/stock-reconciliation</w:t>
+      </w:r>
+      <w:r>
+        <w:t>): Compares physical book quantity against actual counted quantity, automatically posting write-off or surplus adjustments to the General Ledger.</w:t>
+      </w:r>
+    </w:p>
+    <w:p>
+      <w:pPr>
+        <w:pStyle w:val="Heading1"/>
+        <w:spacing w:before="360" w:after="120"/>
+      </w:pPr>
+      <w:r>
+        <w:rPr>
+          <w:rFonts w:ascii="Calibri" w:hAnsi="Calibri"/>
+          <w:b/>
+          <w:color w:val="2563EB"/>
+          <w:sz w:val="32"/>
+        </w:rPr>
+        <w:t>7. Master Reporting &amp; Analytics Catalog</w:t>
+      </w:r>
+    </w:p>
+    <w:p>
+      <w:pPr>
+        <w:spacing w:before="40" w:after="80" w:line="276" w:lineRule="auto"/>
+      </w:pPr>
+      <w:r>
+        <w:t>The system provides an exhaustive suite of real-time management reports accessible directly via ERPNext Desk and web dashboards:</w:t>
+      </w:r>
+    </w:p>
+    <w:p>
+      <w:pPr>
+        <w:pStyle w:val="Heading2"/>
+        <w:spacing w:before="240" w:after="80"/>
+      </w:pPr>
+      <w:r>
+        <w:rPr>
+          <w:rFonts w:ascii="Calibri" w:hAnsi="Calibri"/>
+          <w:b/>
+          <w:color w:val="0F172A"/>
+          <w:sz w:val="26"/>
+        </w:rPr>
+        <w:t>A. Financial &amp; Accounting Reports</w:t>
+      </w:r>
+    </w:p>
+    <w:tbl>
+      <w:tblPr>
+        <w:tblW w:type="auto" w:w="0"/>
+        <w:jc w:val="center"/>
+        <w:tblLook w:firstColumn="1" w:firstRow="1" w:lastColumn="0" w:lastRow="0" w:noHBand="0" w:noVBand="1" w:val="04A0"/>
+      </w:tblPr>
+      <w:tblGrid>
+        <w:gridCol w:w="3120"/>
+        <w:gridCol w:w="3120"/>
+        <w:gridCol w:w="3120"/>
+      </w:tblGrid>
+      <w:tr>
+        <w:tc>
+          <w:tcPr>
+            <w:tcW w:type="dxa" w:w="3120"/>
+            <w:shd w:fill="1E3A8A"/>
+            <w:tcMar>
+              <w:top w:w="140" w:type="dxa"/>
+              <w:bottom w:w="140" w:type="dxa"/>
+              <w:left w:w="160" w:type="dxa"/>
+              <w:right w:w="160" w:type="dxa"/>
+            </w:tcMar>
+          </w:tcPr>
+          <w:p>
+            <w:pPr>
+              <w:spacing w:before="40" w:after="40"/>
+            </w:pPr>
+            <w:r>
+              <w:rPr>
+                <w:b/>
+                <w:color w:val="FFFFFF"/>
+                <w:sz w:val="20"/>
+              </w:rPr>
+              <w:t>Report Name</w:t>
+            </w:r>
+          </w:p>
+        </w:tc>
+        <w:tc>
+          <w:tcPr>
+            <w:tcW w:type="dxa" w:w="3120"/>
+            <w:shd w:fill="1E3A8A"/>
+            <w:tcMar>
+              <w:top w:w="140" w:type="dxa"/>
+              <w:bottom w:w="140" w:type="dxa"/>
+              <w:left w:w="160" w:type="dxa"/>
+              <w:right w:w="160" w:type="dxa"/>
+            </w:tcMar>
+          </w:tcPr>
+          <w:p>
+            <w:pPr>
+              <w:spacing w:before="40" w:after="40"/>
+            </w:pPr>
+            <w:r>
+              <w:rPr>
+                <w:b/>
+                <w:color w:val="FFFFFF"/>
+                <w:sz w:val="20"/>
+              </w:rPr>
+              <w:t>Desk Route</w:t>
+            </w:r>
+          </w:p>
+        </w:tc>
+        <w:tc>
+          <w:tcPr>
+            <w:tcW w:type="dxa" w:w="3120"/>
+            <w:shd w:fill="1E3A8A"/>
+            <w:tcMar>
+              <w:top w:w="140" w:type="dxa"/>
+              <w:bottom w:w="140" w:type="dxa"/>
+              <w:left w:w="160" w:type="dxa"/>
+              <w:right w:w="160" w:type="dxa"/>
+            </w:tcMar>
+          </w:tcPr>
+          <w:p>
+            <w:pPr>
+              <w:spacing w:before="40" w:after="40"/>
+            </w:pPr>
+            <w:r>
+              <w:rPr>
+                <w:b/>
+                <w:color w:val="FFFFFF"/>
+                <w:sz w:val="20"/>
+              </w:rPr>
+              <w:t>Key Operational Purpose</w:t>
+            </w:r>
+          </w:p>
+        </w:tc>
+      </w:tr>
+      <w:tr>
+        <w:tc>
+          <w:tcPr>
+            <w:tcW w:type="dxa" w:w="3120"/>
+            <w:shd w:fill="FFFFFF"/>
+            <w:tcMar>
+              <w:top w:w="100" w:type="dxa"/>
+              <w:bottom w:w="100" w:type="dxa"/>
+              <w:left w:w="150" w:type="dxa"/>
+              <w:right w:w="150" w:type="dxa"/>
+            </w:tcMar>
+          </w:tcPr>
+          <w:p>
+            <w:pPr>
+              <w:spacing w:before="20" w:after="20"/>
+            </w:pPr>
+            <w:r>
+              <w:rPr>
+                <w:b/>
+              </w:rPr>
+              <w:t>General Ledger</w:t>
+            </w:r>
+          </w:p>
+        </w:tc>
+        <w:tc>
+          <w:tcPr>
+            <w:tcW w:type="dxa" w:w="3120"/>
+            <w:shd w:fill="FFFFFF"/>
+            <w:tcMar>
+              <w:top w:w="100" w:type="dxa"/>
+              <w:bottom w:w="100" w:type="dxa"/>
+              <w:left w:w="150" w:type="dxa"/>
+              <w:right w:w="150" w:type="dxa"/>
+            </w:tcMar>
+          </w:tcPr>
+          <w:p>
+            <w:pPr>
+              <w:spacing w:before="20" w:after="20"/>
+            </w:pPr>
+            <w:r>
+              <w:rPr>
+                <w:rFonts w:ascii="Consolas" w:hAnsi="Consolas"/>
+                <w:color w:val="C2410C"/>
+                <w:sz w:val="19"/>
+              </w:rPr>
+              <w:t>/desk/general-ledger</w:t>
+            </w:r>
+          </w:p>
+        </w:tc>
+        <w:tc>
+          <w:tcPr>
+            <w:tcW w:type="dxa" w:w="3120"/>
+            <w:shd w:fill="FFFFFF"/>
+            <w:tcMar>
+              <w:top w:w="100" w:type="dxa"/>
+              <w:bottom w:w="100" w:type="dxa"/>
+              <w:left w:w="150" w:type="dxa"/>
+              <w:right w:w="150" w:type="dxa"/>
+            </w:tcMar>
+          </w:tcPr>
+          <w:p>
+            <w:pPr>
+              <w:spacing w:before="20" w:after="20"/>
+            </w:pPr>
+            <w:r>
+              <w:t>Comprehensive debit/credit transaction journal by account</w:t>
+            </w:r>
+          </w:p>
+        </w:tc>
+      </w:tr>
+      <w:tr>
+        <w:tc>
+          <w:tcPr>
+            <w:tcW w:type="dxa" w:w="3120"/>
+            <w:shd w:fill="F8FAFC"/>
+            <w:tcMar>
+              <w:top w:w="100" w:type="dxa"/>
+              <w:bottom w:w="100" w:type="dxa"/>
+              <w:left w:w="150" w:type="dxa"/>
+              <w:right w:w="150" w:type="dxa"/>
+            </w:tcMar>
+          </w:tcPr>
+          <w:p>
+            <w:pPr>
+              <w:spacing w:before="20" w:after="20"/>
+            </w:pPr>
+            <w:r>
+              <w:rPr>
+                <w:b/>
+              </w:rPr>
+              <w:t>Trial Balance</w:t>
+            </w:r>
+          </w:p>
+        </w:tc>
+        <w:tc>
+          <w:tcPr>
+            <w:tcW w:type="dxa" w:w="3120"/>
+            <w:shd w:fill="F8FAFC"/>
+            <w:tcMar>
+              <w:top w:w="100" w:type="dxa"/>
+              <w:bottom w:w="100" w:type="dxa"/>
+              <w:left w:w="150" w:type="dxa"/>
+              <w:right w:w="150" w:type="dxa"/>
+            </w:tcMar>
+          </w:tcPr>
+          <w:p>
+            <w:pPr>
+              <w:spacing w:before="20" w:after="20"/>
+            </w:pPr>
+            <w:r>
+              <w:rPr>
+                <w:rFonts w:ascii="Consolas" w:hAnsi="Consolas"/>
+                <w:color w:val="C2410C"/>
+                <w:sz w:val="19"/>
+              </w:rPr>
+              <w:t>/desk/trial-balance</w:t>
+            </w:r>
+          </w:p>
+        </w:tc>
+        <w:tc>
+          <w:tcPr>
+            <w:tcW w:type="dxa" w:w="3120"/>
+            <w:shd w:fill="F8FAFC"/>
+            <w:tcMar>
+              <w:top w:w="100" w:type="dxa"/>
+              <w:bottom w:w="100" w:type="dxa"/>
+              <w:left w:w="150" w:type="dxa"/>
+              <w:right w:w="150" w:type="dxa"/>
+            </w:tcMar>
+          </w:tcPr>
+          <w:p>
+            <w:pPr>
+              <w:spacing w:before="20" w:after="20"/>
+            </w:pPr>
+            <w:r>
+              <w:t>Summary of all active accounts, debits, credits, and net balances</w:t>
+            </w:r>
+          </w:p>
+        </w:tc>
+      </w:tr>
+      <w:tr>
+        <w:tc>
+          <w:tcPr>
+            <w:tcW w:type="dxa" w:w="3120"/>
+            <w:shd w:fill="FFFFFF"/>
+            <w:tcMar>
+              <w:top w:w="100" w:type="dxa"/>
+              <w:bottom w:w="100" w:type="dxa"/>
+              <w:left w:w="150" w:type="dxa"/>
+              <w:right w:w="150" w:type="dxa"/>
+            </w:tcMar>
+          </w:tcPr>
+          <w:p>
+            <w:pPr>
+              <w:spacing w:before="20" w:after="20"/>
+            </w:pPr>
+            <w:r>
+              <w:rPr>
+                <w:b/>
+              </w:rPr>
+              <w:t>Profit and Loss Statement</w:t>
+            </w:r>
+          </w:p>
+        </w:tc>
+        <w:tc>
+          <w:tcPr>
+            <w:tcW w:type="dxa" w:w="3120"/>
+            <w:shd w:fill="FFFFFF"/>
+            <w:tcMar>
+              <w:top w:w="100" w:type="dxa"/>
+              <w:bottom w:w="100" w:type="dxa"/>
+              <w:left w:w="150" w:type="dxa"/>
+              <w:right w:w="150" w:type="dxa"/>
+            </w:tcMar>
+          </w:tcPr>
+          <w:p>
+            <w:pPr>
+              <w:spacing w:before="20" w:after="20"/>
+            </w:pPr>
+            <w:r>
+              <w:rPr>
+                <w:rFonts w:ascii="Consolas" w:hAnsi="Consolas"/>
+                <w:color w:val="C2410C"/>
+                <w:sz w:val="19"/>
+              </w:rPr>
+              <w:t>/desk/profit-and-loss-statement</w:t>
+            </w:r>
+          </w:p>
+        </w:tc>
+        <w:tc>
+          <w:tcPr>
+            <w:tcW w:type="dxa" w:w="3120"/>
+            <w:shd w:fill="FFFFFF"/>
+            <w:tcMar>
+              <w:top w:w="100" w:type="dxa"/>
+              <w:bottom w:w="100" w:type="dxa"/>
+              <w:left w:w="150" w:type="dxa"/>
+              <w:right w:w="150" w:type="dxa"/>
+            </w:tcMar>
+          </w:tcPr>
+          <w:p>
+            <w:pPr>
+              <w:spacing w:before="20" w:after="20"/>
+            </w:pPr>
+            <w:r>
+              <w:t>Multi-branch revenue, gross margin, operating expenses, and net profit</w:t>
+            </w:r>
+          </w:p>
+        </w:tc>
+      </w:tr>
+      <w:tr>
+        <w:tc>
+          <w:tcPr>
+            <w:tcW w:type="dxa" w:w="3120"/>
+            <w:shd w:fill="F8FAFC"/>
+            <w:tcMar>
+              <w:top w:w="100" w:type="dxa"/>
+              <w:bottom w:w="100" w:type="dxa"/>
+              <w:left w:w="150" w:type="dxa"/>
+              <w:right w:w="150" w:type="dxa"/>
+            </w:tcMar>
+          </w:tcPr>
+          <w:p>
+            <w:pPr>
+              <w:spacing w:before="20" w:after="20"/>
+            </w:pPr>
+            <w:r>
+              <w:rPr>
+                <w:b/>
+              </w:rPr>
+              <w:t>Balance Sheet</w:t>
+            </w:r>
+          </w:p>
+        </w:tc>
+        <w:tc>
+          <w:tcPr>
+            <w:tcW w:type="dxa" w:w="3120"/>
+            <w:shd w:fill="F8FAFC"/>
+            <w:tcMar>
+              <w:top w:w="100" w:type="dxa"/>
+              <w:bottom w:w="100" w:type="dxa"/>
+              <w:left w:w="150" w:type="dxa"/>
+              <w:right w:w="150" w:type="dxa"/>
+            </w:tcMar>
+          </w:tcPr>
+          <w:p>
+            <w:pPr>
+              <w:spacing w:before="20" w:after="20"/>
+            </w:pPr>
+            <w:r>
+              <w:rPr>
+                <w:rFonts w:ascii="Consolas" w:hAnsi="Consolas"/>
+                <w:color w:val="C2410C"/>
+                <w:sz w:val="19"/>
+              </w:rPr>
+              <w:t>/desk/balance-sheet</w:t>
+            </w:r>
+          </w:p>
+        </w:tc>
+        <w:tc>
+          <w:tcPr>
+            <w:tcW w:type="dxa" w:w="3120"/>
+            <w:shd w:fill="F8FAFC"/>
+            <w:tcMar>
+              <w:top w:w="100" w:type="dxa"/>
+              <w:bottom w:w="100" w:type="dxa"/>
+              <w:left w:w="150" w:type="dxa"/>
+              <w:right w:w="150" w:type="dxa"/>
+            </w:tcMar>
+          </w:tcPr>
+          <w:p>
+            <w:pPr>
+              <w:spacing w:before="20" w:after="20"/>
+            </w:pPr>
+            <w:r>
+              <w:t>Assets, liabilities, and corporate equity snapshot</w:t>
+            </w:r>
+          </w:p>
+        </w:tc>
+      </w:tr>
+      <w:tr>
+        <w:tc>
+          <w:tcPr>
+            <w:tcW w:type="dxa" w:w="3120"/>
+            <w:shd w:fill="FFFFFF"/>
+            <w:tcMar>
+              <w:top w:w="100" w:type="dxa"/>
+              <w:bottom w:w="100" w:type="dxa"/>
+              <w:left w:w="150" w:type="dxa"/>
+              <w:right w:w="150" w:type="dxa"/>
+            </w:tcMar>
+          </w:tcPr>
+          <w:p>
+            <w:pPr>
+              <w:spacing w:before="20" w:after="20"/>
+            </w:pPr>
+            <w:r>
+              <w:rPr>
+                <w:b/>
+              </w:rPr>
+              <w:t>Accounts Receivable Summary</w:t>
+            </w:r>
+          </w:p>
+        </w:tc>
+        <w:tc>
+          <w:tcPr>
+            <w:tcW w:type="dxa" w:w="3120"/>
+            <w:shd w:fill="FFFFFF"/>
+            <w:tcMar>
+              <w:top w:w="100" w:type="dxa"/>
+              <w:bottom w:w="100" w:type="dxa"/>
+              <w:left w:w="150" w:type="dxa"/>
+              <w:right w:w="150" w:type="dxa"/>
+            </w:tcMar>
+          </w:tcPr>
+          <w:p>
+            <w:pPr>
+              <w:spacing w:before="20" w:after="20"/>
+            </w:pPr>
+            <w:r>
+              <w:rPr>
+                <w:rFonts w:ascii="Consolas" w:hAnsi="Consolas"/>
+                <w:color w:val="C2410C"/>
+                <w:sz w:val="19"/>
+              </w:rPr>
+              <w:t>/desk/accounts-receivable-summary</w:t>
+            </w:r>
+          </w:p>
+        </w:tc>
+        <w:tc>
+          <w:tcPr>
+            <w:tcW w:type="dxa" w:w="3120"/>
+            <w:shd w:fill="FFFFFF"/>
+            <w:tcMar>
+              <w:top w:w="100" w:type="dxa"/>
+              <w:bottom w:w="100" w:type="dxa"/>
+              <w:left w:w="150" w:type="dxa"/>
+              <w:right w:w="150" w:type="dxa"/>
+            </w:tcMar>
+          </w:tcPr>
+          <w:p>
+            <w:pPr>
+              <w:spacing w:before="20" w:after="20"/>
+            </w:pPr>
+            <w:r>
+              <w:t>Fleet customer aging analysis (0-30, 31-60, 61-90, 90+ days)</w:t>
+            </w:r>
+          </w:p>
+        </w:tc>
+      </w:tr>
+      <w:tr>
+        <w:tc>
+          <w:tcPr>
+            <w:tcW w:type="dxa" w:w="3120"/>
+            <w:shd w:fill="F8FAFC"/>
+            <w:tcMar>
+              <w:top w:w="100" w:type="dxa"/>
+              <w:bottom w:w="100" w:type="dxa"/>
+              <w:left w:w="150" w:type="dxa"/>
+              <w:right w:w="150" w:type="dxa"/>
+            </w:tcMar>
+          </w:tcPr>
+          <w:p>
+            <w:pPr>
+              <w:spacing w:before="20" w:after="20"/>
+            </w:pPr>
+            <w:r>
+              <w:rPr>
+                <w:b/>
+              </w:rPr>
+              <w:t>Accounts Payable Summary</w:t>
+            </w:r>
+          </w:p>
+        </w:tc>
+        <w:tc>
+          <w:tcPr>
+            <w:tcW w:type="dxa" w:w="3120"/>
+            <w:shd w:fill="F8FAFC"/>
+            <w:tcMar>
+              <w:top w:w="100" w:type="dxa"/>
+              <w:bottom w:w="100" w:type="dxa"/>
+              <w:left w:w="150" w:type="dxa"/>
+              <w:right w:w="150" w:type="dxa"/>
+            </w:tcMar>
+          </w:tcPr>
+          <w:p>
+            <w:pPr>
+              <w:spacing w:before="20" w:after="20"/>
+            </w:pPr>
+            <w:r>
+              <w:rPr>
+                <w:rFonts w:ascii="Consolas" w:hAnsi="Consolas"/>
+                <w:color w:val="C2410C"/>
+                <w:sz w:val="19"/>
+              </w:rPr>
+              <w:t>/desk/accounts-payable-summary</w:t>
+            </w:r>
+          </w:p>
+        </w:tc>
+        <w:tc>
+          <w:tcPr>
+            <w:tcW w:type="dxa" w:w="3120"/>
+            <w:shd w:fill="F8FAFC"/>
+            <w:tcMar>
+              <w:top w:w="100" w:type="dxa"/>
+              <w:bottom w:w="100" w:type="dxa"/>
+              <w:left w:w="150" w:type="dxa"/>
+              <w:right w:w="150" w:type="dxa"/>
+            </w:tcMar>
+          </w:tcPr>
+          <w:p>
+            <w:pPr>
+              <w:spacing w:before="20" w:after="20"/>
+            </w:pPr>
+            <w:r>
+              <w:t>Supplier payment schedules, aging, and upcoming vendor liabilities</w:t>
+            </w:r>
+          </w:p>
+        </w:tc>
+      </w:tr>
+      <w:tr>
+        <w:tc>
+          <w:tcPr>
+            <w:tcW w:type="dxa" w:w="3120"/>
+            <w:shd w:fill="FFFFFF"/>
+            <w:tcMar>
+              <w:top w:w="100" w:type="dxa"/>
+              <w:bottom w:w="100" w:type="dxa"/>
+              <w:left w:w="150" w:type="dxa"/>
+              <w:right w:w="150" w:type="dxa"/>
+            </w:tcMar>
+          </w:tcPr>
+          <w:p>
+            <w:pPr>
+              <w:spacing w:before="20" w:after="20"/>
+            </w:pPr>
+            <w:r>
+              <w:rPr>
+                <w:b/>
+              </w:rPr>
+              <w:t>POS Register</w:t>
+            </w:r>
+          </w:p>
+        </w:tc>
+        <w:tc>
+          <w:tcPr>
+            <w:tcW w:type="dxa" w:w="3120"/>
+            <w:shd w:fill="FFFFFF"/>
+            <w:tcMar>
+              <w:top w:w="100" w:type="dxa"/>
+              <w:bottom w:w="100" w:type="dxa"/>
+              <w:left w:w="150" w:type="dxa"/>
+              <w:right w:w="150" w:type="dxa"/>
+            </w:tcMar>
+          </w:tcPr>
+          <w:p>
+            <w:pPr>
+              <w:spacing w:before="20" w:after="20"/>
+            </w:pPr>
+            <w:r>
+              <w:rPr>
+                <w:rFonts w:ascii="Consolas" w:hAnsi="Consolas"/>
+                <w:color w:val="C2410C"/>
+                <w:sz w:val="19"/>
+              </w:rPr>
+              <w:t>/desk/pos-register</w:t>
+            </w:r>
+          </w:p>
+        </w:tc>
+        <w:tc>
+          <w:tcPr>
+            <w:tcW w:type="dxa" w:w="3120"/>
+            <w:shd w:fill="FFFFFF"/>
+            <w:tcMar>
+              <w:top w:w="100" w:type="dxa"/>
+              <w:bottom w:w="100" w:type="dxa"/>
+              <w:left w:w="150" w:type="dxa"/>
+              <w:right w:w="150" w:type="dxa"/>
+            </w:tcMar>
+          </w:tcPr>
+          <w:p>
+            <w:pPr>
+              <w:spacing w:before="20" w:after="20"/>
+            </w:pPr>
+            <w:r>
+              <w:t>Daily breakdown of all counter cash, card, and digital payment receipts</w:t>
+            </w:r>
+          </w:p>
+        </w:tc>
+      </w:tr>
+      <w:tr>
+        <w:tc>
+          <w:tcPr>
+            <w:tcW w:type="dxa" w:w="3120"/>
+            <w:shd w:fill="F8FAFC"/>
+            <w:tcMar>
+              <w:top w:w="100" w:type="dxa"/>
+              <w:bottom w:w="100" w:type="dxa"/>
+              <w:left w:w="150" w:type="dxa"/>
+              <w:right w:w="150" w:type="dxa"/>
+            </w:tcMar>
+          </w:tcPr>
+          <w:p>
+            <w:pPr>
+              <w:spacing w:before="20" w:after="20"/>
+            </w:pPr>
+            <w:r>
+              <w:rPr>
+                <w:b/>
+              </w:rPr>
+              <w:t>Cash Flow Statement</w:t>
+            </w:r>
+          </w:p>
+        </w:tc>
+        <w:tc>
+          <w:tcPr>
+            <w:tcW w:type="dxa" w:w="3120"/>
+            <w:shd w:fill="F8FAFC"/>
+            <w:tcMar>
+              <w:top w:w="100" w:type="dxa"/>
+              <w:bottom w:w="100" w:type="dxa"/>
+              <w:left w:w="150" w:type="dxa"/>
+              <w:right w:w="150" w:type="dxa"/>
+            </w:tcMar>
+          </w:tcPr>
+          <w:p>
+            <w:pPr>
+              <w:spacing w:before="20" w:after="20"/>
+            </w:pPr>
+            <w:r>
+              <w:rPr>
+                <w:rFonts w:ascii="Consolas" w:hAnsi="Consolas"/>
+                <w:color w:val="C2410C"/>
+                <w:sz w:val="19"/>
+              </w:rPr>
+              <w:t>/desk/cash-flow</w:t>
+            </w:r>
+          </w:p>
+        </w:tc>
+        <w:tc>
+          <w:tcPr>
+            <w:tcW w:type="dxa" w:w="3120"/>
+            <w:shd w:fill="F8FAFC"/>
+            <w:tcMar>
+              <w:top w:w="100" w:type="dxa"/>
+              <w:bottom w:w="100" w:type="dxa"/>
+              <w:left w:w="150" w:type="dxa"/>
+              <w:right w:w="150" w:type="dxa"/>
+            </w:tcMar>
+          </w:tcPr>
+          <w:p>
+            <w:pPr>
+              <w:spacing w:before="20" w:after="20"/>
+            </w:pPr>
+            <w:r>
+              <w:t>Operating, investing, and financing cash movements</w:t>
+            </w:r>
+          </w:p>
+        </w:tc>
+      </w:tr>
+    </w:tbl>
+    <w:p>
+      <w:pPr>
+        <w:spacing w:after="120"/>
+      </w:pPr>
+    </w:p>
+    <w:p>
+      <w:pPr>
+        <w:pStyle w:val="Heading2"/>
+        <w:spacing w:before="240" w:after="80"/>
+      </w:pPr>
+      <w:r>
+        <w:rPr>
+          <w:rFonts w:ascii="Calibri" w:hAnsi="Calibri"/>
+          <w:b/>
+          <w:color w:val="0F172A"/>
+          <w:sz w:val="26"/>
+        </w:rPr>
+        <w:t>B. Stock &amp; Multi-Warehouse Reports</w:t>
+      </w:r>
+    </w:p>
+    <w:tbl>
+      <w:tblPr>
+        <w:tblW w:type="auto" w:w="0"/>
+        <w:jc w:val="center"/>
+        <w:tblLook w:firstColumn="1" w:firstRow="1" w:lastColumn="0" w:lastRow="0" w:noHBand="0" w:noVBand="1" w:val="04A0"/>
+      </w:tblPr>
+      <w:tblGrid>
+        <w:gridCol w:w="3120"/>
+        <w:gridCol w:w="3120"/>
+        <w:gridCol w:w="3120"/>
+      </w:tblGrid>
+      <w:tr>
+        <w:tc>
+          <w:tcPr>
+            <w:tcW w:type="dxa" w:w="3120"/>
+            <w:shd w:fill="1E3A8A"/>
+            <w:tcMar>
+              <w:top w:w="140" w:type="dxa"/>
+              <w:bottom w:w="140" w:type="dxa"/>
+              <w:left w:w="160" w:type="dxa"/>
+              <w:right w:w="160" w:type="dxa"/>
+            </w:tcMar>
+          </w:tcPr>
+          <w:p>
+            <w:pPr>
+              <w:spacing w:before="40" w:after="40"/>
+            </w:pPr>
+            <w:r>
+              <w:rPr>
+                <w:b/>
+                <w:color w:val="FFFFFF"/>
+                <w:sz w:val="20"/>
+              </w:rPr>
+              <w:t>Report Name</w:t>
+            </w:r>
+          </w:p>
+        </w:tc>
+        <w:tc>
+          <w:tcPr>
+            <w:tcW w:type="dxa" w:w="3120"/>
+            <w:shd w:fill="1E3A8A"/>
+            <w:tcMar>
+              <w:top w:w="140" w:type="dxa"/>
+              <w:bottom w:w="140" w:type="dxa"/>
+              <w:left w:w="160" w:type="dxa"/>
+              <w:right w:w="160" w:type="dxa"/>
+            </w:tcMar>
+          </w:tcPr>
+          <w:p>
+            <w:pPr>
+              <w:spacing w:before="40" w:after="40"/>
+            </w:pPr>
+            <w:r>
+              <w:rPr>
+                <w:b/>
+                <w:color w:val="FFFFFF"/>
+                <w:sz w:val="20"/>
+              </w:rPr>
+              <w:t>Desk Route</w:t>
+            </w:r>
+          </w:p>
+        </w:tc>
+        <w:tc>
+          <w:tcPr>
+            <w:tcW w:type="dxa" w:w="3120"/>
+            <w:shd w:fill="1E3A8A"/>
+            <w:tcMar>
+              <w:top w:w="140" w:type="dxa"/>
+              <w:bottom w:w="140" w:type="dxa"/>
+              <w:left w:w="160" w:type="dxa"/>
+              <w:right w:w="160" w:type="dxa"/>
+            </w:tcMar>
+          </w:tcPr>
+          <w:p>
+            <w:pPr>
+              <w:spacing w:before="40" w:after="40"/>
+            </w:pPr>
+            <w:r>
+              <w:rPr>
+                <w:b/>
+                <w:color w:val="FFFFFF"/>
+                <w:sz w:val="20"/>
+              </w:rPr>
+              <w:t>Key Operational Purpose</w:t>
+            </w:r>
+          </w:p>
+        </w:tc>
+      </w:tr>
+      <w:tr>
+        <w:tc>
+          <w:tcPr>
+            <w:tcW w:type="dxa" w:w="3120"/>
+            <w:shd w:fill="FFFFFF"/>
+            <w:tcMar>
+              <w:top w:w="100" w:type="dxa"/>
+              <w:bottom w:w="100" w:type="dxa"/>
+              <w:left w:w="150" w:type="dxa"/>
+              <w:right w:w="150" w:type="dxa"/>
+            </w:tcMar>
+          </w:tcPr>
+          <w:p>
+            <w:pPr>
+              <w:spacing w:before="20" w:after="20"/>
+            </w:pPr>
+            <w:r>
+              <w:rPr>
+                <w:b/>
+              </w:rPr>
+              <w:t>Stock Balance</w:t>
+            </w:r>
+          </w:p>
+        </w:tc>
+        <w:tc>
+          <w:tcPr>
+            <w:tcW w:type="dxa" w:w="3120"/>
+            <w:shd w:fill="FFFFFF"/>
+            <w:tcMar>
+              <w:top w:w="100" w:type="dxa"/>
+              <w:bottom w:w="100" w:type="dxa"/>
+              <w:left w:w="150" w:type="dxa"/>
+              <w:right w:w="150" w:type="dxa"/>
+            </w:tcMar>
+          </w:tcPr>
+          <w:p>
+            <w:pPr>
+              <w:spacing w:before="20" w:after="20"/>
+            </w:pPr>
+            <w:r>
+              <w:rPr>
+                <w:rFonts w:ascii="Consolas" w:hAnsi="Consolas"/>
+                <w:color w:val="C2410C"/>
+                <w:sz w:val="19"/>
+              </w:rPr>
+              <w:t>/desk/stock-balance</w:t>
+            </w:r>
+          </w:p>
+        </w:tc>
+        <w:tc>
+          <w:tcPr>
+            <w:tcW w:type="dxa" w:w="3120"/>
+            <w:shd w:fill="FFFFFF"/>
+            <w:tcMar>
+              <w:top w:w="100" w:type="dxa"/>
+              <w:bottom w:w="100" w:type="dxa"/>
+              <w:left w:w="150" w:type="dxa"/>
+              <w:right w:w="150" w:type="dxa"/>
+            </w:tcMar>
+          </w:tcPr>
+          <w:p>
+            <w:pPr>
+              <w:spacing w:before="20" w:after="20"/>
+            </w:pPr>
+            <w:r>
+              <w:t>Current on-hand quantity, valuation rate, and stock value per warehouse</w:t>
+            </w:r>
+          </w:p>
+        </w:tc>
+      </w:tr>
+      <w:tr>
+        <w:tc>
+          <w:tcPr>
+            <w:tcW w:type="dxa" w:w="3120"/>
+            <w:shd w:fill="F8FAFC"/>
+            <w:tcMar>
+              <w:top w:w="100" w:type="dxa"/>
+              <w:bottom w:w="100" w:type="dxa"/>
+              <w:left w:w="150" w:type="dxa"/>
+              <w:right w:w="150" w:type="dxa"/>
+            </w:tcMar>
+          </w:tcPr>
+          <w:p>
+            <w:pPr>
+              <w:spacing w:before="20" w:after="20"/>
+            </w:pPr>
+            <w:r>
+              <w:rPr>
+                <w:b/>
+              </w:rPr>
+              <w:t>Warehouse Wise Stock Balance</w:t>
+            </w:r>
+          </w:p>
+        </w:tc>
+        <w:tc>
+          <w:tcPr>
+            <w:tcW w:type="dxa" w:w="3120"/>
+            <w:shd w:fill="F8FAFC"/>
+            <w:tcMar>
+              <w:top w:w="100" w:type="dxa"/>
+              <w:bottom w:w="100" w:type="dxa"/>
+              <w:left w:w="150" w:type="dxa"/>
+              <w:right w:w="150" w:type="dxa"/>
+            </w:tcMar>
+          </w:tcPr>
+          <w:p>
+            <w:pPr>
+              <w:spacing w:before="20" w:after="20"/>
+            </w:pPr>
+            <w:r>
+              <w:rPr>
+                <w:rFonts w:ascii="Consolas" w:hAnsi="Consolas"/>
+                <w:color w:val="C2410C"/>
+                <w:sz w:val="19"/>
+              </w:rPr>
+              <w:t>/desk/warehouse-wise-stock-balance</w:t>
+            </w:r>
+          </w:p>
+        </w:tc>
+        <w:tc>
+          <w:tcPr>
+            <w:tcW w:type="dxa" w:w="3120"/>
+            <w:shd w:fill="F8FAFC"/>
+            <w:tcMar>
+              <w:top w:w="100" w:type="dxa"/>
+              <w:bottom w:w="100" w:type="dxa"/>
+              <w:left w:w="150" w:type="dxa"/>
+              <w:right w:w="150" w:type="dxa"/>
+            </w:tcMar>
+          </w:tcPr>
+          <w:p>
+            <w:pPr>
+              <w:spacing w:before="20" w:after="20"/>
+            </w:pPr>
+            <w:r>
+              <w:t>Matrix view of item quantities distributed across all 12 branch stores</w:t>
+            </w:r>
+          </w:p>
+        </w:tc>
+      </w:tr>
+      <w:tr>
+        <w:tc>
+          <w:tcPr>
+            <w:tcW w:type="dxa" w:w="3120"/>
+            <w:shd w:fill="FFFFFF"/>
+            <w:tcMar>
+              <w:top w:w="100" w:type="dxa"/>
+              <w:bottom w:w="100" w:type="dxa"/>
+              <w:left w:w="150" w:type="dxa"/>
+              <w:right w:w="150" w:type="dxa"/>
+            </w:tcMar>
+          </w:tcPr>
+          <w:p>
+            <w:pPr>
+              <w:spacing w:before="20" w:after="20"/>
+            </w:pPr>
+            <w:r>
+              <w:rPr>
+                <w:b/>
+              </w:rPr>
+              <w:t>Stock Ledger</w:t>
+            </w:r>
+          </w:p>
+        </w:tc>
+        <w:tc>
+          <w:tcPr>
+            <w:tcW w:type="dxa" w:w="3120"/>
+            <w:shd w:fill="FFFFFF"/>
+            <w:tcMar>
+              <w:top w:w="100" w:type="dxa"/>
+              <w:bottom w:w="100" w:type="dxa"/>
+              <w:left w:w="150" w:type="dxa"/>
+              <w:right w:w="150" w:type="dxa"/>
+            </w:tcMar>
+          </w:tcPr>
+          <w:p>
+            <w:pPr>
+              <w:spacing w:before="20" w:after="20"/>
+            </w:pPr>
+            <w:r>
+              <w:rPr>
+                <w:rFonts w:ascii="Consolas" w:hAnsi="Consolas"/>
+                <w:color w:val="C2410C"/>
+                <w:sz w:val="19"/>
+              </w:rPr>
+              <w:t>/desk/stock-ledger</w:t>
+            </w:r>
+          </w:p>
+        </w:tc>
+        <w:tc>
+          <w:tcPr>
+            <w:tcW w:type="dxa" w:w="3120"/>
+            <w:shd w:fill="FFFFFF"/>
+            <w:tcMar>
+              <w:top w:w="100" w:type="dxa"/>
+              <w:bottom w:w="100" w:type="dxa"/>
+              <w:left w:w="150" w:type="dxa"/>
+              <w:right w:w="150" w:type="dxa"/>
+            </w:tcMar>
+          </w:tcPr>
+          <w:p>
+            <w:pPr>
+              <w:spacing w:before="20" w:after="20"/>
+            </w:pPr>
+            <w:r>
+              <w:t>Complete chronological audit trail of all inward/outward inventory movements</w:t>
+            </w:r>
+          </w:p>
+        </w:tc>
+      </w:tr>
+      <w:tr>
+        <w:tc>
+          <w:tcPr>
+            <w:tcW w:type="dxa" w:w="3120"/>
+            <w:shd w:fill="F8FAFC"/>
+            <w:tcMar>
+              <w:top w:w="100" w:type="dxa"/>
+              <w:bottom w:w="100" w:type="dxa"/>
+              <w:left w:w="150" w:type="dxa"/>
+              <w:right w:w="150" w:type="dxa"/>
+            </w:tcMar>
+          </w:tcPr>
+          <w:p>
+            <w:pPr>
+              <w:spacing w:before="20" w:after="20"/>
+            </w:pPr>
+            <w:r>
+              <w:rPr>
+                <w:b/>
+              </w:rPr>
+              <w:t>Item Shortage / Re-order</w:t>
+            </w:r>
+          </w:p>
+        </w:tc>
+        <w:tc>
+          <w:tcPr>
+            <w:tcW w:type="dxa" w:w="3120"/>
+            <w:shd w:fill="F8FAFC"/>
+            <w:tcMar>
+              <w:top w:w="100" w:type="dxa"/>
+              <w:bottom w:w="100" w:type="dxa"/>
+              <w:left w:w="150" w:type="dxa"/>
+              <w:right w:w="150" w:type="dxa"/>
+            </w:tcMar>
+          </w:tcPr>
+          <w:p>
+            <w:pPr>
+              <w:spacing w:before="20" w:after="20"/>
+            </w:pPr>
+            <w:r>
+              <w:rPr>
+                <w:rFonts w:ascii="Consolas" w:hAnsi="Consolas"/>
+                <w:color w:val="C2410C"/>
+                <w:sz w:val="19"/>
+              </w:rPr>
+              <w:t>/desk/item-shortage-report</w:t>
+            </w:r>
+          </w:p>
+        </w:tc>
+        <w:tc>
+          <w:tcPr>
+            <w:tcW w:type="dxa" w:w="3120"/>
+            <w:shd w:fill="F8FAFC"/>
+            <w:tcMar>
+              <w:top w:w="100" w:type="dxa"/>
+              <w:bottom w:w="100" w:type="dxa"/>
+              <w:left w:w="150" w:type="dxa"/>
+              <w:right w:w="150" w:type="dxa"/>
+            </w:tcMar>
+          </w:tcPr>
+          <w:p>
+            <w:pPr>
+              <w:spacing w:before="20" w:after="20"/>
+            </w:pPr>
+            <w:r>
+              <w:t>Identifies SKUs below minimum safety stock requiring replenishment</w:t>
+            </w:r>
+          </w:p>
+        </w:tc>
+      </w:tr>
+      <w:tr>
+        <w:tc>
+          <w:tcPr>
+            <w:tcW w:type="dxa" w:w="3120"/>
+            <w:shd w:fill="FFFFFF"/>
+            <w:tcMar>
+              <w:top w:w="100" w:type="dxa"/>
+              <w:bottom w:w="100" w:type="dxa"/>
+              <w:left w:w="150" w:type="dxa"/>
+              <w:right w:w="150" w:type="dxa"/>
+            </w:tcMar>
+          </w:tcPr>
+          <w:p>
+            <w:pPr>
+              <w:spacing w:before="20" w:after="20"/>
+            </w:pPr>
+            <w:r>
+              <w:rPr>
+                <w:b/>
+              </w:rPr>
+              <w:t>Stock Ageing</w:t>
+            </w:r>
+          </w:p>
+        </w:tc>
+        <w:tc>
+          <w:tcPr>
+            <w:tcW w:type="dxa" w:w="3120"/>
+            <w:shd w:fill="FFFFFF"/>
+            <w:tcMar>
+              <w:top w:w="100" w:type="dxa"/>
+              <w:bottom w:w="100" w:type="dxa"/>
+              <w:left w:w="150" w:type="dxa"/>
+              <w:right w:w="150" w:type="dxa"/>
+            </w:tcMar>
+          </w:tcPr>
+          <w:p>
+            <w:pPr>
+              <w:spacing w:before="20" w:after="20"/>
+            </w:pPr>
+            <w:r>
+              <w:rPr>
+                <w:rFonts w:ascii="Consolas" w:hAnsi="Consolas"/>
+                <w:color w:val="C2410C"/>
+                <w:sz w:val="19"/>
+              </w:rPr>
+              <w:t>/desk/stock-ageing</w:t>
+            </w:r>
+          </w:p>
+        </w:tc>
+        <w:tc>
+          <w:tcPr>
+            <w:tcW w:type="dxa" w:w="3120"/>
+            <w:shd w:fill="FFFFFF"/>
+            <w:tcMar>
+              <w:top w:w="100" w:type="dxa"/>
+              <w:bottom w:w="100" w:type="dxa"/>
+              <w:left w:w="150" w:type="dxa"/>
+              <w:right w:w="150" w:type="dxa"/>
+            </w:tcMar>
+          </w:tcPr>
+          <w:p>
+            <w:pPr>
+              <w:spacing w:before="20" w:after="20"/>
+            </w:pPr>
+            <w:r>
+              <w:t>Detects slow-moving or obsolete tires and spare parts</w:t>
+            </w:r>
+          </w:p>
+        </w:tc>
+      </w:tr>
+    </w:tbl>
+    <w:p>
+      <w:pPr>
+        <w:spacing w:after="120"/>
+      </w:pPr>
+    </w:p>
+    <w:p>
+      <w:pPr>
+        <w:pStyle w:val="Heading2"/>
+        <w:spacing w:before="240" w:after="80"/>
+      </w:pPr>
+      <w:r>
+        <w:rPr>
+          <w:rFonts w:ascii="Calibri" w:hAnsi="Calibri"/>
+          <w:b/>
+          <w:color w:val="0F172A"/>
+          <w:sz w:val="26"/>
+        </w:rPr>
+        <w:t>C. Buying &amp; Procurement Reports</w:t>
+      </w:r>
+    </w:p>
+    <w:tbl>
+      <w:tblPr>
+        <w:tblW w:type="auto" w:w="0"/>
+        <w:jc w:val="center"/>
+        <w:tblLook w:firstColumn="1" w:firstRow="1" w:lastColumn="0" w:lastRow="0" w:noHBand="0" w:noVBand="1" w:val="04A0"/>
+      </w:tblPr>
+      <w:tblGrid>
+        <w:gridCol w:w="3120"/>
+        <w:gridCol w:w="3120"/>
+        <w:gridCol w:w="3120"/>
+      </w:tblGrid>
+      <w:tr>
+        <w:tc>
+          <w:tcPr>
+            <w:tcW w:type="dxa" w:w="3120"/>
+            <w:shd w:fill="1E3A8A"/>
+            <w:tcMar>
+              <w:top w:w="140" w:type="dxa"/>
+              <w:bottom w:w="140" w:type="dxa"/>
+              <w:left w:w="160" w:type="dxa"/>
+              <w:right w:w="160" w:type="dxa"/>
+            </w:tcMar>
+          </w:tcPr>
+          <w:p>
+            <w:pPr>
+              <w:spacing w:before="40" w:after="40"/>
+            </w:pPr>
+            <w:r>
+              <w:rPr>
+                <w:b/>
+                <w:color w:val="FFFFFF"/>
+                <w:sz w:val="20"/>
+              </w:rPr>
+              <w:t>Report Name</w:t>
+            </w:r>
+          </w:p>
+        </w:tc>
+        <w:tc>
+          <w:tcPr>
+            <w:tcW w:type="dxa" w:w="3120"/>
+            <w:shd w:fill="1E3A8A"/>
+            <w:tcMar>
+              <w:top w:w="140" w:type="dxa"/>
+              <w:bottom w:w="140" w:type="dxa"/>
+              <w:left w:w="160" w:type="dxa"/>
+              <w:right w:w="160" w:type="dxa"/>
+            </w:tcMar>
+          </w:tcPr>
+          <w:p>
+            <w:pPr>
+              <w:spacing w:before="40" w:after="40"/>
+            </w:pPr>
+            <w:r>
+              <w:rPr>
+                <w:b/>
+                <w:color w:val="FFFFFF"/>
+                <w:sz w:val="20"/>
+              </w:rPr>
+              <w:t>Desk Route</w:t>
+            </w:r>
+          </w:p>
+        </w:tc>
+        <w:tc>
+          <w:tcPr>
+            <w:tcW w:type="dxa" w:w="3120"/>
+            <w:shd w:fill="1E3A8A"/>
+            <w:tcMar>
+              <w:top w:w="140" w:type="dxa"/>
+              <w:bottom w:w="140" w:type="dxa"/>
+              <w:left w:w="160" w:type="dxa"/>
+              <w:right w:w="160" w:type="dxa"/>
+            </w:tcMar>
+          </w:tcPr>
+          <w:p>
+            <w:pPr>
+              <w:spacing w:before="40" w:after="40"/>
+            </w:pPr>
+            <w:r>
+              <w:rPr>
+                <w:b/>
+                <w:color w:val="FFFFFF"/>
+                <w:sz w:val="20"/>
+              </w:rPr>
+              <w:t>Key Operational Purpose</w:t>
+            </w:r>
+          </w:p>
+        </w:tc>
+      </w:tr>
+      <w:tr>
+        <w:tc>
+          <w:tcPr>
+            <w:tcW w:type="dxa" w:w="3120"/>
+            <w:shd w:fill="FFFFFF"/>
+            <w:tcMar>
+              <w:top w:w="100" w:type="dxa"/>
+              <w:bottom w:w="100" w:type="dxa"/>
+              <w:left w:w="150" w:type="dxa"/>
+              <w:right w:w="150" w:type="dxa"/>
+            </w:tcMar>
+          </w:tcPr>
+          <w:p>
+            <w:pPr>
+              <w:spacing w:before="20" w:after="20"/>
+            </w:pPr>
+            <w:r>
+              <w:rPr>
+                <w:b/>
+              </w:rPr>
+              <w:t>Purchase Order Analysis</w:t>
+            </w:r>
+          </w:p>
+        </w:tc>
+        <w:tc>
+          <w:tcPr>
+            <w:tcW w:type="dxa" w:w="3120"/>
+            <w:shd w:fill="FFFFFF"/>
+            <w:tcMar>
+              <w:top w:w="100" w:type="dxa"/>
+              <w:bottom w:w="100" w:type="dxa"/>
+              <w:left w:w="150" w:type="dxa"/>
+              <w:right w:w="150" w:type="dxa"/>
+            </w:tcMar>
+          </w:tcPr>
+          <w:p>
+            <w:pPr>
+              <w:spacing w:before="20" w:after="20"/>
+            </w:pPr>
+            <w:r>
+              <w:rPr>
+                <w:rFonts w:ascii="Consolas" w:hAnsi="Consolas"/>
+                <w:color w:val="C2410C"/>
+                <w:sz w:val="19"/>
+              </w:rPr>
+              <w:t>/desk/purchase-order-analysis</w:t>
+            </w:r>
+          </w:p>
+        </w:tc>
+        <w:tc>
+          <w:tcPr>
+            <w:tcW w:type="dxa" w:w="3120"/>
+            <w:shd w:fill="FFFFFF"/>
+            <w:tcMar>
+              <w:top w:w="100" w:type="dxa"/>
+              <w:bottom w:w="100" w:type="dxa"/>
+              <w:left w:w="150" w:type="dxa"/>
+              <w:right w:w="150" w:type="dxa"/>
+            </w:tcMar>
+          </w:tcPr>
+          <w:p>
+            <w:pPr>
+              <w:spacing w:before="20" w:after="20"/>
+            </w:pPr>
+            <w:r>
+              <w:t>Tracking delivery completion, outstanding orders, and fulfillment rates</w:t>
+            </w:r>
+          </w:p>
+        </w:tc>
+      </w:tr>
+      <w:tr>
+        <w:tc>
+          <w:tcPr>
+            <w:tcW w:type="dxa" w:w="3120"/>
+            <w:shd w:fill="F8FAFC"/>
+            <w:tcMar>
+              <w:top w:w="100" w:type="dxa"/>
+              <w:bottom w:w="100" w:type="dxa"/>
+              <w:left w:w="150" w:type="dxa"/>
+              <w:right w:w="150" w:type="dxa"/>
+            </w:tcMar>
+          </w:tcPr>
+          <w:p>
+            <w:pPr>
+              <w:spacing w:before="20" w:after="20"/>
+            </w:pPr>
+            <w:r>
+              <w:rPr>
+                <w:b/>
+              </w:rPr>
+              <w:t>Purchase Register</w:t>
+            </w:r>
+          </w:p>
+        </w:tc>
+        <w:tc>
+          <w:tcPr>
+            <w:tcW w:type="dxa" w:w="3120"/>
+            <w:shd w:fill="F8FAFC"/>
+            <w:tcMar>
+              <w:top w:w="100" w:type="dxa"/>
+              <w:bottom w:w="100" w:type="dxa"/>
+              <w:left w:w="150" w:type="dxa"/>
+              <w:right w:w="150" w:type="dxa"/>
+            </w:tcMar>
+          </w:tcPr>
+          <w:p>
+            <w:pPr>
+              <w:spacing w:before="20" w:after="20"/>
+            </w:pPr>
+            <w:r>
+              <w:rPr>
+                <w:rFonts w:ascii="Consolas" w:hAnsi="Consolas"/>
+                <w:color w:val="C2410C"/>
+                <w:sz w:val="19"/>
+              </w:rPr>
+              <w:t>/desk/purchase-register</w:t>
+            </w:r>
+          </w:p>
+        </w:tc>
+        <w:tc>
+          <w:tcPr>
+            <w:tcW w:type="dxa" w:w="3120"/>
+            <w:shd w:fill="F8FAFC"/>
+            <w:tcMar>
+              <w:top w:w="100" w:type="dxa"/>
+              <w:bottom w:w="100" w:type="dxa"/>
+              <w:left w:w="150" w:type="dxa"/>
+              <w:right w:w="150" w:type="dxa"/>
+            </w:tcMar>
+          </w:tcPr>
+          <w:p>
+            <w:pPr>
+              <w:spacing w:before="20" w:after="20"/>
+            </w:pPr>
+            <w:r>
+              <w:t>Invoice-by-invoice log of all vendor bills, input VAT, and disbursements</w:t>
+            </w:r>
+          </w:p>
+        </w:tc>
+      </w:tr>
+      <w:tr>
+        <w:tc>
+          <w:tcPr>
+            <w:tcW w:type="dxa" w:w="3120"/>
+            <w:shd w:fill="FFFFFF"/>
+            <w:tcMar>
+              <w:top w:w="100" w:type="dxa"/>
+              <w:bottom w:w="100" w:type="dxa"/>
+              <w:left w:w="150" w:type="dxa"/>
+              <w:right w:w="150" w:type="dxa"/>
+            </w:tcMar>
+          </w:tcPr>
+          <w:p>
+            <w:pPr>
+              <w:spacing w:before="20" w:after="20"/>
+            </w:pPr>
+            <w:r>
+              <w:rPr>
+                <w:b/>
+              </w:rPr>
+              <w:t>Item-wise Purchase History</w:t>
+            </w:r>
+          </w:p>
+        </w:tc>
+        <w:tc>
+          <w:tcPr>
+            <w:tcW w:type="dxa" w:w="3120"/>
+            <w:shd w:fill="FFFFFF"/>
+            <w:tcMar>
+              <w:top w:w="100" w:type="dxa"/>
+              <w:bottom w:w="100" w:type="dxa"/>
+              <w:left w:w="150" w:type="dxa"/>
+              <w:right w:w="150" w:type="dxa"/>
+            </w:tcMar>
+          </w:tcPr>
+          <w:p>
+            <w:pPr>
+              <w:spacing w:before="20" w:after="20"/>
+            </w:pPr>
+            <w:r>
+              <w:rPr>
+                <w:rFonts w:ascii="Consolas" w:hAnsi="Consolas"/>
+                <w:color w:val="C2410C"/>
+                <w:sz w:val="19"/>
+              </w:rPr>
+              <w:t>/desk/item-wise-purchase-history</w:t>
+            </w:r>
+          </w:p>
+        </w:tc>
+        <w:tc>
+          <w:tcPr>
+            <w:tcW w:type="dxa" w:w="3120"/>
+            <w:shd w:fill="FFFFFF"/>
+            <w:tcMar>
+              <w:top w:w="100" w:type="dxa"/>
+              <w:bottom w:w="100" w:type="dxa"/>
+              <w:left w:w="150" w:type="dxa"/>
+              <w:right w:w="150" w:type="dxa"/>
+            </w:tcMar>
+          </w:tcPr>
+          <w:p>
+            <w:pPr>
+              <w:spacing w:before="20" w:after="20"/>
+            </w:pPr>
+            <w:r>
+              <w:t>Historical price trends for tire models, oil drums, and workshop tools</w:t>
+            </w:r>
+          </w:p>
+        </w:tc>
+      </w:tr>
+    </w:tbl>
+    <w:p>
+      <w:pPr>
+        <w:spacing w:after="120"/>
+      </w:pPr>
+    </w:p>
+    <w:p>
+      <w:pPr>
+        <w:pStyle w:val="Heading2"/>
+        <w:spacing w:before="240" w:after="80"/>
+      </w:pPr>
+      <w:r>
+        <w:rPr>
+          <w:rFonts w:ascii="Calibri" w:hAnsi="Calibri"/>
+          <w:b/>
+          <w:color w:val="0F172A"/>
+          <w:sz w:val="26"/>
+        </w:rPr>
+        <w:t>D. Sales &amp; Commercial Reports</w:t>
+      </w:r>
+    </w:p>
+    <w:tbl>
+      <w:tblPr>
+        <w:tblW w:type="auto" w:w="0"/>
+        <w:jc w:val="center"/>
+        <w:tblLook w:firstColumn="1" w:firstRow="1" w:lastColumn="0" w:lastRow="0" w:noHBand="0" w:noVBand="1" w:val="04A0"/>
+      </w:tblPr>
+      <w:tblGrid>
+        <w:gridCol w:w="3120"/>
+        <w:gridCol w:w="3120"/>
+        <w:gridCol w:w="3120"/>
+      </w:tblGrid>
+      <w:tr>
+        <w:tc>
+          <w:tcPr>
+            <w:tcW w:type="dxa" w:w="3120"/>
+            <w:shd w:fill="1E3A8A"/>
+            <w:tcMar>
+              <w:top w:w="140" w:type="dxa"/>
+              <w:bottom w:w="140" w:type="dxa"/>
+              <w:left w:w="160" w:type="dxa"/>
+              <w:right w:w="160" w:type="dxa"/>
+            </w:tcMar>
+          </w:tcPr>
+          <w:p>
+            <w:pPr>
+              <w:spacing w:before="40" w:after="40"/>
+            </w:pPr>
+            <w:r>
+              <w:rPr>
+                <w:b/>
+                <w:color w:val="FFFFFF"/>
+                <w:sz w:val="20"/>
+              </w:rPr>
+              <w:t>Report Name</w:t>
+            </w:r>
+          </w:p>
+        </w:tc>
+        <w:tc>
+          <w:tcPr>
+            <w:tcW w:type="dxa" w:w="3120"/>
+            <w:shd w:fill="1E3A8A"/>
+            <w:tcMar>
+              <w:top w:w="140" w:type="dxa"/>
+              <w:bottom w:w="140" w:type="dxa"/>
+              <w:left w:w="160" w:type="dxa"/>
+              <w:right w:w="160" w:type="dxa"/>
+            </w:tcMar>
+          </w:tcPr>
+          <w:p>
+            <w:pPr>
+              <w:spacing w:before="40" w:after="40"/>
+            </w:pPr>
+            <w:r>
+              <w:rPr>
+                <w:b/>
+                <w:color w:val="FFFFFF"/>
+                <w:sz w:val="20"/>
+              </w:rPr>
+              <w:t>Desk Route</w:t>
+            </w:r>
+          </w:p>
+        </w:tc>
+        <w:tc>
+          <w:tcPr>
+            <w:tcW w:type="dxa" w:w="3120"/>
+            <w:shd w:fill="1E3A8A"/>
+            <w:tcMar>
+              <w:top w:w="140" w:type="dxa"/>
+              <w:bottom w:w="140" w:type="dxa"/>
+              <w:left w:w="160" w:type="dxa"/>
+              <w:right w:w="160" w:type="dxa"/>
+            </w:tcMar>
+          </w:tcPr>
+          <w:p>
+            <w:pPr>
+              <w:spacing w:before="40" w:after="40"/>
+            </w:pPr>
+            <w:r>
+              <w:rPr>
+                <w:b/>
+                <w:color w:val="FFFFFF"/>
+                <w:sz w:val="20"/>
+              </w:rPr>
+              <w:t>Key Operational Purpose</w:t>
+            </w:r>
+          </w:p>
+        </w:tc>
+      </w:tr>
+      <w:tr>
+        <w:tc>
+          <w:tcPr>
+            <w:tcW w:type="dxa" w:w="3120"/>
+            <w:shd w:fill="FFFFFF"/>
+            <w:tcMar>
+              <w:top w:w="100" w:type="dxa"/>
+              <w:bottom w:w="100" w:type="dxa"/>
+              <w:left w:w="150" w:type="dxa"/>
+              <w:right w:w="150" w:type="dxa"/>
+            </w:tcMar>
+          </w:tcPr>
+          <w:p>
+            <w:pPr>
+              <w:spacing w:before="20" w:after="20"/>
+            </w:pPr>
+            <w:r>
+              <w:rPr>
+                <w:b/>
+              </w:rPr>
+              <w:t>Sales Order Analysis</w:t>
+            </w:r>
+          </w:p>
+        </w:tc>
+        <w:tc>
+          <w:tcPr>
+            <w:tcW w:type="dxa" w:w="3120"/>
+            <w:shd w:fill="FFFFFF"/>
+            <w:tcMar>
+              <w:top w:w="100" w:type="dxa"/>
+              <w:bottom w:w="100" w:type="dxa"/>
+              <w:left w:w="150" w:type="dxa"/>
+              <w:right w:w="150" w:type="dxa"/>
+            </w:tcMar>
+          </w:tcPr>
+          <w:p>
+            <w:pPr>
+              <w:spacing w:before="20" w:after="20"/>
+            </w:pPr>
+            <w:r>
+              <w:rPr>
+                <w:rFonts w:ascii="Consolas" w:hAnsi="Consolas"/>
+                <w:color w:val="C2410C"/>
+                <w:sz w:val="19"/>
+              </w:rPr>
+              <w:t>/desk/sales-order-analysis</w:t>
+            </w:r>
+          </w:p>
+        </w:tc>
+        <w:tc>
+          <w:tcPr>
+            <w:tcW w:type="dxa" w:w="3120"/>
+            <w:shd w:fill="FFFFFF"/>
+            <w:tcMar>
+              <w:top w:w="100" w:type="dxa"/>
+              <w:bottom w:w="100" w:type="dxa"/>
+              <w:left w:w="150" w:type="dxa"/>
+              <w:right w:w="150" w:type="dxa"/>
+            </w:tcMar>
+          </w:tcPr>
+          <w:p>
+            <w:pPr>
+              <w:spacing w:before="20" w:after="20"/>
+            </w:pPr>
+            <w:r>
+              <w:t>Fleet order delivery and fulfillment tracking</w:t>
+            </w:r>
+          </w:p>
+        </w:tc>
+      </w:tr>
+      <w:tr>
+        <w:tc>
+          <w:tcPr>
+            <w:tcW w:type="dxa" w:w="3120"/>
+            <w:shd w:fill="F8FAFC"/>
+            <w:tcMar>
+              <w:top w:w="100" w:type="dxa"/>
+              <w:bottom w:w="100" w:type="dxa"/>
+              <w:left w:w="150" w:type="dxa"/>
+              <w:right w:w="150" w:type="dxa"/>
+            </w:tcMar>
+          </w:tcPr>
+          <w:p>
+            <w:pPr>
+              <w:spacing w:before="20" w:after="20"/>
+            </w:pPr>
+            <w:r>
+              <w:rPr>
+                <w:b/>
+              </w:rPr>
+              <w:t>Sales Invoice Trends</w:t>
+            </w:r>
+          </w:p>
+        </w:tc>
+        <w:tc>
+          <w:tcPr>
+            <w:tcW w:type="dxa" w:w="3120"/>
+            <w:shd w:fill="F8FAFC"/>
+            <w:tcMar>
+              <w:top w:w="100" w:type="dxa"/>
+              <w:bottom w:w="100" w:type="dxa"/>
+              <w:left w:w="150" w:type="dxa"/>
+              <w:right w:w="150" w:type="dxa"/>
+            </w:tcMar>
+          </w:tcPr>
+          <w:p>
+            <w:pPr>
+              <w:spacing w:before="20" w:after="20"/>
+            </w:pPr>
+            <w:r>
+              <w:rPr>
+                <w:rFonts w:ascii="Consolas" w:hAnsi="Consolas"/>
+                <w:color w:val="C2410C"/>
+                <w:sz w:val="19"/>
+              </w:rPr>
+              <w:t>/desk/sales-invoice-trends</w:t>
+            </w:r>
+          </w:p>
+        </w:tc>
+        <w:tc>
+          <w:tcPr>
+            <w:tcW w:type="dxa" w:w="3120"/>
+            <w:shd w:fill="F8FAFC"/>
+            <w:tcMar>
+              <w:top w:w="100" w:type="dxa"/>
+              <w:bottom w:w="100" w:type="dxa"/>
+              <w:left w:w="150" w:type="dxa"/>
+              <w:right w:w="150" w:type="dxa"/>
+            </w:tcMar>
+          </w:tcPr>
+          <w:p>
+            <w:pPr>
+              <w:spacing w:before="20" w:after="20"/>
+            </w:pPr>
+            <w:r>
+              <w:t>Monthly, quarterly, and annual sales trajectory by item group and branch</w:t>
+            </w:r>
+          </w:p>
+        </w:tc>
+      </w:tr>
+      <w:tr>
+        <w:tc>
+          <w:tcPr>
+            <w:tcW w:type="dxa" w:w="3120"/>
+            <w:shd w:fill="FFFFFF"/>
+            <w:tcMar>
+              <w:top w:w="100" w:type="dxa"/>
+              <w:bottom w:w="100" w:type="dxa"/>
+              <w:left w:w="150" w:type="dxa"/>
+              <w:right w:w="150" w:type="dxa"/>
+            </w:tcMar>
+          </w:tcPr>
+          <w:p>
+            <w:pPr>
+              <w:spacing w:before="20" w:after="20"/>
+            </w:pPr>
+            <w:r>
+              <w:rPr>
+                <w:b/>
+              </w:rPr>
+              <w:t>Customer Credit Ledger</w:t>
+            </w:r>
+          </w:p>
+        </w:tc>
+        <w:tc>
+          <w:tcPr>
+            <w:tcW w:type="dxa" w:w="3120"/>
+            <w:shd w:fill="FFFFFF"/>
+            <w:tcMar>
+              <w:top w:w="100" w:type="dxa"/>
+              <w:bottom w:w="100" w:type="dxa"/>
+              <w:left w:w="150" w:type="dxa"/>
+              <w:right w:w="150" w:type="dxa"/>
+            </w:tcMar>
+          </w:tcPr>
+          <w:p>
+            <w:pPr>
+              <w:spacing w:before="20" w:after="20"/>
+            </w:pPr>
+            <w:r>
+              <w:rPr>
+                <w:rFonts w:ascii="Consolas" w:hAnsi="Consolas"/>
+                <w:color w:val="C2410C"/>
+                <w:sz w:val="19"/>
+              </w:rPr>
+              <w:t>/desk/customer-credit-balance</w:t>
+            </w:r>
+          </w:p>
+        </w:tc>
+        <w:tc>
+          <w:tcPr>
+            <w:tcW w:type="dxa" w:w="3120"/>
+            <w:shd w:fill="FFFFFF"/>
+            <w:tcMar>
+              <w:top w:w="100" w:type="dxa"/>
+              <w:bottom w:w="100" w:type="dxa"/>
+              <w:left w:w="150" w:type="dxa"/>
+              <w:right w:w="150" w:type="dxa"/>
+            </w:tcMar>
+          </w:tcPr>
+          <w:p>
+            <w:pPr>
+              <w:spacing w:before="20" w:after="20"/>
+            </w:pPr>
+            <w:r>
+              <w:t>Real-time monitoring of fleet credit lines and available credit balances</w:t>
+            </w:r>
+          </w:p>
+        </w:tc>
+      </w:tr>
+    </w:tbl>
+    <w:p>
+      <w:pPr>
+        <w:spacing w:after="120"/>
+      </w:pPr>
+    </w:p>
+    <w:p>
+      <w:pPr>
+        <w:pStyle w:val="Heading2"/>
+        <w:spacing w:before="240" w:after="80"/>
+      </w:pPr>
+      <w:r>
+        <w:rPr>
+          <w:rFonts w:ascii="Calibri" w:hAnsi="Calibri"/>
+          <w:b/>
+          <w:color w:val="0F172A"/>
+          <w:sz w:val="26"/>
+        </w:rPr>
+        <w:t>E. Vehicle Management &amp; Workshop Analytics</w:t>
+      </w:r>
+    </w:p>
+    <w:tbl>
+      <w:tblPr>
+        <w:tblW w:type="auto" w:w="0"/>
+        <w:jc w:val="center"/>
+        <w:tblLook w:firstColumn="1" w:firstRow="1" w:lastColumn="0" w:lastRow="0" w:noHBand="0" w:noVBand="1" w:val="04A0"/>
+      </w:tblPr>
+      <w:tblGrid>
+        <w:gridCol w:w="3120"/>
+        <w:gridCol w:w="3120"/>
+        <w:gridCol w:w="3120"/>
+      </w:tblGrid>
+      <w:tr>
+        <w:tc>
+          <w:tcPr>
+            <w:tcW w:type="dxa" w:w="3120"/>
+            <w:shd w:fill="1E3A8A"/>
+            <w:tcMar>
+              <w:top w:w="140" w:type="dxa"/>
+              <w:bottom w:w="140" w:type="dxa"/>
+              <w:left w:w="160" w:type="dxa"/>
+              <w:right w:w="160" w:type="dxa"/>
+            </w:tcMar>
+          </w:tcPr>
+          <w:p>
+            <w:pPr>
+              <w:spacing w:before="40" w:after="40"/>
+            </w:pPr>
+            <w:r>
+              <w:rPr>
+                <w:b/>
+                <w:color w:val="FFFFFF"/>
+                <w:sz w:val="20"/>
+              </w:rPr>
+              <w:t>Report Name</w:t>
+            </w:r>
+          </w:p>
+        </w:tc>
+        <w:tc>
+          <w:tcPr>
+            <w:tcW w:type="dxa" w:w="3120"/>
+            <w:shd w:fill="1E3A8A"/>
+            <w:tcMar>
+              <w:top w:w="140" w:type="dxa"/>
+              <w:bottom w:w="140" w:type="dxa"/>
+              <w:left w:w="160" w:type="dxa"/>
+              <w:right w:w="160" w:type="dxa"/>
+            </w:tcMar>
+          </w:tcPr>
+          <w:p>
+            <w:pPr>
+              <w:spacing w:before="40" w:after="40"/>
+            </w:pPr>
+            <w:r>
+              <w:rPr>
+                <w:b/>
+                <w:color w:val="FFFFFF"/>
+                <w:sz w:val="20"/>
+              </w:rPr>
+              <w:t>Desk Route</w:t>
+            </w:r>
+          </w:p>
+        </w:tc>
+        <w:tc>
+          <w:tcPr>
+            <w:tcW w:type="dxa" w:w="3120"/>
+            <w:shd w:fill="1E3A8A"/>
+            <w:tcMar>
+              <w:top w:w="140" w:type="dxa"/>
+              <w:bottom w:w="140" w:type="dxa"/>
+              <w:left w:w="160" w:type="dxa"/>
+              <w:right w:w="160" w:type="dxa"/>
+            </w:tcMar>
+          </w:tcPr>
+          <w:p>
+            <w:pPr>
+              <w:spacing w:before="40" w:after="40"/>
+            </w:pPr>
+            <w:r>
+              <w:rPr>
+                <w:b/>
+                <w:color w:val="FFFFFF"/>
+                <w:sz w:val="20"/>
+              </w:rPr>
+              <w:t>Key Operational Purpose</w:t>
+            </w:r>
+          </w:p>
+        </w:tc>
+      </w:tr>
+      <w:tr>
+        <w:tc>
+          <w:tcPr>
+            <w:tcW w:type="dxa" w:w="3120"/>
+            <w:shd w:fill="FFFFFF"/>
+            <w:tcMar>
+              <w:top w:w="100" w:type="dxa"/>
+              <w:bottom w:w="100" w:type="dxa"/>
+              <w:left w:w="150" w:type="dxa"/>
+              <w:right w:w="150" w:type="dxa"/>
+            </w:tcMar>
+          </w:tcPr>
+          <w:p>
+            <w:pPr>
+              <w:spacing w:before="20" w:after="20"/>
+            </w:pPr>
+            <w:r>
+              <w:rPr>
+                <w:b/>
+              </w:rPr>
+              <w:t>Vehicle Analytics Dashboard</w:t>
+            </w:r>
+          </w:p>
+        </w:tc>
+        <w:tc>
+          <w:tcPr>
+            <w:tcW w:type="dxa" w:w="3120"/>
+            <w:shd w:fill="FFFFFF"/>
+            <w:tcMar>
+              <w:top w:w="100" w:type="dxa"/>
+              <w:bottom w:w="100" w:type="dxa"/>
+              <w:left w:w="150" w:type="dxa"/>
+              <w:right w:w="150" w:type="dxa"/>
+            </w:tcMar>
+          </w:tcPr>
+          <w:p>
+            <w:pPr>
+              <w:spacing w:before="20" w:after="20"/>
+            </w:pPr>
+            <w:r>
+              <w:rPr>
+                <w:rFonts w:ascii="Consolas" w:hAnsi="Consolas"/>
+                <w:color w:val="C2410C"/>
+                <w:sz w:val="19"/>
+              </w:rPr>
+              <w:t>/desk/vehicle_analytics</w:t>
+            </w:r>
+          </w:p>
+        </w:tc>
+        <w:tc>
+          <w:tcPr>
+            <w:tcW w:type="dxa" w:w="3120"/>
+            <w:shd w:fill="FFFFFF"/>
+            <w:tcMar>
+              <w:top w:w="100" w:type="dxa"/>
+              <w:bottom w:w="100" w:type="dxa"/>
+              <w:left w:w="150" w:type="dxa"/>
+              <w:right w:w="150" w:type="dxa"/>
+            </w:tcMar>
+          </w:tcPr>
+          <w:p>
+            <w:pPr>
+              <w:spacing w:before="20" w:after="20"/>
+            </w:pPr>
+            <w:r>
+              <w:t>Interactive multi-filter dashboard (Total revenue, labor sales, tire sales, top services)</w:t>
+            </w:r>
+          </w:p>
+        </w:tc>
+      </w:tr>
+      <w:tr>
+        <w:tc>
+          <w:tcPr>
+            <w:tcW w:type="dxa" w:w="3120"/>
+            <w:shd w:fill="F8FAFC"/>
+            <w:tcMar>
+              <w:top w:w="100" w:type="dxa"/>
+              <w:bottom w:w="100" w:type="dxa"/>
+              <w:left w:w="150" w:type="dxa"/>
+              <w:right w:w="150" w:type="dxa"/>
+            </w:tcMar>
+          </w:tcPr>
+          <w:p>
+            <w:pPr>
+              <w:spacing w:before="20" w:after="20"/>
+            </w:pPr>
+            <w:r>
+              <w:rPr>
+                <w:b/>
+              </w:rPr>
+              <w:t>Job Card Summary</w:t>
+            </w:r>
+          </w:p>
+        </w:tc>
+        <w:tc>
+          <w:tcPr>
+            <w:tcW w:type="dxa" w:w="3120"/>
+            <w:shd w:fill="F8FAFC"/>
+            <w:tcMar>
+              <w:top w:w="100" w:type="dxa"/>
+              <w:bottom w:w="100" w:type="dxa"/>
+              <w:left w:w="150" w:type="dxa"/>
+              <w:right w:w="150" w:type="dxa"/>
+            </w:tcMar>
+          </w:tcPr>
+          <w:p>
+            <w:pPr>
+              <w:spacing w:before="20" w:after="20"/>
+            </w:pPr>
+            <w:r>
+              <w:rPr>
+                <w:rFonts w:ascii="Consolas" w:hAnsi="Consolas"/>
+                <w:color w:val="C2410C"/>
+                <w:sz w:val="19"/>
+              </w:rPr>
+              <w:t>/desk/job-card-summary</w:t>
+            </w:r>
+          </w:p>
+        </w:tc>
+        <w:tc>
+          <w:tcPr>
+            <w:tcW w:type="dxa" w:w="3120"/>
+            <w:shd w:fill="F8FAFC"/>
+            <w:tcMar>
+              <w:top w:w="100" w:type="dxa"/>
+              <w:bottom w:w="100" w:type="dxa"/>
+              <w:left w:w="150" w:type="dxa"/>
+              <w:right w:w="150" w:type="dxa"/>
+            </w:tcMar>
+          </w:tcPr>
+          <w:p>
+            <w:pPr>
+              <w:spacing w:before="20" w:after="20"/>
+            </w:pPr>
+            <w:r>
+              <w:t>Workshop bay job status, completion times, and mechanic allocation</w:t>
+            </w:r>
+          </w:p>
+        </w:tc>
+      </w:tr>
+      <w:tr>
+        <w:tc>
+          <w:tcPr>
+            <w:tcW w:type="dxa" w:w="3120"/>
+            <w:shd w:fill="FFFFFF"/>
+            <w:tcMar>
+              <w:top w:w="100" w:type="dxa"/>
+              <w:bottom w:w="100" w:type="dxa"/>
+              <w:left w:w="150" w:type="dxa"/>
+              <w:right w:w="150" w:type="dxa"/>
+            </w:tcMar>
+          </w:tcPr>
+          <w:p>
+            <w:pPr>
+              <w:spacing w:before="20" w:after="20"/>
+            </w:pPr>
+            <w:r>
+              <w:rPr>
+                <w:b/>
+              </w:rPr>
+              <w:t>Mechanic Jobs</w:t>
+            </w:r>
+          </w:p>
+        </w:tc>
+        <w:tc>
+          <w:tcPr>
+            <w:tcW w:type="dxa" w:w="3120"/>
+            <w:shd w:fill="FFFFFF"/>
+            <w:tcMar>
+              <w:top w:w="100" w:type="dxa"/>
+              <w:bottom w:w="100" w:type="dxa"/>
+              <w:left w:w="150" w:type="dxa"/>
+              <w:right w:w="150" w:type="dxa"/>
+            </w:tcMar>
+          </w:tcPr>
+          <w:p>
+            <w:pPr>
+              <w:spacing w:before="20" w:after="20"/>
+            </w:pPr>
+            <w:r>
+              <w:rPr>
+                <w:rFonts w:ascii="Consolas" w:hAnsi="Consolas"/>
+                <w:color w:val="C2410C"/>
+                <w:sz w:val="19"/>
+              </w:rPr>
+              <w:t>/desk/mechanic-jobs</w:t>
+            </w:r>
+          </w:p>
+        </w:tc>
+        <w:tc>
+          <w:tcPr>
+            <w:tcW w:type="dxa" w:w="3120"/>
+            <w:shd w:fill="FFFFFF"/>
+            <w:tcMar>
+              <w:top w:w="100" w:type="dxa"/>
+              <w:bottom w:w="100" w:type="dxa"/>
+              <w:left w:w="150" w:type="dxa"/>
+              <w:right w:w="150" w:type="dxa"/>
+            </w:tcMar>
+          </w:tcPr>
+          <w:p>
+            <w:pPr>
+              <w:spacing w:before="20" w:after="20"/>
+            </w:pPr>
+            <w:r>
+              <w:t>Labor hours and revenue generated per technician</w:t>
+            </w:r>
+          </w:p>
+        </w:tc>
+      </w:tr>
+      <w:tr>
+        <w:tc>
+          <w:tcPr>
+            <w:tcW w:type="dxa" w:w="3120"/>
+            <w:shd w:fill="F8FAFC"/>
+            <w:tcMar>
+              <w:top w:w="100" w:type="dxa"/>
+              <w:bottom w:w="100" w:type="dxa"/>
+              <w:left w:w="150" w:type="dxa"/>
+              <w:right w:w="150" w:type="dxa"/>
+            </w:tcMar>
+          </w:tcPr>
+          <w:p>
+            <w:pPr>
+              <w:spacing w:before="20" w:after="20"/>
+            </w:pPr>
+            <w:r>
+              <w:rPr>
+                <w:b/>
+              </w:rPr>
+              <w:t>Customer Vehicle Service Log</w:t>
+            </w:r>
+          </w:p>
+        </w:tc>
+        <w:tc>
+          <w:tcPr>
+            <w:tcW w:type="dxa" w:w="3120"/>
+            <w:shd w:fill="F8FAFC"/>
+            <w:tcMar>
+              <w:top w:w="100" w:type="dxa"/>
+              <w:bottom w:w="100" w:type="dxa"/>
+              <w:left w:w="150" w:type="dxa"/>
+              <w:right w:w="150" w:type="dxa"/>
+            </w:tcMar>
+          </w:tcPr>
+          <w:p>
+            <w:pPr>
+              <w:spacing w:before="20" w:after="20"/>
+            </w:pPr>
+            <w:r>
+              <w:rPr>
+                <w:rFonts w:ascii="Consolas" w:hAnsi="Consolas"/>
+                <w:color w:val="C2410C"/>
+                <w:sz w:val="19"/>
+              </w:rPr>
+              <w:t>/desk/customer-vehicle</w:t>
+            </w:r>
+          </w:p>
+        </w:tc>
+        <w:tc>
+          <w:tcPr>
+            <w:tcW w:type="dxa" w:w="3120"/>
+            <w:shd w:fill="F8FAFC"/>
+            <w:tcMar>
+              <w:top w:w="100" w:type="dxa"/>
+              <w:bottom w:w="100" w:type="dxa"/>
+              <w:left w:w="150" w:type="dxa"/>
+              <w:right w:w="150" w:type="dxa"/>
+            </w:tcMar>
+          </w:tcPr>
+          <w:p>
+            <w:pPr>
+              <w:spacing w:before="20" w:after="20"/>
+            </w:pPr>
+            <w:r>
+              <w:t>Complete chronological maintenance history for any license plate</w:t>
+            </w:r>
+          </w:p>
+        </w:tc>
+      </w:tr>
+    </w:tbl>
+    <w:p>
+      <w:pPr>
+        <w:spacing w:after="120"/>
+      </w:pPr>
+    </w:p>
+    <w:p>
+      <w:pPr>
+        <w:pStyle w:val="Heading1"/>
+        <w:spacing w:before="360" w:after="120"/>
+      </w:pPr>
+      <w:r>
+        <w:rPr>
+          <w:rFonts w:ascii="Calibri" w:hAnsi="Calibri"/>
+          <w:b/>
+          <w:color w:val="2563EB"/>
+          <w:sz w:val="32"/>
+        </w:rPr>
+        <w:t>8. Standard Operating Procedures (SOP)</w:t>
+      </w:r>
+    </w:p>
+    <w:p>
+      <w:pPr>
+        <w:pStyle w:val="Heading2"/>
+        <w:spacing w:before="240" w:after="80"/>
+      </w:pPr>
+      <w:r>
+        <w:rPr>
+          <w:rFonts w:ascii="Calibri" w:hAnsi="Calibri"/>
+          <w:b/>
+          <w:color w:val="0F172A"/>
+          <w:sz w:val="26"/>
+        </w:rPr>
+        <w:t>SOP-01: Cashier Sign-In &amp; Shift Initiation</w:t>
       </w:r>
     </w:p>
     <w:p>
@@ -6402,7 +10811,13 @@
         <w:ind w:left="360"/>
       </w:pPr>
       <w:r>
-        <w:t xml:space="preserve">When a warehouse keeper creates a </w:t>
+        <w:rPr>
+          <w:b/>
+        </w:rPr>
+        <w:t>Access Point</w:t>
+      </w:r>
+      <w:r>
+        <w:t xml:space="preserve">: Open </w:t>
       </w:r>
       <w:r>
         <w:rPr>
@@ -6410,10 +10825,21 @@
           <w:color w:val="C2410C"/>
           <w:sz w:val="19"/>
         </w:rPr>
-        <w:t>Stock Entry</w:t>
-      </w:r>
-      <w:r>
-        <w:t xml:space="preserve"> (Material Issue) for workshop tools, parts, or lubricants:</w:t>
+        <w:t>http://38.247.138.224:10017/pos-terminal</w:t>
+      </w:r>
+      <w:r>
+        <w:t xml:space="preserve"> (or </w:t>
+      </w:r>
+      <w:r>
+        <w:rPr>
+          <w:rFonts w:ascii="Consolas" w:hAnsi="Consolas"/>
+          <w:color w:val="C2410C"/>
+          <w:sz w:val="19"/>
+        </w:rPr>
+        <w:t>/desk/vehicle_pos</w:t>
+      </w:r>
+      <w:r>
+        <w:t xml:space="preserve"> inside Desk).</w:t>
       </w:r>
     </w:p>
     <w:p>
@@ -6423,16 +10849,70 @@
         <w:ind w:left="360"/>
       </w:pPr>
       <w:r>
-        <w:t xml:space="preserve">The </w:t>
-      </w:r>
-      <w:r>
         <w:rPr>
           <w:b/>
         </w:rPr>
-        <w:t>Receiver QC Safety Modal</w:t>
-      </w:r>
-      <w:r>
-        <w:t xml:space="preserve"> intercepts submission.</w:t>
+        <w:t>Authentication Options</w:t>
+      </w:r>
+      <w:r>
+        <w:t>:</w:t>
+      </w:r>
+    </w:p>
+    <w:p>
+      <w:pPr>
+        <w:pStyle w:val="ListBullet"/>
+        <w:spacing w:before="20" w:after="40" w:line="276" w:lineRule="auto"/>
+        <w:ind w:left="720"/>
+      </w:pPr>
+      <w:r>
+        <w:rPr>
+          <w:b/>
+        </w:rPr>
+        <w:t>2D Barcode Gun</w:t>
+      </w:r>
+      <w:r>
+        <w:t>: Scan physical laminated QR employee badge.</w:t>
+      </w:r>
+    </w:p>
+    <w:p>
+      <w:pPr>
+        <w:pStyle w:val="ListBullet"/>
+        <w:spacing w:before="20" w:after="40" w:line="276" w:lineRule="auto"/>
+        <w:ind w:left="720"/>
+      </w:pPr>
+      <w:r>
+        <w:rPr>
+          <w:b/>
+        </w:rPr>
+        <w:t>Webcam / Mobile Camera</w:t>
+      </w:r>
+      <w:r>
+        <w:t xml:space="preserve">: Click </w:t>
+      </w:r>
+      <w:r>
+        <w:rPr>
+          <w:b/>
+        </w:rPr>
+        <w:t>📷 Scan QR Code / Camera</w:t>
+      </w:r>
+      <w:r>
+        <w:t>, allow camera permissions, and present ID badge to lens.</w:t>
+      </w:r>
+    </w:p>
+    <w:p>
+      <w:pPr>
+        <w:pStyle w:val="ListBullet"/>
+        <w:spacing w:before="20" w:after="40" w:line="276" w:lineRule="auto"/>
+        <w:ind w:left="720"/>
+      </w:pPr>
+      <w:r>
+        <w:rPr>
+          <w:b/>
+        </w:rPr>
+        <w:t>Credentials / PIN</w:t>
+      </w:r>
+      <w:r>
+        <w:t>: Enter system username/email and password.</w:t>
       </w:r>
     </w:p>
     <w:p>
@@ -6442,7 +10922,24 @@
         <w:ind w:left="360"/>
       </w:pPr>
       <w:r>
-        <w:t>The technician receiving the items must scan their badge QR code or verify badge credentials.</w:t>
+        <w:rPr>
+          <w:b/>
+        </w:rPr>
+        <w:t>Shift Validation</w:t>
+      </w:r>
+      <w:r>
+        <w:t xml:space="preserve">: The system verifies if an open </w:t>
+      </w:r>
+      <w:r>
+        <w:rPr>
+          <w:rFonts w:ascii="Consolas" w:hAnsi="Consolas"/>
+          <w:color w:val="C2410C"/>
+          <w:sz w:val="19"/>
+        </w:rPr>
+        <w:t>POS Opening Entry</w:t>
+      </w:r>
+      <w:r>
+        <w:t xml:space="preserve"> exists. If not, one is generated automatically for the active branch.</w:t>
       </w:r>
     </w:p>
     <w:p>
@@ -6452,7 +10949,37 @@
         <w:ind w:left="360"/>
       </w:pPr>
       <w:r>
-        <w:t>The system requires an on-camera photo proof of physical item handover.</w:t>
+        <w:rPr>
+          <w:b/>
+        </w:rPr>
+        <w:t>Digital Badge Generation</w:t>
+      </w:r>
+      <w:r>
+        <w:t xml:space="preserve">: Cashiers can visit the </w:t>
+      </w:r>
+      <w:r>
+        <w:rPr>
+          <w:b/>
+        </w:rPr>
+        <w:t>👤 Cashier Profile</w:t>
+      </w:r>
+      <w:r>
+        <w:t xml:space="preserve"> tab to view their official badge with photo, employee ID, and SVG QR code, with direct options to print or download SVG.</w:t>
+      </w:r>
+    </w:p>
+    <w:p>
+      <w:pPr>
+        <w:pStyle w:val="Heading2"/>
+        <w:spacing w:before="240" w:after="80"/>
+      </w:pPr>
+      <w:r>
+        <w:rPr>
+          <w:rFonts w:ascii="Calibri" w:hAnsi="Calibri"/>
+          <w:b/>
+          <w:color w:val="0F172A"/>
+          <w:sz w:val="26"/>
+        </w:rPr>
+        <w:t>SOP-02: Counter Checkout &amp; Vehicle Service Linking</w:t>
       </w:r>
     </w:p>
     <w:p>
@@ -6462,7 +10989,23 @@
         <w:ind w:left="360"/>
       </w:pPr>
       <w:r>
-        <w:t xml:space="preserve">Transaction submits only when receiver verification status is validated as </w:t>
+        <w:rPr>
+          <w:b/>
+        </w:rPr>
+        <w:t>Vehicle Identification</w:t>
+      </w:r>
+      <w:r>
+        <w:t>:</w:t>
+      </w:r>
+    </w:p>
+    <w:p>
+      <w:pPr>
+        <w:pStyle w:val="ListBullet"/>
+        <w:spacing w:before="20" w:after="40" w:line="276" w:lineRule="auto"/>
+        <w:ind w:left="720"/>
+      </w:pPr>
+      <w:r>
+        <w:t xml:space="preserve">Type plate number into the vehicle search input (e.g. </w:t>
       </w:r>
       <w:r>
         <w:rPr>
@@ -6470,10 +11013,1125 @@
           <w:color w:val="C2410C"/>
           <w:sz w:val="19"/>
         </w:rPr>
-        <w:t>Verified</w:t>
+        <w:t>CAZ4232</w:t>
+      </w:r>
+      <w:r>
+        <w:t xml:space="preserve"> or </w:t>
+      </w:r>
+      <w:r>
+        <w:rPr>
+          <w:rFonts w:ascii="Consolas" w:hAnsi="Consolas"/>
+          <w:color w:val="C2410C"/>
+          <w:sz w:val="19"/>
+        </w:rPr>
+        <w:t>0301 650263</w:t>
+      </w:r>
+      <w:r>
+        <w:t>).</w:t>
+      </w:r>
+    </w:p>
+    <w:p>
+      <w:pPr>
+        <w:pStyle w:val="ListBullet"/>
+        <w:spacing w:before="20" w:after="40" w:line="276" w:lineRule="auto"/>
+        <w:ind w:left="720"/>
+      </w:pPr>
+      <w:r>
+        <w:t>Matching vehicle specs (Make, Model, Year, Owner Name) populate automatically.</w:t>
+      </w:r>
+    </w:p>
+    <w:p>
+      <w:pPr>
+        <w:pStyle w:val="ListNumber"/>
+        <w:spacing w:before="20" w:after="40" w:line="276" w:lineRule="auto"/>
+        <w:ind w:left="360"/>
+      </w:pPr>
+      <w:r>
+        <w:rPr>
+          <w:b/>
+        </w:rPr>
+        <w:t>Item Selection &amp; Stock Check</w:t>
+      </w:r>
+      <w:r>
+        <w:t>:</w:t>
+      </w:r>
+    </w:p>
+    <w:p>
+      <w:pPr>
+        <w:pStyle w:val="ListBullet"/>
+        <w:spacing w:before="20" w:after="40" w:line="276" w:lineRule="auto"/>
+        <w:ind w:left="720"/>
+      </w:pPr>
+      <w:r>
+        <w:t xml:space="preserve">Browse by category tabs: </w:t>
+      </w:r>
+      <w:r>
+        <w:rPr>
+          <w:rFonts w:ascii="Consolas" w:hAnsi="Consolas"/>
+          <w:color w:val="C2410C"/>
+          <w:sz w:val="19"/>
+        </w:rPr>
+        <w:t>All</w:t>
+      </w:r>
+      <w:r>
+        <w:t xml:space="preserve">, </w:t>
+      </w:r>
+      <w:r>
+        <w:rPr>
+          <w:rFonts w:ascii="Consolas" w:hAnsi="Consolas"/>
+          <w:color w:val="C2410C"/>
+          <w:sz w:val="19"/>
+        </w:rPr>
+        <w:t>Tires</w:t>
+      </w:r>
+      <w:r>
+        <w:t xml:space="preserve">, </w:t>
+      </w:r>
+      <w:r>
+        <w:rPr>
+          <w:rFonts w:ascii="Consolas" w:hAnsi="Consolas"/>
+          <w:color w:val="C2410C"/>
+          <w:sz w:val="19"/>
+        </w:rPr>
+        <w:t>Wheels</w:t>
+      </w:r>
+      <w:r>
+        <w:t xml:space="preserve">, </w:t>
+      </w:r>
+      <w:r>
+        <w:rPr>
+          <w:rFonts w:ascii="Consolas" w:hAnsi="Consolas"/>
+          <w:color w:val="C2410C"/>
+          <w:sz w:val="19"/>
+        </w:rPr>
+        <w:t>Lubricants</w:t>
+      </w:r>
+      <w:r>
+        <w:t xml:space="preserve">, </w:t>
+      </w:r>
+      <w:r>
+        <w:rPr>
+          <w:rFonts w:ascii="Consolas" w:hAnsi="Consolas"/>
+          <w:color w:val="C2410C"/>
+          <w:sz w:val="19"/>
+        </w:rPr>
+        <w:t>Services</w:t>
+      </w:r>
+      <w:r>
+        <w:t xml:space="preserve">, </w:t>
+      </w:r>
+      <w:r>
+        <w:rPr>
+          <w:rFonts w:ascii="Consolas" w:hAnsi="Consolas"/>
+          <w:color w:val="C2410C"/>
+          <w:sz w:val="19"/>
+        </w:rPr>
+        <w:t>Batteries</w:t>
       </w:r>
       <w:r>
         <w:t>.</w:t>
+      </w:r>
+    </w:p>
+    <w:p>
+      <w:pPr>
+        <w:pStyle w:val="ListBullet"/>
+        <w:spacing w:before="20" w:after="40" w:line="276" w:lineRule="auto"/>
+        <w:ind w:left="720"/>
+      </w:pPr>
+      <w:r>
+        <w:t xml:space="preserve">Activate </w:t>
+      </w:r>
+      <w:r>
+        <w:rPr>
+          <w:b/>
+        </w:rPr>
+        <w:t>In Stock: ON</w:t>
+      </w:r>
+      <w:r>
+        <w:t xml:space="preserve"> to display only items with physical quantity on-hand in the branch warehouse.</w:t>
+      </w:r>
+    </w:p>
+    <w:p>
+      <w:pPr>
+        <w:pStyle w:val="ListBullet"/>
+        <w:spacing w:before="20" w:after="40" w:line="276" w:lineRule="auto"/>
+        <w:ind w:left="720"/>
+      </w:pPr>
+      <w:r>
+        <w:t>Add items, adjust quantity, or apply discounts.</w:t>
+      </w:r>
+    </w:p>
+    <w:p>
+      <w:pPr>
+        <w:pStyle w:val="ListNumber"/>
+        <w:spacing w:before="20" w:after="40" w:line="276" w:lineRule="auto"/>
+        <w:ind w:left="360"/>
+      </w:pPr>
+      <w:r>
+        <w:rPr>
+          <w:b/>
+        </w:rPr>
+        <w:t>Payment &amp; Receipt</w:t>
+      </w:r>
+      <w:r>
+        <w:t>:</w:t>
+      </w:r>
+    </w:p>
+    <w:p>
+      <w:pPr>
+        <w:pStyle w:val="ListBullet"/>
+        <w:spacing w:before="20" w:after="40" w:line="276" w:lineRule="auto"/>
+        <w:ind w:left="720"/>
+      </w:pPr>
+      <w:r>
+        <w:t xml:space="preserve">Choose payment method: </w:t>
+      </w:r>
+      <w:r>
+        <w:rPr>
+          <w:rFonts w:ascii="Consolas" w:hAnsi="Consolas"/>
+          <w:color w:val="C2410C"/>
+          <w:sz w:val="19"/>
+        </w:rPr>
+        <w:t>Cash</w:t>
+      </w:r>
+      <w:r>
+        <w:t xml:space="preserve">, </w:t>
+      </w:r>
+      <w:r>
+        <w:rPr>
+          <w:rFonts w:ascii="Consolas" w:hAnsi="Consolas"/>
+          <w:color w:val="C2410C"/>
+          <w:sz w:val="19"/>
+        </w:rPr>
+        <w:t>Card</w:t>
+      </w:r>
+      <w:r>
+        <w:t xml:space="preserve">, </w:t>
+      </w:r>
+      <w:r>
+        <w:rPr>
+          <w:rFonts w:ascii="Consolas" w:hAnsi="Consolas"/>
+          <w:color w:val="C2410C"/>
+          <w:sz w:val="19"/>
+        </w:rPr>
+        <w:t>GCash</w:t>
+      </w:r>
+      <w:r>
+        <w:t xml:space="preserve">, or </w:t>
+      </w:r>
+      <w:r>
+        <w:rPr>
+          <w:rFonts w:ascii="Consolas" w:hAnsi="Consolas"/>
+          <w:color w:val="C2410C"/>
+          <w:sz w:val="19"/>
+        </w:rPr>
+        <w:t>Bank Transfer</w:t>
+      </w:r>
+      <w:r>
+        <w:t>.</w:t>
+      </w:r>
+    </w:p>
+    <w:p>
+      <w:pPr>
+        <w:pStyle w:val="ListBullet"/>
+        <w:spacing w:before="20" w:after="40" w:line="276" w:lineRule="auto"/>
+        <w:ind w:left="720"/>
+      </w:pPr>
+      <w:r>
+        <w:t xml:space="preserve">Click </w:t>
+      </w:r>
+      <w:r>
+        <w:rPr>
+          <w:b/>
+        </w:rPr>
+        <w:t>Complete Sale</w:t>
+      </w:r>
+      <w:r>
+        <w:t>.</w:t>
+      </w:r>
+    </w:p>
+    <w:p>
+      <w:pPr>
+        <w:pStyle w:val="ListBullet"/>
+        <w:spacing w:before="20" w:after="40" w:line="276" w:lineRule="auto"/>
+        <w:ind w:left="720"/>
+      </w:pPr>
+      <w:r>
+        <w:t xml:space="preserve">System concurrently generates a </w:t>
+      </w:r>
+      <w:r>
+        <w:rPr>
+          <w:rFonts w:ascii="Consolas" w:hAnsi="Consolas"/>
+          <w:color w:val="C2410C"/>
+          <w:sz w:val="19"/>
+        </w:rPr>
+        <w:t>Vehicle POS Invoice</w:t>
+      </w:r>
+      <w:r>
+        <w:t xml:space="preserve"> and an official submitted </w:t>
+      </w:r>
+      <w:r>
+        <w:rPr>
+          <w:rFonts w:ascii="Consolas" w:hAnsi="Consolas"/>
+          <w:color w:val="C2410C"/>
+          <w:sz w:val="19"/>
+        </w:rPr>
+        <w:t>POS Invoice</w:t>
+      </w:r>
+      <w:r>
+        <w:t xml:space="preserve"> with full stock and financial ledger entries.</w:t>
+      </w:r>
+    </w:p>
+    <w:p>
+      <w:pPr>
+        <w:pStyle w:val="ListBullet"/>
+        <w:spacing w:before="20" w:after="40" w:line="276" w:lineRule="auto"/>
+        <w:ind w:left="720"/>
+      </w:pPr>
+      <w:r>
+        <w:t>Instant receipt displays both internal transaction ID and accounting document reference.</w:t>
+      </w:r>
+    </w:p>
+    <w:p>
+      <w:pPr>
+        <w:pStyle w:val="Heading2"/>
+        <w:spacing w:before="240" w:after="80"/>
+      </w:pPr>
+      <w:r>
+        <w:rPr>
+          <w:rFonts w:ascii="Calibri" w:hAnsi="Calibri"/>
+          <w:b/>
+          <w:color w:val="0F172A"/>
+          <w:sz w:val="26"/>
+        </w:rPr>
+        <w:t>SOP-03: Workshop Job Order Dispatch &amp; Execution</w:t>
+      </w:r>
+    </w:p>
+    <w:p>
+      <w:pPr>
+        <w:pStyle w:val="ListNumber"/>
+        <w:spacing w:before="20" w:after="40" w:line="276" w:lineRule="auto"/>
+        <w:ind w:left="360"/>
+      </w:pPr>
+      <w:r>
+        <w:rPr>
+          <w:b/>
+        </w:rPr>
+        <w:t>Intake &amp; Multi-Point Inspection</w:t>
+      </w:r>
+      <w:r>
+        <w:t>:</w:t>
+      </w:r>
+    </w:p>
+    <w:p>
+      <w:pPr>
+        <w:pStyle w:val="ListBullet"/>
+        <w:spacing w:before="20" w:after="40" w:line="276" w:lineRule="auto"/>
+        <w:ind w:left="720"/>
+      </w:pPr>
+      <w:r>
+        <w:t xml:space="preserve">Service Advisor creates a new </w:t>
+      </w:r>
+      <w:r>
+        <w:rPr>
+          <w:rFonts w:ascii="Consolas" w:hAnsi="Consolas"/>
+          <w:color w:val="C2410C"/>
+          <w:sz w:val="19"/>
+        </w:rPr>
+        <w:t>Vehicle Inspection</w:t>
+      </w:r>
+      <w:r>
+        <w:t xml:space="preserve"> from </w:t>
+      </w:r>
+      <w:r>
+        <w:rPr>
+          <w:rFonts w:ascii="Consolas" w:hAnsi="Consolas"/>
+          <w:color w:val="C2410C"/>
+          <w:sz w:val="19"/>
+        </w:rPr>
+        <w:t>/desk/vehicle-inspection</w:t>
+      </w:r>
+      <w:r>
+        <w:t>.</w:t>
+      </w:r>
+    </w:p>
+    <w:p>
+      <w:pPr>
+        <w:pStyle w:val="ListBullet"/>
+        <w:spacing w:before="20" w:after="40" w:line="276" w:lineRule="auto"/>
+        <w:ind w:left="720"/>
+      </w:pPr>
+      <w:r>
+        <w:t>Complete checklist items (Tire Tread Depth, Brake Pads, Battery Voltage, Fluid Levels).</w:t>
+      </w:r>
+    </w:p>
+    <w:p>
+      <w:pPr>
+        <w:pStyle w:val="ListBullet"/>
+        <w:spacing w:before="20" w:after="40" w:line="276" w:lineRule="auto"/>
+        <w:ind w:left="720"/>
+      </w:pPr>
+      <w:r>
+        <w:t>Take intake photos of vehicle exterior and attach to the record.</w:t>
+      </w:r>
+    </w:p>
+    <w:p>
+      <w:pPr>
+        <w:pStyle w:val="ListNumber"/>
+        <w:spacing w:before="20" w:after="40" w:line="276" w:lineRule="auto"/>
+        <w:ind w:left="360"/>
+      </w:pPr>
+      <w:r>
+        <w:rPr>
+          <w:b/>
+        </w:rPr>
+        <w:t>Job Order Creation</w:t>
+      </w:r>
+      <w:r>
+        <w:t>:</w:t>
+      </w:r>
+    </w:p>
+    <w:p>
+      <w:pPr>
+        <w:pStyle w:val="ListBullet"/>
+        <w:spacing w:before="20" w:after="40" w:line="276" w:lineRule="auto"/>
+        <w:ind w:left="720"/>
+      </w:pPr>
+      <w:r>
+        <w:t xml:space="preserve">Open </w:t>
+      </w:r>
+      <w:r>
+        <w:rPr>
+          <w:rFonts w:ascii="Consolas" w:hAnsi="Consolas"/>
+          <w:color w:val="C2410C"/>
+          <w:sz w:val="19"/>
+        </w:rPr>
+        <w:t>Vehicle Job Order</w:t>
+      </w:r>
+      <w:r>
+        <w:t xml:space="preserve"> from </w:t>
+      </w:r>
+      <w:r>
+        <w:rPr>
+          <w:rFonts w:ascii="Consolas" w:hAnsi="Consolas"/>
+          <w:color w:val="C2410C"/>
+          <w:sz w:val="19"/>
+        </w:rPr>
+        <w:t>/desk/vehicle-job-order</w:t>
+      </w:r>
+      <w:r>
+        <w:t xml:space="preserve"> or from the Workspace.</w:t>
+      </w:r>
+    </w:p>
+    <w:p>
+      <w:pPr>
+        <w:pStyle w:val="ListBullet"/>
+        <w:spacing w:before="20" w:after="40" w:line="276" w:lineRule="auto"/>
+        <w:ind w:left="720"/>
+      </w:pPr>
+      <w:r>
+        <w:t>Select customer vehicle and assign lead mechanic/technician.</w:t>
+      </w:r>
+    </w:p>
+    <w:p>
+      <w:pPr>
+        <w:pStyle w:val="ListBullet"/>
+        <w:spacing w:before="20" w:after="40" w:line="276" w:lineRule="auto"/>
+        <w:ind w:left="720"/>
+      </w:pPr>
+      <w:r>
+        <w:t xml:space="preserve">Add labor tasks under </w:t>
+      </w:r>
+      <w:r>
+        <w:rPr>
+          <w:rFonts w:ascii="Consolas" w:hAnsi="Consolas"/>
+          <w:color w:val="C2410C"/>
+          <w:sz w:val="19"/>
+        </w:rPr>
+        <w:t>Job Order Service Item</w:t>
+      </w:r>
+      <w:r>
+        <w:t xml:space="preserve"> (e.g. *Periodic Maintenance Service*, *4-Wheel Computerized Alignment*).</w:t>
+      </w:r>
+    </w:p>
+    <w:p>
+      <w:pPr>
+        <w:pStyle w:val="ListBullet"/>
+        <w:spacing w:before="20" w:after="40" w:line="276" w:lineRule="auto"/>
+        <w:ind w:left="720"/>
+      </w:pPr>
+      <w:r>
+        <w:t xml:space="preserve">Add parts and lubricants under </w:t>
+      </w:r>
+      <w:r>
+        <w:rPr>
+          <w:rFonts w:ascii="Consolas" w:hAnsi="Consolas"/>
+          <w:color w:val="C2410C"/>
+          <w:sz w:val="19"/>
+        </w:rPr>
+        <w:t>Job Order Part Item</w:t>
+      </w:r>
+      <w:r>
+        <w:t>.</w:t>
+      </w:r>
+    </w:p>
+    <w:p>
+      <w:pPr>
+        <w:pStyle w:val="ListNumber"/>
+        <w:spacing w:before="20" w:after="40" w:line="276" w:lineRule="auto"/>
+        <w:ind w:left="360"/>
+      </w:pPr>
+      <w:r>
+        <w:rPr>
+          <w:b/>
+        </w:rPr>
+        <w:t>Status Workflow Progression</w:t>
+      </w:r>
+      <w:r>
+        <w:t>:</w:t>
+      </w:r>
+    </w:p>
+    <w:p>
+      <w:pPr>
+        <w:pStyle w:val="ListBullet"/>
+        <w:spacing w:before="20" w:after="40" w:line="276" w:lineRule="auto"/>
+        <w:ind w:left="720"/>
+      </w:pPr>
+      <w:r>
+        <w:rPr>
+          <w:b/>
+        </w:rPr>
+        <w:t>Draft</w:t>
+      </w:r>
+      <w:r>
+        <w:t>: Estimate prepared and approved by client.</w:t>
+      </w:r>
+    </w:p>
+    <w:p>
+      <w:pPr>
+        <w:pStyle w:val="ListBullet"/>
+        <w:spacing w:before="20" w:after="40" w:line="276" w:lineRule="auto"/>
+        <w:ind w:left="720"/>
+      </w:pPr>
+      <w:r>
+        <w:rPr>
+          <w:b/>
+        </w:rPr>
+        <w:t>In Progress</w:t>
+      </w:r>
+      <w:r>
+        <w:t>: Work underway on service bay.</w:t>
+      </w:r>
+    </w:p>
+    <w:p>
+      <w:pPr>
+        <w:pStyle w:val="ListBullet"/>
+        <w:spacing w:before="20" w:after="40" w:line="276" w:lineRule="auto"/>
+        <w:ind w:left="720"/>
+      </w:pPr>
+      <w:r>
+        <w:rPr>
+          <w:b/>
+        </w:rPr>
+        <w:t>Pending Parts</w:t>
+      </w:r>
+      <w:r>
+        <w:t>: Bay waiting on requisition from warehouse.</w:t>
+      </w:r>
+    </w:p>
+    <w:p>
+      <w:pPr>
+        <w:pStyle w:val="ListBullet"/>
+        <w:spacing w:before="20" w:after="40" w:line="276" w:lineRule="auto"/>
+        <w:ind w:left="720"/>
+      </w:pPr>
+      <w:r>
+        <w:rPr>
+          <w:b/>
+        </w:rPr>
+        <w:t>Completed</w:t>
+      </w:r>
+      <w:r>
+        <w:t>: Mechanical work and quality inspection passed.</w:t>
+      </w:r>
+    </w:p>
+    <w:p>
+      <w:pPr>
+        <w:pStyle w:val="ListBullet"/>
+        <w:spacing w:before="20" w:after="40" w:line="276" w:lineRule="auto"/>
+        <w:ind w:left="720"/>
+      </w:pPr>
+      <w:r>
+        <w:rPr>
+          <w:b/>
+        </w:rPr>
+        <w:t>Released</w:t>
+      </w:r>
+      <w:r>
+        <w:t>: Vehicle handed over to customer and settled at cashier.</w:t>
+      </w:r>
+    </w:p>
+    <w:p>
+      <w:pPr>
+        <w:pStyle w:val="Heading2"/>
+        <w:spacing w:before="240" w:after="80"/>
+      </w:pPr>
+      <w:r>
+        <w:rPr>
+          <w:rFonts w:ascii="Calibri" w:hAnsi="Calibri"/>
+          <w:b/>
+          <w:color w:val="0F172A"/>
+          <w:sz w:val="26"/>
+        </w:rPr>
+        <w:t>SOP-04: Material Issue / Handover Safety Check &amp; Employee QR Badge Guide</w:t>
+      </w:r>
+    </w:p>
+    <w:p>
+      <w:pPr>
+        <w:spacing w:before="40" w:after="80" w:line="276" w:lineRule="auto"/>
+      </w:pPr>
+      <w:r>
+        <w:t>To eliminate unauthorized stock withdrawals and establish clear accountability across warehouse stores:</w:t>
+      </w:r>
+    </w:p>
+    <w:p>
+      <w:pPr>
+        <w:pStyle w:val="Heading3"/>
+        <w:spacing w:before="160" w:after="40"/>
+      </w:pPr>
+      <w:r>
+        <w:rPr>
+          <w:rFonts w:ascii="Calibri" w:hAnsi="Calibri"/>
+          <w:b/>
+          <w:color w:val="334155"/>
+          <w:sz w:val="22"/>
+        </w:rPr>
+        <w:t>1. Where Does the Employee / Technician Get Their QR Code Badge?</w:t>
+      </w:r>
+    </w:p>
+    <w:p>
+      <w:pPr>
+        <w:spacing w:before="40" w:after="80" w:line="276" w:lineRule="auto"/>
+      </w:pPr>
+      <w:r>
+        <w:t xml:space="preserve">There are </w:t>
+      </w:r>
+      <w:r>
+        <w:rPr>
+          <w:b/>
+        </w:rPr>
+        <w:t>three convenient ways</w:t>
+      </w:r>
+      <w:r>
+        <w:t xml:space="preserve"> for employees to obtain and present their official QR code:</w:t>
+      </w:r>
+    </w:p>
+    <w:p>
+      <w:pPr>
+        <w:pStyle w:val="ListBullet"/>
+        <w:spacing w:before="20" w:after="40" w:line="276" w:lineRule="auto"/>
+        <w:ind w:left="360"/>
+      </w:pPr>
+      <w:r>
+        <w:rPr>
+          <w:b/>
+        </w:rPr>
+        <w:t>Method 1: Self-Service on POS Terminal (Mobile or Desktop)</w:t>
+      </w:r>
+      <w:r>
+        <w:t>:</w:t>
+      </w:r>
+    </w:p>
+    <w:p>
+      <w:pPr>
+        <w:pStyle w:val="ListNumber"/>
+        <w:spacing w:before="20" w:after="40" w:line="276" w:lineRule="auto"/>
+        <w:ind w:left="720"/>
+      </w:pPr>
+      <w:r>
+        <w:t xml:space="preserve">Open </w:t>
+      </w:r>
+      <w:r>
+        <w:rPr>
+          <w:rFonts w:ascii="Consolas" w:hAnsi="Consolas"/>
+          <w:color w:val="C2410C"/>
+          <w:sz w:val="19"/>
+        </w:rPr>
+        <w:t>http://38.247.138.224:10017/pos-terminal</w:t>
+      </w:r>
+      <w:r>
+        <w:t xml:space="preserve"> on any smartphone, tablet, or PC.</w:t>
+      </w:r>
+    </w:p>
+    <w:p>
+      <w:pPr>
+        <w:pStyle w:val="ListNumber"/>
+        <w:spacing w:before="20" w:after="40" w:line="276" w:lineRule="auto"/>
+        <w:ind w:left="720"/>
+      </w:pPr>
+      <w:r>
+        <w:t xml:space="preserve">Click the </w:t>
+      </w:r>
+      <w:r>
+        <w:rPr>
+          <w:b/>
+        </w:rPr>
+        <w:t>👤 Cashier Profile</w:t>
+      </w:r>
+      <w:r>
+        <w:t xml:space="preserve"> icon on the left navigation rail.</w:t>
+      </w:r>
+    </w:p>
+    <w:p>
+      <w:pPr>
+        <w:pStyle w:val="ListNumber"/>
+        <w:spacing w:before="20" w:after="40" w:line="276" w:lineRule="auto"/>
+        <w:ind w:left="720"/>
+      </w:pPr>
+      <w:r>
+        <w:t xml:space="preserve">The system renders their </w:t>
+      </w:r>
+      <w:r>
+        <w:rPr>
+          <w:b/>
+        </w:rPr>
+        <w:t>Official Digital ID Badge</w:t>
+      </w:r>
+      <w:r>
+        <w:t xml:space="preserve"> showing Name, Employee #, Designation, Company, Branch, and high-resolution </w:t>
+      </w:r>
+      <w:r>
+        <w:rPr>
+          <w:b/>
+        </w:rPr>
+        <w:t>Vector QR Code</w:t>
+      </w:r>
+      <w:r>
+        <w:t>.</w:t>
+      </w:r>
+    </w:p>
+    <w:p>
+      <w:pPr>
+        <w:pStyle w:val="ListNumber"/>
+        <w:spacing w:before="20" w:after="40" w:line="276" w:lineRule="auto"/>
+        <w:ind w:left="720"/>
+      </w:pPr>
+      <w:r>
+        <w:t>The employee can:</w:t>
+      </w:r>
+    </w:p>
+    <w:p>
+      <w:pPr>
+        <w:pStyle w:val="ListBullet"/>
+        <w:spacing w:before="20" w:after="40" w:line="276" w:lineRule="auto"/>
+        <w:ind w:left="1080"/>
+      </w:pPr>
+      <w:r>
+        <w:rPr>
+          <w:b/>
+        </w:rPr>
+        <w:t>Save to Phone</w:t>
+      </w:r>
+      <w:r>
+        <w:t>: Take a screenshot or keep the badge open on their phone screen to present to the warehouse camera.</w:t>
+      </w:r>
+    </w:p>
+    <w:p>
+      <w:pPr>
+        <w:pStyle w:val="ListBullet"/>
+        <w:spacing w:before="20" w:after="40" w:line="276" w:lineRule="auto"/>
+        <w:ind w:left="1080"/>
+      </w:pPr>
+      <w:r>
+        <w:rPr>
+          <w:b/>
+        </w:rPr>
+        <w:t>Download SVG</w:t>
+      </w:r>
+      <w:r>
+        <w:t xml:space="preserve">: Click </w:t>
+      </w:r>
+      <w:r>
+        <w:rPr>
+          <w:b/>
+        </w:rPr>
+        <w:t>⬇️ Download Badge (SVG)</w:t>
+      </w:r>
+      <w:r>
+        <w:t>.</w:t>
+      </w:r>
+    </w:p>
+    <w:p>
+      <w:pPr>
+        <w:pStyle w:val="ListBullet"/>
+        <w:spacing w:before="20" w:after="40" w:line="276" w:lineRule="auto"/>
+        <w:ind w:left="1080"/>
+      </w:pPr>
+      <w:r>
+        <w:rPr>
+          <w:b/>
+        </w:rPr>
+        <w:t>Print Badge</w:t>
+      </w:r>
+      <w:r>
+        <w:t xml:space="preserve">: Click </w:t>
+      </w:r>
+      <w:r>
+        <w:rPr>
+          <w:b/>
+        </w:rPr>
+        <w:t>🖨️ Print Badge</w:t>
+      </w:r>
+      <w:r>
+        <w:t xml:space="preserve"> to print a hardcopy lanyard ID.</w:t>
+      </w:r>
+    </w:p>
+    <w:p>
+      <w:pPr>
+        <w:pStyle w:val="ListBullet"/>
+        <w:spacing w:before="20" w:after="40" w:line="276" w:lineRule="auto"/>
+        <w:ind w:left="360"/>
+      </w:pPr>
+      <w:r>
+        <w:rPr>
+          <w:b/>
+        </w:rPr>
+        <w:t>Method 2: HR / Manager Printout in ERPNext Desk (`Employee` DocType)</w:t>
+      </w:r>
+      <w:r>
+        <w:t>:</w:t>
+      </w:r>
+    </w:p>
+    <w:p>
+      <w:pPr>
+        <w:pStyle w:val="ListNumber"/>
+        <w:spacing w:before="20" w:after="40" w:line="276" w:lineRule="auto"/>
+        <w:ind w:left="720"/>
+      </w:pPr>
+      <w:r>
+        <w:t xml:space="preserve">In ERPNext Desk, go to </w:t>
+      </w:r>
+      <w:r>
+        <w:rPr>
+          <w:b/>
+        </w:rPr>
+        <w:t>Employee</w:t>
+      </w:r>
+      <w:r>
+        <w:t xml:space="preserve"> (</w:t>
+      </w:r>
+      <w:r>
+        <w:rPr>
+          <w:rFonts w:ascii="Consolas" w:hAnsi="Consolas"/>
+          <w:color w:val="C2410C"/>
+          <w:sz w:val="19"/>
+        </w:rPr>
+        <w:t>/desk/employee</w:t>
+      </w:r>
+      <w:r>
+        <w:t>).</w:t>
+      </w:r>
+    </w:p>
+    <w:p>
+      <w:pPr>
+        <w:pStyle w:val="ListNumber"/>
+        <w:spacing w:before="20" w:after="40" w:line="276" w:lineRule="auto"/>
+        <w:ind w:left="720"/>
+      </w:pPr>
+      <w:r>
+        <w:t xml:space="preserve">Open any employee record (e.g. </w:t>
+      </w:r>
+      <w:r>
+        <w:rPr>
+          <w:rFonts w:ascii="Consolas" w:hAnsi="Consolas"/>
+          <w:color w:val="C2410C"/>
+          <w:sz w:val="19"/>
+        </w:rPr>
+        <w:t>HR-EMP-00184 Jayson Dagpin</w:t>
+      </w:r>
+      <w:r>
+        <w:t>).</w:t>
+      </w:r>
+    </w:p>
+    <w:p>
+      <w:pPr>
+        <w:pStyle w:val="ListNumber"/>
+        <w:spacing w:before="20" w:after="40" w:line="276" w:lineRule="auto"/>
+        <w:ind w:left="720"/>
+      </w:pPr>
+      <w:r>
+        <w:t xml:space="preserve">Click the top action button </w:t>
+      </w:r>
+      <w:r>
+        <w:rPr>
+          <w:b/>
+        </w:rPr>
+        <w:t>🖨️ Print QR Badge</w:t>
+      </w:r>
+      <w:r>
+        <w:t xml:space="preserve"> (or select the print format </w:t>
+      </w:r>
+      <w:r>
+        <w:rPr>
+          <w:rFonts w:ascii="Consolas" w:hAnsi="Consolas"/>
+          <w:color w:val="C2410C"/>
+          <w:sz w:val="19"/>
+        </w:rPr>
+        <w:t>Employee ID Badge with QR Code</w:t>
+      </w:r>
+      <w:r>
+        <w:t>).</w:t>
+      </w:r>
+    </w:p>
+    <w:p>
+      <w:pPr>
+        <w:pStyle w:val="ListNumber"/>
+        <w:spacing w:before="20" w:after="40" w:line="276" w:lineRule="auto"/>
+        <w:ind w:left="720"/>
+      </w:pPr>
+      <w:r>
+        <w:t>Print on standard cardstock, PVC ID card, or laminate for the technician's shop uniform lanyard.</w:t>
+      </w:r>
+    </w:p>
+    <w:p>
+      <w:pPr>
+        <w:pStyle w:val="ListBullet"/>
+        <w:spacing w:before="20" w:after="40" w:line="276" w:lineRule="auto"/>
+        <w:ind w:left="360"/>
+      </w:pPr>
+      <w:r>
+        <w:rPr>
+          <w:b/>
+        </w:rPr>
+        <w:t>Method 3: Direct Manual Entry / Barcode Gun Scan (Fallback)</w:t>
+      </w:r>
+      <w:r>
+        <w:t>:</w:t>
+      </w:r>
+    </w:p>
+    <w:p>
+      <w:pPr>
+        <w:pStyle w:val="ListBullet"/>
+        <w:spacing w:before="20" w:after="40" w:line="276" w:lineRule="auto"/>
+        <w:ind w:left="720"/>
+      </w:pPr>
+      <w:r>
+        <w:t xml:space="preserve">If a technician does not have their physical badge on hand, the warehouse custodian can simply type or scan the technician's </w:t>
+      </w:r>
+      <w:r>
+        <w:rPr>
+          <w:b/>
+        </w:rPr>
+        <w:t>Employee ID</w:t>
+      </w:r>
+      <w:r>
+        <w:t xml:space="preserve"> (e.g. </w:t>
+      </w:r>
+      <w:r>
+        <w:rPr>
+          <w:rFonts w:ascii="Consolas" w:hAnsi="Consolas"/>
+          <w:color w:val="C2410C"/>
+          <w:sz w:val="19"/>
+        </w:rPr>
+        <w:t>HR-EMP-00184</w:t>
+      </w:r>
+      <w:r>
+        <w:t xml:space="preserve">) or </w:t>
+      </w:r>
+      <w:r>
+        <w:rPr>
+          <w:b/>
+        </w:rPr>
+        <w:t>User Email</w:t>
+      </w:r>
+      <w:r>
+        <w:t xml:space="preserve"> (e.g. </w:t>
+      </w:r>
+      <w:r>
+        <w:rPr>
+          <w:rFonts w:ascii="Consolas" w:hAnsi="Consolas"/>
+          <w:color w:val="C2410C"/>
+          <w:sz w:val="19"/>
+        </w:rPr>
+        <w:t>jayson.dagpin@ultramrf.ph</w:t>
+      </w:r>
+      <w:r>
+        <w:t xml:space="preserve">) into the input box and click </w:t>
+      </w:r>
+      <w:r>
+        <w:rPr>
+          <w:b/>
+        </w:rPr>
+        <w:t>Verify</w:t>
+      </w:r>
+      <w:r>
+        <w:t>.</w:t>
+      </w:r>
+    </w:p>
+    <w:p>
+      <w:pPr>
+        <w:pStyle w:val="Heading3"/>
+        <w:spacing w:before="160" w:after="40"/>
+      </w:pPr>
+      <w:r>
+        <w:rPr>
+          <w:rFonts w:ascii="Calibri" w:hAnsi="Calibri"/>
+          <w:b/>
+          <w:color w:val="334155"/>
+          <w:sz w:val="22"/>
+        </w:rPr>
+        <w:t>2. Warehouse Handover Verification Process:</w:t>
+      </w:r>
+    </w:p>
+    <w:p>
+      <w:pPr>
+        <w:pStyle w:val="ListNumber"/>
+        <w:spacing w:before="20" w:after="40" w:line="276" w:lineRule="auto"/>
+        <w:ind w:left="360"/>
+      </w:pPr>
+      <w:r>
+        <w:t xml:space="preserve">When a warehouse keeper creates a </w:t>
+      </w:r>
+      <w:r>
+        <w:rPr>
+          <w:rFonts w:ascii="Consolas" w:hAnsi="Consolas"/>
+          <w:color w:val="C2410C"/>
+          <w:sz w:val="19"/>
+        </w:rPr>
+        <w:t>Stock Entry</w:t>
+      </w:r>
+      <w:r>
+        <w:t xml:space="preserve"> (Material Issue) for workshop tires, parts, or lubricants:</w:t>
+      </w:r>
+    </w:p>
+    <w:p>
+      <w:pPr>
+        <w:pStyle w:val="ListNumber"/>
+        <w:spacing w:before="20" w:after="40" w:line="276" w:lineRule="auto"/>
+        <w:ind w:left="360"/>
+      </w:pPr>
+      <w:r>
+        <w:t xml:space="preserve">The </w:t>
+      </w:r>
+      <w:r>
+        <w:rPr>
+          <w:b/>
+        </w:rPr>
+        <w:t>Receiver Verification &amp; Handover Safety Check</w:t>
+      </w:r>
+      <w:r>
+        <w:t xml:space="preserve"> box appears at the top.</w:t>
+      </w:r>
+    </w:p>
+    <w:p>
+      <w:pPr>
+        <w:pStyle w:val="ListNumber"/>
+        <w:spacing w:before="20" w:after="40" w:line="276" w:lineRule="auto"/>
+        <w:ind w:left="360"/>
+      </w:pPr>
+      <w:r>
+        <w:t xml:space="preserve">Click </w:t>
+      </w:r>
+      <w:r>
+        <w:rPr>
+          <w:b/>
+        </w:rPr>
+        <w:t>📷 Scan Receiver QR &amp; Photo</w:t>
+      </w:r>
+      <w:r>
+        <w:t>:</w:t>
+      </w:r>
+    </w:p>
+    <w:p>
+      <w:pPr>
+        <w:pStyle w:val="ListBullet"/>
+        <w:spacing w:before="20" w:after="40" w:line="276" w:lineRule="auto"/>
+        <w:ind w:left="720"/>
+      </w:pPr>
+      <w:r>
+        <w:rPr>
+          <w:b/>
+        </w:rPr>
+        <w:t>Step 1 (Scan Badge)</w:t>
+      </w:r>
+      <w:r>
+        <w:t>: Point the device camera at the recipient's printed badge or smartphone screen (or scan with a 2D barcode gun). The system verifies the employee against ERPNext database and displays their photo, name, employee ID, and branch.</w:t>
+      </w:r>
+    </w:p>
+    <w:p>
+      <w:pPr>
+        <w:pStyle w:val="ListBullet"/>
+        <w:spacing w:before="20" w:after="40" w:line="276" w:lineRule="auto"/>
+        <w:ind w:left="720"/>
+      </w:pPr>
+      <w:r>
+        <w:rPr>
+          <w:b/>
+        </w:rPr>
+        <w:t>Step 2 (Handover Photo)</w:t>
+      </w:r>
+      <w:r>
+        <w:t xml:space="preserve">: Click </w:t>
+      </w:r>
+      <w:r>
+        <w:rPr>
+          <w:b/>
+        </w:rPr>
+        <w:t>📷 Take Handover Photo / Upload</w:t>
+      </w:r>
+      <w:r>
+        <w:t xml:space="preserve"> to snap a photo of the recipient holding the issued items.</w:t>
+      </w:r>
+    </w:p>
+    <w:p>
+      <w:pPr>
+        <w:pStyle w:val="ListNumber"/>
+        <w:spacing w:before="20" w:after="40" w:line="276" w:lineRule="auto"/>
+        <w:ind w:left="360"/>
+      </w:pPr>
+      <w:r>
+        <w:t xml:space="preserve">Click </w:t>
+      </w:r>
+      <w:r>
+        <w:rPr>
+          <w:b/>
+        </w:rPr>
+        <w:t>Save &amp; Apply Verification</w:t>
+      </w:r>
+      <w:r>
+        <w:t>.</w:t>
+      </w:r>
+    </w:p>
+    <w:p>
+      <w:pPr>
+        <w:pStyle w:val="ListNumber"/>
+        <w:spacing w:before="20" w:after="40" w:line="276" w:lineRule="auto"/>
+        <w:ind w:left="360"/>
+      </w:pPr>
+      <w:r>
+        <w:t xml:space="preserve">The </w:t>
+      </w:r>
+      <w:r>
+        <w:rPr>
+          <w:rFonts w:ascii="Consolas" w:hAnsi="Consolas"/>
+          <w:color w:val="C2410C"/>
+          <w:sz w:val="19"/>
+        </w:rPr>
+        <w:t>Stock Entry</w:t>
+      </w:r>
+      <w:r>
+        <w:t xml:space="preserve"> marks the receiver as </w:t>
+      </w:r>
+      <w:r>
+        <w:rPr>
+          <w:rFonts w:ascii="Consolas" w:hAnsi="Consolas"/>
+          <w:color w:val="C2410C"/>
+          <w:sz w:val="19"/>
+        </w:rPr>
+        <w:t>VERIFIED</w:t>
+      </w:r>
+      <w:r>
+        <w:t xml:space="preserve"> with timestamp and attached photo evidence, permitting clean submission. Material Issues without receiver verification are blocked by the system safety validator.</w:t>
       </w:r>
     </w:p>
     <w:p>
